--- a/Bases/Cours/W5D1-Databases.docx
+++ b/Bases/Cours/W5D1-Databases.docx
@@ -3,8 +3,3380 @@
 <w:document xmlns:wpc="http://schemas.microsoft.com/office/word/2010/wordprocessingCanvas" xmlns:cx="http://schemas.microsoft.com/office/drawing/2014/chartex" xmlns:cx1="http://schemas.microsoft.com/office/drawing/2015/9/8/chartex" xmlns:mc="http://schemas.openxmlformats.org/markup-compatibility/2006" xmlns:o="urn:schemas-microsoft-com:office:office" xmlns:r="http://schemas.openxmlformats.org/officeDocument/2006/relationships" xmlns:m="http://schemas.openxmlformats.org/officeDocument/2006/math" xmlns:v="urn:schemas-microsoft-com:vml" xmlns:wp14="http://schemas.microsoft.com/office/word/2010/wordprocessingDrawing" xmlns:wp="http://schemas.openxmlformats.org/drawingml/2006/wordprocessingDrawing" xmlns:w10="urn:schemas-microsoft-com:office:word" xmlns:w="http://schemas.openxmlformats.org/wordprocessingml/2006/main" xmlns:w14="http://schemas.microsoft.com/office/word/2010/wordml" xmlns:w15="http://schemas.microsoft.com/office/word/2012/wordml" xmlns:w16se="http://schemas.microsoft.com/office/word/2015/wordml/symex" xmlns:wpg="http://schemas.microsoft.com/office/word/2010/wordprocessingGroup" xmlns:wpi="http://schemas.microsoft.com/office/word/2010/wordprocessingInk" xmlns:wne="http://schemas.microsoft.com/office/word/2006/wordml" xmlns:wps="http://schemas.microsoft.com/office/word/2010/wordprocessingShape" mc:Ignorable="w14 w15 w16se wp14">
   <w:body>
     <w:p>
-      <w:bookmarkStart w:id="0" w:name="_GoBack"/>
+      <w:pPr>
+        <w:pStyle w:val="Titre"/>
+      </w:pPr>
+      <w:r>
+        <w:t>Week5 Day 1 - Databases</w:t>
+      </w:r>
+    </w:p>
+    <w:p>
+      <w:pPr>
+        <w:rPr>
+          <w:lang w:val="en-US"/>
+        </w:rPr>
+      </w:pPr>
+      <w:hyperlink r:id="rId5" w:history="1">
+        <w:r>
+          <w:rPr>
+            <w:rStyle w:val="Lienhypertexte"/>
+            <w:lang w:val="en-US"/>
+          </w:rPr>
+          <w:t>https://octopus.developers.institute/courses/collection/103/course/505/section/1316/chapter/365</w:t>
+        </w:r>
+      </w:hyperlink>
+    </w:p>
+    <w:p>
+      <w:pPr>
+        <w:pStyle w:val="Titre1"/>
+        <w:rPr>
+          <w:rFonts w:eastAsia="Times New Roman"/>
+          <w:lang w:eastAsia="fr-FR"/>
+        </w:rPr>
+      </w:pPr>
+      <w:proofErr w:type="spellStart"/>
+      <w:r>
+        <w:rPr>
+          <w:rFonts w:eastAsia="Times New Roman"/>
+          <w:lang w:eastAsia="fr-FR"/>
+        </w:rPr>
+        <w:t>Definitions</w:t>
+      </w:r>
+      <w:proofErr w:type="spellEnd"/>
+    </w:p>
+    <w:p>
+      <w:pPr>
+        <w:pStyle w:val="Titre2"/>
+        <w:rPr>
+          <w:rFonts w:eastAsia="Times New Roman"/>
+          <w:lang w:eastAsia="fr-FR"/>
+        </w:rPr>
+      </w:pPr>
+      <w:r>
+        <w:rPr>
+          <w:rFonts w:eastAsia="Times New Roman"/>
+          <w:lang w:eastAsia="fr-FR"/>
+        </w:rPr>
+        <w:t>Bases de données relationnelles (SQL)</w:t>
+      </w:r>
+    </w:p>
+    <w:p>
+      <w:pPr>
+        <w:spacing w:before="100" w:beforeAutospacing="1" w:after="100" w:afterAutospacing="1" w:line="240" w:lineRule="auto"/>
+        <w:rPr>
+          <w:rFonts w:ascii="Times New Roman" w:eastAsia="Times New Roman" w:hAnsi="Times New Roman" w:cs="Times New Roman"/>
+          <w:sz w:val="24"/>
+          <w:szCs w:val="24"/>
+          <w:lang w:eastAsia="fr-FR"/>
+        </w:rPr>
+      </w:pPr>
+      <w:r>
+        <w:rPr>
+          <w:rFonts w:ascii="Times New Roman" w:eastAsia="Times New Roman" w:hAnsi="Times New Roman" w:cs="Times New Roman"/>
+          <w:sz w:val="24"/>
+          <w:szCs w:val="24"/>
+          <w:lang w:eastAsia="fr-FR"/>
+        </w:rPr>
+        <w:t>Ces bases stockent les données sous forme de tables reliées entre elles par des relations. Elles utilisent le langage SQL pour manipuler les données. Exemples classiques : MySQL, PostgreSQL, Oracle et SQL Server.</w:t>
+      </w:r>
+    </w:p>
+    <w:p>
+      <w:pPr>
+        <w:numPr>
+          <w:ilvl w:val="1"/>
+          <w:numId w:val="1"/>
+        </w:numPr>
+        <w:spacing w:before="100" w:beforeAutospacing="1" w:after="100" w:afterAutospacing="1" w:line="240" w:lineRule="auto"/>
+        <w:rPr>
+          <w:rFonts w:ascii="Times New Roman" w:eastAsia="Times New Roman" w:hAnsi="Times New Roman" w:cs="Times New Roman"/>
+          <w:b/>
+          <w:bCs/>
+          <w:sz w:val="24"/>
+          <w:szCs w:val="24"/>
+          <w:lang w:eastAsia="fr-FR"/>
+        </w:rPr>
+      </w:pPr>
+      <w:r>
+        <w:rPr>
+          <w:rFonts w:ascii="Times New Roman" w:eastAsia="Times New Roman" w:hAnsi="Times New Roman" w:cs="Times New Roman"/>
+          <w:b/>
+          <w:bCs/>
+          <w:sz w:val="24"/>
+          <w:szCs w:val="24"/>
+          <w:lang w:eastAsia="fr-FR"/>
+        </w:rPr>
+        <w:t>Exemple :</w:t>
+      </w:r>
+      <w:r>
+        <w:rPr>
+          <w:rStyle w:val="Titre2Car"/>
+          <w:rFonts w:eastAsiaTheme="minorHAnsi"/>
+        </w:rPr>
+        <w:t xml:space="preserve"> </w:t>
+      </w:r>
+      <w:r>
+        <w:rPr>
+          <w:rStyle w:val="lev"/>
+        </w:rPr>
+        <w:t>MySQL</w:t>
+      </w:r>
+      <w:r>
+        <w:t xml:space="preserve">, </w:t>
+      </w:r>
+      <w:r>
+        <w:rPr>
+          <w:rStyle w:val="lev"/>
+        </w:rPr>
+        <w:t>PostgreSQL</w:t>
+      </w:r>
+      <w:r>
+        <w:t xml:space="preserve">, </w:t>
+      </w:r>
+      <w:r>
+        <w:rPr>
+          <w:rStyle w:val="lev"/>
+        </w:rPr>
+        <w:t>SQLite3</w:t>
+      </w:r>
+    </w:p>
+    <w:p>
+      <w:pPr>
+        <w:spacing w:before="100" w:beforeAutospacing="1" w:after="100" w:afterAutospacing="1" w:line="240" w:lineRule="auto"/>
+        <w:rPr>
+          <w:rFonts w:ascii="Times New Roman" w:eastAsia="Times New Roman" w:hAnsi="Times New Roman" w:cs="Times New Roman"/>
+          <w:sz w:val="24"/>
+          <w:szCs w:val="24"/>
+          <w:lang w:eastAsia="fr-FR"/>
+        </w:rPr>
+      </w:pPr>
+      <w:r>
+        <w:rPr>
+          <w:rFonts w:ascii="Times New Roman" w:eastAsia="Times New Roman" w:hAnsi="Times New Roman" w:cs="Times New Roman"/>
+          <w:b/>
+          <w:bCs/>
+          <w:sz w:val="24"/>
+          <w:szCs w:val="24"/>
+          <w:lang w:eastAsia="fr-FR"/>
+        </w:rPr>
+        <w:t>RDBMS</w:t>
+      </w:r>
+      <w:r>
+        <w:rPr>
+          <w:rFonts w:ascii="Times New Roman" w:eastAsia="Times New Roman" w:hAnsi="Times New Roman" w:cs="Times New Roman"/>
+          <w:sz w:val="24"/>
+          <w:szCs w:val="24"/>
+          <w:lang w:eastAsia="fr-FR"/>
+        </w:rPr>
+        <w:t xml:space="preserve"> (</w:t>
+      </w:r>
+      <w:proofErr w:type="spellStart"/>
+      <w:r>
+        <w:rPr>
+          <w:rFonts w:ascii="Times New Roman" w:eastAsia="Times New Roman" w:hAnsi="Times New Roman" w:cs="Times New Roman"/>
+          <w:sz w:val="24"/>
+          <w:szCs w:val="24"/>
+          <w:lang w:eastAsia="fr-FR"/>
+        </w:rPr>
+        <w:t>Relational</w:t>
+      </w:r>
+      <w:proofErr w:type="spellEnd"/>
+      <w:r>
+        <w:rPr>
+          <w:rFonts w:ascii="Times New Roman" w:eastAsia="Times New Roman" w:hAnsi="Times New Roman" w:cs="Times New Roman"/>
+          <w:sz w:val="24"/>
+          <w:szCs w:val="24"/>
+          <w:lang w:eastAsia="fr-FR"/>
+        </w:rPr>
+        <w:t xml:space="preserve"> </w:t>
+      </w:r>
+      <w:proofErr w:type="spellStart"/>
+      <w:r>
+        <w:rPr>
+          <w:rFonts w:ascii="Times New Roman" w:eastAsia="Times New Roman" w:hAnsi="Times New Roman" w:cs="Times New Roman"/>
+          <w:sz w:val="24"/>
+          <w:szCs w:val="24"/>
+          <w:lang w:eastAsia="fr-FR"/>
+        </w:rPr>
+        <w:t>Database</w:t>
+      </w:r>
+      <w:proofErr w:type="spellEnd"/>
+      <w:r>
+        <w:rPr>
+          <w:rFonts w:ascii="Times New Roman" w:eastAsia="Times New Roman" w:hAnsi="Times New Roman" w:cs="Times New Roman"/>
+          <w:sz w:val="24"/>
+          <w:szCs w:val="24"/>
+          <w:lang w:eastAsia="fr-FR"/>
+        </w:rPr>
+        <w:t xml:space="preserve"> Management System) se situe dans la catégorie des bases de données relationnelles (SQL). Ces systèmes organisent les données sous forme de tables avec des lignes et des colonnes, et utilisent le langage SQL pour gérer et manipuler les informations. Ils assurent également des garanties de transactions ACID (atomicité, cohérence, isolation, durabilité), ce qui les rend particulièrement adaptés aux applications nécessitant une forte intégrité des données.</w:t>
+      </w:r>
+    </w:p>
+    <w:p>
+      <w:pPr>
+        <w:spacing w:before="100" w:beforeAutospacing="1" w:after="100" w:afterAutospacing="1" w:line="240" w:lineRule="auto"/>
+        <w:rPr>
+          <w:rFonts w:ascii="Times New Roman" w:eastAsia="Times New Roman" w:hAnsi="Times New Roman" w:cs="Times New Roman"/>
+          <w:sz w:val="24"/>
+          <w:szCs w:val="24"/>
+          <w:lang w:eastAsia="fr-FR"/>
+        </w:rPr>
+      </w:pPr>
+      <w:r>
+        <w:rPr>
+          <w:rFonts w:ascii="Times New Roman" w:eastAsia="Times New Roman" w:hAnsi="Times New Roman" w:cs="Times New Roman"/>
+          <w:noProof/>
+          <w:sz w:val="24"/>
+          <w:szCs w:val="24"/>
+          <w:lang w:eastAsia="fr-FR"/>
+        </w:rPr>
+        <w:drawing>
+          <wp:inline distT="0" distB="0" distL="0" distR="0" wp14:anchorId="27E736F8" wp14:editId="6C3492A5">
+            <wp:extent cx="2038455" cy="2070206"/>
+            <wp:effectExtent l="0" t="0" r="0" b="6350"/>
+            <wp:docPr id="1" name="Image 1"/>
+            <wp:cNvGraphicFramePr>
+              <a:graphicFrameLocks xmlns:a="http://schemas.openxmlformats.org/drawingml/2006/main" noChangeAspect="1"/>
+            </wp:cNvGraphicFramePr>
+            <a:graphic xmlns:a="http://schemas.openxmlformats.org/drawingml/2006/main">
+              <a:graphicData uri="http://schemas.openxmlformats.org/drawingml/2006/picture">
+                <pic:pic xmlns:pic="http://schemas.openxmlformats.org/drawingml/2006/picture">
+                  <pic:nvPicPr>
+                    <pic:cNvPr id="1" name="A60E53.tmp"/>
+                    <pic:cNvPicPr/>
+                  </pic:nvPicPr>
+                  <pic:blipFill>
+                    <a:blip r:embed="rId6">
+                      <a:extLst>
+                        <a:ext uri="{28A0092B-C50C-407E-A947-70E740481C1C}">
+                          <a14:useLocalDpi xmlns:a14="http://schemas.microsoft.com/office/drawing/2010/main" val="0"/>
+                        </a:ext>
+                      </a:extLst>
+                    </a:blip>
+                    <a:stretch>
+                      <a:fillRect/>
+                    </a:stretch>
+                  </pic:blipFill>
+                  <pic:spPr>
+                    <a:xfrm>
+                      <a:off x="0" y="0"/>
+                      <a:ext cx="2038455" cy="2070206"/>
+                    </a:xfrm>
+                    <a:prstGeom prst="rect">
+                      <a:avLst/>
+                    </a:prstGeom>
+                  </pic:spPr>
+                </pic:pic>
+              </a:graphicData>
+            </a:graphic>
+          </wp:inline>
+        </w:drawing>
+      </w:r>
+      <w:r>
+        <w:rPr>
+          <w:rFonts w:ascii="Times New Roman" w:eastAsia="Times New Roman" w:hAnsi="Times New Roman" w:cs="Times New Roman"/>
+          <w:noProof/>
+          <w:sz w:val="24"/>
+          <w:szCs w:val="24"/>
+          <w:lang w:eastAsia="fr-FR"/>
+        </w:rPr>
+        <w:drawing>
+          <wp:inline distT="0" distB="0" distL="0" distR="0" wp14:anchorId="37EAB9E1" wp14:editId="42E9C2FB">
+            <wp:extent cx="1695537" cy="2870348"/>
+            <wp:effectExtent l="0" t="0" r="0" b="6350"/>
+            <wp:docPr id="4" name="Image 4"/>
+            <wp:cNvGraphicFramePr>
+              <a:graphicFrameLocks xmlns:a="http://schemas.openxmlformats.org/drawingml/2006/main" noChangeAspect="1"/>
+            </wp:cNvGraphicFramePr>
+            <a:graphic xmlns:a="http://schemas.openxmlformats.org/drawingml/2006/main">
+              <a:graphicData uri="http://schemas.openxmlformats.org/drawingml/2006/picture">
+                <pic:pic xmlns:pic="http://schemas.openxmlformats.org/drawingml/2006/picture">
+                  <pic:nvPicPr>
+                    <pic:cNvPr id="4" name="A60C9D.tmp"/>
+                    <pic:cNvPicPr/>
+                  </pic:nvPicPr>
+                  <pic:blipFill>
+                    <a:blip r:embed="rId7">
+                      <a:extLst>
+                        <a:ext uri="{28A0092B-C50C-407E-A947-70E740481C1C}">
+                          <a14:useLocalDpi xmlns:a14="http://schemas.microsoft.com/office/drawing/2010/main" val="0"/>
+                        </a:ext>
+                      </a:extLst>
+                    </a:blip>
+                    <a:stretch>
+                      <a:fillRect/>
+                    </a:stretch>
+                  </pic:blipFill>
+                  <pic:spPr>
+                    <a:xfrm>
+                      <a:off x="0" y="0"/>
+                      <a:ext cx="1695537" cy="2870348"/>
+                    </a:xfrm>
+                    <a:prstGeom prst="rect">
+                      <a:avLst/>
+                    </a:prstGeom>
+                  </pic:spPr>
+                </pic:pic>
+              </a:graphicData>
+            </a:graphic>
+          </wp:inline>
+        </w:drawing>
+      </w:r>
+    </w:p>
+    <w:p>
+      <w:pPr>
+        <w:pStyle w:val="Titre2"/>
+        <w:rPr>
+          <w:rFonts w:eastAsia="Times New Roman"/>
+          <w:lang w:eastAsia="fr-FR"/>
+        </w:rPr>
+      </w:pPr>
+      <w:r>
+        <w:rPr>
+          <w:rFonts w:eastAsia="Times New Roman"/>
+          <w:lang w:eastAsia="fr-FR"/>
+        </w:rPr>
+        <w:t xml:space="preserve">Bases de données </w:t>
+      </w:r>
+      <w:proofErr w:type="spellStart"/>
+      <w:r>
+        <w:rPr>
+          <w:rFonts w:eastAsia="Times New Roman"/>
+          <w:lang w:eastAsia="fr-FR"/>
+        </w:rPr>
+        <w:t>NoSQL</w:t>
+      </w:r>
+      <w:proofErr w:type="spellEnd"/>
+    </w:p>
+    <w:p>
+      <w:pPr>
+        <w:spacing w:before="100" w:beforeAutospacing="1" w:after="100" w:afterAutospacing="1" w:line="240" w:lineRule="auto"/>
+        <w:rPr>
+          <w:rFonts w:ascii="Times New Roman" w:eastAsia="Times New Roman" w:hAnsi="Times New Roman" w:cs="Times New Roman"/>
+          <w:sz w:val="24"/>
+          <w:szCs w:val="24"/>
+          <w:lang w:eastAsia="fr-FR"/>
+        </w:rPr>
+      </w:pPr>
+      <w:r>
+        <w:rPr>
+          <w:rFonts w:ascii="Times New Roman" w:eastAsia="Times New Roman" w:hAnsi="Times New Roman" w:cs="Times New Roman"/>
+          <w:sz w:val="24"/>
+          <w:szCs w:val="24"/>
+          <w:lang w:eastAsia="fr-FR"/>
+        </w:rPr>
+        <w:t xml:space="preserve">Conçues pour gérer de grandes quantités de données non structurées ou semi-structurées et pour offrir une </w:t>
+      </w:r>
+      <w:proofErr w:type="spellStart"/>
+      <w:r>
+        <w:rPr>
+          <w:rFonts w:ascii="Times New Roman" w:eastAsia="Times New Roman" w:hAnsi="Times New Roman" w:cs="Times New Roman"/>
+          <w:sz w:val="24"/>
+          <w:szCs w:val="24"/>
+          <w:lang w:eastAsia="fr-FR"/>
+        </w:rPr>
+        <w:t>scalabilité</w:t>
+      </w:r>
+      <w:proofErr w:type="spellEnd"/>
+      <w:r>
+        <w:rPr>
+          <w:rFonts w:ascii="Times New Roman" w:eastAsia="Times New Roman" w:hAnsi="Times New Roman" w:cs="Times New Roman"/>
+          <w:sz w:val="24"/>
+          <w:szCs w:val="24"/>
+          <w:lang w:eastAsia="fr-FR"/>
+        </w:rPr>
+        <w:t xml:space="preserve"> horizontale. Elles se déclinent en plusieurs catégories :</w:t>
+      </w:r>
+    </w:p>
+    <w:p>
+      <w:pPr>
+        <w:numPr>
+          <w:ilvl w:val="0"/>
+          <w:numId w:val="1"/>
+        </w:numPr>
+        <w:spacing w:before="100" w:beforeAutospacing="1" w:after="100" w:afterAutospacing="1" w:line="240" w:lineRule="auto"/>
+        <w:rPr>
+          <w:rFonts w:ascii="Times New Roman" w:eastAsia="Times New Roman" w:hAnsi="Times New Roman" w:cs="Times New Roman"/>
+          <w:sz w:val="24"/>
+          <w:szCs w:val="24"/>
+          <w:lang w:eastAsia="fr-FR"/>
+        </w:rPr>
+      </w:pPr>
+      <w:r>
+        <w:rPr>
+          <w:rFonts w:ascii="Times New Roman" w:eastAsia="Times New Roman" w:hAnsi="Times New Roman" w:cs="Times New Roman"/>
+          <w:b/>
+          <w:bCs/>
+          <w:sz w:val="24"/>
+          <w:szCs w:val="24"/>
+          <w:lang w:eastAsia="fr-FR"/>
+        </w:rPr>
+        <w:t>Orientées documents :</w:t>
+      </w:r>
+      <w:r>
+        <w:rPr>
+          <w:rFonts w:ascii="Times New Roman" w:eastAsia="Times New Roman" w:hAnsi="Times New Roman" w:cs="Times New Roman"/>
+          <w:sz w:val="24"/>
+          <w:szCs w:val="24"/>
+          <w:lang w:eastAsia="fr-FR"/>
+        </w:rPr>
+        <w:t xml:space="preserve"> Stockent les données sous forme de documents (souvent en JSON). </w:t>
+      </w:r>
+      <w:r>
+        <w:rPr>
+          <w:rFonts w:ascii="Times New Roman" w:eastAsia="Times New Roman" w:hAnsi="Times New Roman" w:cs="Times New Roman"/>
+          <w:sz w:val="24"/>
+          <w:szCs w:val="24"/>
+          <w:highlight w:val="lightGray"/>
+          <w:lang w:eastAsia="fr-FR"/>
+        </w:rPr>
+        <w:t>Exemple</w:t>
+      </w:r>
+      <w:r>
+        <w:rPr>
+          <w:rFonts w:ascii="Times New Roman" w:eastAsia="Times New Roman" w:hAnsi="Times New Roman" w:cs="Times New Roman"/>
+          <w:sz w:val="24"/>
+          <w:szCs w:val="24"/>
+          <w:lang w:eastAsia="fr-FR"/>
+        </w:rPr>
+        <w:t xml:space="preserve"> : </w:t>
+      </w:r>
+      <w:proofErr w:type="spellStart"/>
+      <w:r>
+        <w:rPr>
+          <w:rFonts w:ascii="Times New Roman" w:eastAsia="Times New Roman" w:hAnsi="Times New Roman" w:cs="Times New Roman"/>
+          <w:sz w:val="24"/>
+          <w:szCs w:val="24"/>
+          <w:lang w:eastAsia="fr-FR"/>
+        </w:rPr>
+        <w:t>MongoDB</w:t>
+      </w:r>
+      <w:proofErr w:type="spellEnd"/>
+      <w:r>
+        <w:rPr>
+          <w:rFonts w:ascii="Times New Roman" w:eastAsia="Times New Roman" w:hAnsi="Times New Roman" w:cs="Times New Roman"/>
+          <w:sz w:val="24"/>
+          <w:szCs w:val="24"/>
+          <w:lang w:eastAsia="fr-FR"/>
+        </w:rPr>
+        <w:t>.</w:t>
+      </w:r>
+    </w:p>
+    <w:p>
+      <w:pPr>
+        <w:numPr>
+          <w:ilvl w:val="0"/>
+          <w:numId w:val="1"/>
+        </w:numPr>
+        <w:spacing w:before="100" w:beforeAutospacing="1" w:after="100" w:afterAutospacing="1" w:line="240" w:lineRule="auto"/>
+        <w:rPr>
+          <w:rFonts w:ascii="Times New Roman" w:eastAsia="Times New Roman" w:hAnsi="Times New Roman" w:cs="Times New Roman"/>
+          <w:sz w:val="24"/>
+          <w:szCs w:val="24"/>
+          <w:lang w:eastAsia="fr-FR"/>
+        </w:rPr>
+      </w:pPr>
+      <w:r>
+        <w:rPr>
+          <w:rFonts w:ascii="Times New Roman" w:eastAsia="Times New Roman" w:hAnsi="Times New Roman" w:cs="Times New Roman"/>
+          <w:b/>
+          <w:bCs/>
+          <w:sz w:val="24"/>
+          <w:szCs w:val="24"/>
+          <w:lang w:eastAsia="fr-FR"/>
+        </w:rPr>
+        <w:t>Clé-Valeur :</w:t>
+      </w:r>
+      <w:r>
+        <w:rPr>
+          <w:rFonts w:ascii="Times New Roman" w:eastAsia="Times New Roman" w:hAnsi="Times New Roman" w:cs="Times New Roman"/>
+          <w:sz w:val="24"/>
+          <w:szCs w:val="24"/>
+          <w:lang w:eastAsia="fr-FR"/>
+        </w:rPr>
+        <w:t xml:space="preserve"> Chaque donnée est stockée sous la forme d’une paire clé-valeur. </w:t>
+      </w:r>
+      <w:r>
+        <w:rPr>
+          <w:rFonts w:ascii="Times New Roman" w:eastAsia="Times New Roman" w:hAnsi="Times New Roman" w:cs="Times New Roman"/>
+          <w:sz w:val="24"/>
+          <w:szCs w:val="24"/>
+          <w:highlight w:val="lightGray"/>
+          <w:lang w:eastAsia="fr-FR"/>
+        </w:rPr>
+        <w:t>Exemple</w:t>
+      </w:r>
+      <w:r>
+        <w:rPr>
+          <w:rFonts w:ascii="Times New Roman" w:eastAsia="Times New Roman" w:hAnsi="Times New Roman" w:cs="Times New Roman"/>
+          <w:sz w:val="24"/>
+          <w:szCs w:val="24"/>
+          <w:lang w:eastAsia="fr-FR"/>
+        </w:rPr>
+        <w:t xml:space="preserve"> : Redis.</w:t>
+      </w:r>
+    </w:p>
+    <w:p>
+      <w:pPr>
+        <w:numPr>
+          <w:ilvl w:val="0"/>
+          <w:numId w:val="1"/>
+        </w:numPr>
+        <w:spacing w:before="100" w:beforeAutospacing="1" w:after="100" w:afterAutospacing="1" w:line="240" w:lineRule="auto"/>
+        <w:rPr>
+          <w:rFonts w:ascii="Times New Roman" w:eastAsia="Times New Roman" w:hAnsi="Times New Roman" w:cs="Times New Roman"/>
+          <w:sz w:val="24"/>
+          <w:szCs w:val="24"/>
+          <w:lang w:eastAsia="fr-FR"/>
+        </w:rPr>
+      </w:pPr>
+      <w:r>
+        <w:rPr>
+          <w:rFonts w:ascii="Times New Roman" w:eastAsia="Times New Roman" w:hAnsi="Times New Roman" w:cs="Times New Roman"/>
+          <w:b/>
+          <w:bCs/>
+          <w:sz w:val="24"/>
+          <w:szCs w:val="24"/>
+          <w:lang w:eastAsia="fr-FR"/>
+        </w:rPr>
+        <w:lastRenderedPageBreak/>
+        <w:t>Colonnes :</w:t>
+      </w:r>
+      <w:r>
+        <w:rPr>
+          <w:rFonts w:ascii="Times New Roman" w:eastAsia="Times New Roman" w:hAnsi="Times New Roman" w:cs="Times New Roman"/>
+          <w:sz w:val="24"/>
+          <w:szCs w:val="24"/>
+          <w:lang w:eastAsia="fr-FR"/>
+        </w:rPr>
+        <w:t xml:space="preserve"> Optimisées pour l’analyse de grandes quantités de données en stockant l’information par colonnes plutôt que par lignes. </w:t>
+      </w:r>
+      <w:r>
+        <w:rPr>
+          <w:rFonts w:ascii="Times New Roman" w:eastAsia="Times New Roman" w:hAnsi="Times New Roman" w:cs="Times New Roman"/>
+          <w:sz w:val="24"/>
+          <w:szCs w:val="24"/>
+          <w:highlight w:val="lightGray"/>
+          <w:lang w:eastAsia="fr-FR"/>
+        </w:rPr>
+        <w:t>Exemple</w:t>
+      </w:r>
+      <w:r>
+        <w:rPr>
+          <w:rFonts w:ascii="Times New Roman" w:eastAsia="Times New Roman" w:hAnsi="Times New Roman" w:cs="Times New Roman"/>
+          <w:sz w:val="24"/>
+          <w:szCs w:val="24"/>
+          <w:lang w:eastAsia="fr-FR"/>
+        </w:rPr>
+        <w:t xml:space="preserve"> : Cassandra.</w:t>
+      </w:r>
+    </w:p>
+    <w:p>
+      <w:pPr>
+        <w:numPr>
+          <w:ilvl w:val="0"/>
+          <w:numId w:val="1"/>
+        </w:numPr>
+        <w:spacing w:before="100" w:beforeAutospacing="1" w:after="100" w:afterAutospacing="1" w:line="240" w:lineRule="auto"/>
+        <w:rPr>
+          <w:rFonts w:ascii="Times New Roman" w:eastAsia="Times New Roman" w:hAnsi="Times New Roman" w:cs="Times New Roman"/>
+          <w:sz w:val="24"/>
+          <w:szCs w:val="24"/>
+          <w:lang w:eastAsia="fr-FR"/>
+        </w:rPr>
+      </w:pPr>
+      <w:r>
+        <w:rPr>
+          <w:rFonts w:ascii="Times New Roman" w:eastAsia="Times New Roman" w:hAnsi="Times New Roman" w:cs="Times New Roman"/>
+          <w:b/>
+          <w:bCs/>
+          <w:sz w:val="24"/>
+          <w:szCs w:val="24"/>
+          <w:lang w:eastAsia="fr-FR"/>
+        </w:rPr>
+        <w:t>Graphes :</w:t>
+      </w:r>
+      <w:r>
+        <w:rPr>
+          <w:rFonts w:ascii="Times New Roman" w:eastAsia="Times New Roman" w:hAnsi="Times New Roman" w:cs="Times New Roman"/>
+          <w:sz w:val="24"/>
+          <w:szCs w:val="24"/>
+          <w:lang w:eastAsia="fr-FR"/>
+        </w:rPr>
+        <w:t xml:space="preserve"> Idéales pour modéliser des réseaux complexes de relations entre données. </w:t>
+      </w:r>
+      <w:r>
+        <w:rPr>
+          <w:rFonts w:ascii="Times New Roman" w:eastAsia="Times New Roman" w:hAnsi="Times New Roman" w:cs="Times New Roman"/>
+          <w:sz w:val="24"/>
+          <w:szCs w:val="24"/>
+          <w:highlight w:val="lightGray"/>
+          <w:lang w:eastAsia="fr-FR"/>
+        </w:rPr>
+        <w:t>Exemple</w:t>
+      </w:r>
+      <w:r>
+        <w:rPr>
+          <w:rFonts w:ascii="Times New Roman" w:eastAsia="Times New Roman" w:hAnsi="Times New Roman" w:cs="Times New Roman"/>
+          <w:sz w:val="24"/>
+          <w:szCs w:val="24"/>
+          <w:lang w:eastAsia="fr-FR"/>
+        </w:rPr>
+        <w:t xml:space="preserve"> : Neo4j.</w:t>
+      </w:r>
+    </w:p>
+    <w:p>
+      <w:pPr>
+        <w:spacing w:before="100" w:beforeAutospacing="1" w:after="100" w:afterAutospacing="1" w:line="240" w:lineRule="auto"/>
+        <w:rPr>
+          <w:rFonts w:ascii="Times New Roman" w:eastAsia="Times New Roman" w:hAnsi="Times New Roman" w:cs="Times New Roman"/>
+          <w:sz w:val="24"/>
+          <w:szCs w:val="24"/>
+          <w:lang w:eastAsia="fr-FR"/>
+        </w:rPr>
+      </w:pPr>
+      <w:r>
+        <w:rPr>
+          <w:rFonts w:ascii="Times New Roman" w:eastAsia="Times New Roman" w:hAnsi="Times New Roman" w:cs="Times New Roman"/>
+          <w:noProof/>
+          <w:sz w:val="24"/>
+          <w:szCs w:val="24"/>
+          <w:lang w:eastAsia="fr-FR"/>
+        </w:rPr>
+        <w:drawing>
+          <wp:inline distT="0" distB="0" distL="0" distR="0" wp14:anchorId="7763C6E0" wp14:editId="49D175B0">
+            <wp:extent cx="1924149" cy="2311519"/>
+            <wp:effectExtent l="0" t="0" r="0" b="0"/>
+            <wp:docPr id="2" name="Image 2"/>
+            <wp:cNvGraphicFramePr>
+              <a:graphicFrameLocks xmlns:a="http://schemas.openxmlformats.org/drawingml/2006/main" noChangeAspect="1"/>
+            </wp:cNvGraphicFramePr>
+            <a:graphic xmlns:a="http://schemas.openxmlformats.org/drawingml/2006/main">
+              <a:graphicData uri="http://schemas.openxmlformats.org/drawingml/2006/picture">
+                <pic:pic xmlns:pic="http://schemas.openxmlformats.org/drawingml/2006/picture">
+                  <pic:nvPicPr>
+                    <pic:cNvPr id="2" name="A605734.tmp"/>
+                    <pic:cNvPicPr/>
+                  </pic:nvPicPr>
+                  <pic:blipFill>
+                    <a:blip r:embed="rId8">
+                      <a:extLst>
+                        <a:ext uri="{28A0092B-C50C-407E-A947-70E740481C1C}">
+                          <a14:useLocalDpi xmlns:a14="http://schemas.microsoft.com/office/drawing/2010/main" val="0"/>
+                        </a:ext>
+                      </a:extLst>
+                    </a:blip>
+                    <a:stretch>
+                      <a:fillRect/>
+                    </a:stretch>
+                  </pic:blipFill>
+                  <pic:spPr>
+                    <a:xfrm>
+                      <a:off x="0" y="0"/>
+                      <a:ext cx="1924149" cy="2311519"/>
+                    </a:xfrm>
+                    <a:prstGeom prst="rect">
+                      <a:avLst/>
+                    </a:prstGeom>
+                  </pic:spPr>
+                </pic:pic>
+              </a:graphicData>
+            </a:graphic>
+          </wp:inline>
+        </w:drawing>
+      </w:r>
+      <w:r>
+        <w:rPr>
+          <w:rFonts w:ascii="Times New Roman" w:eastAsia="Times New Roman" w:hAnsi="Times New Roman" w:cs="Times New Roman"/>
+          <w:noProof/>
+          <w:sz w:val="24"/>
+          <w:szCs w:val="24"/>
+          <w:lang w:eastAsia="fr-FR"/>
+        </w:rPr>
+        <w:drawing>
+          <wp:inline distT="0" distB="0" distL="0" distR="0" wp14:anchorId="458EB2C2" wp14:editId="0E6C97D1">
+            <wp:extent cx="1657435" cy="2870348"/>
+            <wp:effectExtent l="0" t="0" r="0" b="6350"/>
+            <wp:docPr id="3" name="Image 3"/>
+            <wp:cNvGraphicFramePr>
+              <a:graphicFrameLocks xmlns:a="http://schemas.openxmlformats.org/drawingml/2006/main" noChangeAspect="1"/>
+            </wp:cNvGraphicFramePr>
+            <a:graphic xmlns:a="http://schemas.openxmlformats.org/drawingml/2006/main">
+              <a:graphicData uri="http://schemas.openxmlformats.org/drawingml/2006/picture">
+                <pic:pic xmlns:pic="http://schemas.openxmlformats.org/drawingml/2006/picture">
+                  <pic:nvPicPr>
+                    <pic:cNvPr id="3" name="A60DEA6.tmp"/>
+                    <pic:cNvPicPr/>
+                  </pic:nvPicPr>
+                  <pic:blipFill>
+                    <a:blip r:embed="rId9">
+                      <a:extLst>
+                        <a:ext uri="{28A0092B-C50C-407E-A947-70E740481C1C}">
+                          <a14:useLocalDpi xmlns:a14="http://schemas.microsoft.com/office/drawing/2010/main" val="0"/>
+                        </a:ext>
+                      </a:extLst>
+                    </a:blip>
+                    <a:stretch>
+                      <a:fillRect/>
+                    </a:stretch>
+                  </pic:blipFill>
+                  <pic:spPr>
+                    <a:xfrm>
+                      <a:off x="0" y="0"/>
+                      <a:ext cx="1657435" cy="2870348"/>
+                    </a:xfrm>
+                    <a:prstGeom prst="rect">
+                      <a:avLst/>
+                    </a:prstGeom>
+                  </pic:spPr>
+                </pic:pic>
+              </a:graphicData>
+            </a:graphic>
+          </wp:inline>
+        </w:drawing>
+      </w:r>
+    </w:p>
+    <w:p>
+      <w:pPr>
+        <w:pStyle w:val="Titre2"/>
+        <w:rPr>
+          <w:rFonts w:eastAsia="Times New Roman"/>
+          <w:lang w:eastAsia="fr-FR"/>
+        </w:rPr>
+      </w:pPr>
+      <w:r>
+        <w:rPr>
+          <w:rFonts w:eastAsia="Times New Roman"/>
+          <w:lang w:eastAsia="fr-FR"/>
+        </w:rPr>
+        <w:t xml:space="preserve">Bases de données </w:t>
+      </w:r>
+      <w:proofErr w:type="spellStart"/>
+      <w:r>
+        <w:rPr>
+          <w:rFonts w:eastAsia="Times New Roman"/>
+          <w:lang w:eastAsia="fr-FR"/>
+        </w:rPr>
+        <w:t>NewSQL</w:t>
+      </w:r>
+      <w:proofErr w:type="spellEnd"/>
+    </w:p>
+    <w:p>
+      <w:pPr>
+        <w:spacing w:before="100" w:beforeAutospacing="1" w:after="100" w:afterAutospacing="1" w:line="240" w:lineRule="auto"/>
+        <w:rPr>
+          <w:rFonts w:ascii="Times New Roman" w:eastAsia="Times New Roman" w:hAnsi="Times New Roman" w:cs="Times New Roman"/>
+          <w:sz w:val="24"/>
+          <w:szCs w:val="24"/>
+          <w:lang w:eastAsia="fr-FR"/>
+        </w:rPr>
+      </w:pPr>
+      <w:r>
+        <w:rPr>
+          <w:rFonts w:ascii="Times New Roman" w:eastAsia="Times New Roman" w:hAnsi="Times New Roman" w:cs="Times New Roman"/>
+          <w:sz w:val="24"/>
+          <w:szCs w:val="24"/>
+          <w:lang w:eastAsia="fr-FR"/>
+        </w:rPr>
+        <w:t xml:space="preserve">Elles cherchent à combiner les avantages des bases relationnelles (transactions ACID, structure rigoureuse) avec la capacité de </w:t>
+      </w:r>
+      <w:proofErr w:type="spellStart"/>
+      <w:r>
+        <w:rPr>
+          <w:rFonts w:ascii="Times New Roman" w:eastAsia="Times New Roman" w:hAnsi="Times New Roman" w:cs="Times New Roman"/>
+          <w:sz w:val="24"/>
+          <w:szCs w:val="24"/>
+          <w:lang w:eastAsia="fr-FR"/>
+        </w:rPr>
+        <w:t>scalabilité</w:t>
+      </w:r>
+      <w:proofErr w:type="spellEnd"/>
+      <w:r>
+        <w:rPr>
+          <w:rFonts w:ascii="Times New Roman" w:eastAsia="Times New Roman" w:hAnsi="Times New Roman" w:cs="Times New Roman"/>
+          <w:sz w:val="24"/>
+          <w:szCs w:val="24"/>
+          <w:lang w:eastAsia="fr-FR"/>
+        </w:rPr>
+        <w:t xml:space="preserve"> des systèmes </w:t>
+      </w:r>
+      <w:proofErr w:type="spellStart"/>
+      <w:r>
+        <w:rPr>
+          <w:rFonts w:ascii="Times New Roman" w:eastAsia="Times New Roman" w:hAnsi="Times New Roman" w:cs="Times New Roman"/>
+          <w:sz w:val="24"/>
+          <w:szCs w:val="24"/>
+          <w:lang w:eastAsia="fr-FR"/>
+        </w:rPr>
+        <w:t>NoSQL</w:t>
+      </w:r>
+      <w:proofErr w:type="spellEnd"/>
+      <w:r>
+        <w:rPr>
+          <w:rFonts w:ascii="Times New Roman" w:eastAsia="Times New Roman" w:hAnsi="Times New Roman" w:cs="Times New Roman"/>
+          <w:sz w:val="24"/>
+          <w:szCs w:val="24"/>
+          <w:lang w:eastAsia="fr-FR"/>
+        </w:rPr>
+        <w:t>.</w:t>
+      </w:r>
+    </w:p>
+    <w:p>
+      <w:pPr>
+        <w:pStyle w:val="Titre1"/>
+      </w:pPr>
+      <w:bookmarkStart w:id="0" w:name="Introduction_:_Basic_Notions"/>
+      <w:r>
+        <w:rPr>
+          <w:noProof/>
+          <w:lang w:eastAsia="fr-FR"/>
+        </w:rPr>
+        <mc:AlternateContent>
+          <mc:Choice Requires="wpg">
+            <w:drawing>
+              <wp:anchor distT="0" distB="0" distL="114300" distR="114300" simplePos="0" relativeHeight="251665408" behindDoc="0" locked="0" layoutInCell="1" allowOverlap="1" wp14:anchorId="7708F082" wp14:editId="2CFFA549">
+                <wp:simplePos x="0" y="0"/>
+                <wp:positionH relativeFrom="column">
+                  <wp:posOffset>2382406</wp:posOffset>
+                </wp:positionH>
+                <wp:positionV relativeFrom="paragraph">
+                  <wp:posOffset>381287</wp:posOffset>
+                </wp:positionV>
+                <wp:extent cx="3530192" cy="2542349"/>
+                <wp:effectExtent l="2247900" t="38100" r="13335" b="48895"/>
+                <wp:wrapNone/>
+                <wp:docPr id="10" name="Groupe 10"/>
+                <wp:cNvGraphicFramePr/>
+                <a:graphic xmlns:a="http://schemas.openxmlformats.org/drawingml/2006/main">
+                  <a:graphicData uri="http://schemas.microsoft.com/office/word/2010/wordprocessingGroup">
+                    <wpg:wgp>
+                      <wpg:cNvGrpSpPr/>
+                      <wpg:grpSpPr>
+                        <a:xfrm>
+                          <a:off x="0" y="0"/>
+                          <a:ext cx="3530192" cy="2542349"/>
+                          <a:chOff x="0" y="0"/>
+                          <a:chExt cx="3530192" cy="2542349"/>
+                        </a:xfrm>
+                      </wpg:grpSpPr>
+                      <wps:wsp>
+                        <wps:cNvPr id="6" name="Légende encadrée avec une bordure 1 6"/>
+                        <wps:cNvSpPr/>
+                        <wps:spPr>
+                          <a:xfrm>
+                            <a:off x="0" y="0"/>
+                            <a:ext cx="1754505" cy="285115"/>
+                          </a:xfrm>
+                          <a:prstGeom prst="accentBorderCallout1">
+                            <a:avLst>
+                              <a:gd name="adj1" fmla="val 18750"/>
+                              <a:gd name="adj2" fmla="val -8333"/>
+                              <a:gd name="adj3" fmla="val 194068"/>
+                              <a:gd name="adj4" fmla="val -29597"/>
+                            </a:avLst>
+                          </a:prstGeom>
+                          <a:noFill/>
+                          <a:ln>
+                            <a:solidFill>
+                              <a:schemeClr val="tx1"/>
+                            </a:solidFill>
+                          </a:ln>
+                        </wps:spPr>
+                        <wps:style>
+                          <a:lnRef idx="2">
+                            <a:schemeClr val="accent1">
+                              <a:shade val="50000"/>
+                            </a:schemeClr>
+                          </a:lnRef>
+                          <a:fillRef idx="1">
+                            <a:schemeClr val="accent1"/>
+                          </a:fillRef>
+                          <a:effectRef idx="0">
+                            <a:schemeClr val="accent1"/>
+                          </a:effectRef>
+                          <a:fontRef idx="minor">
+                            <a:schemeClr val="lt1"/>
+                          </a:fontRef>
+                        </wps:style>
+                        <wps:txbx>
+                          <w:txbxContent>
+                            <w:p>
+                              <w:pPr>
+                                <w:jc w:val="center"/>
+                                <w:rPr>
+                                  <w:color w:val="000000" w:themeColor="text1"/>
+                                  <w:lang w:val="en-US"/>
+                                  <w14:shadow w14:blurRad="38100" w14:dist="19050" w14:dir="2700000" w14:sx="100000" w14:sy="100000" w14:kx="0" w14:ky="0" w14:algn="tl">
+                                    <w14:schemeClr w14:val="dk1">
+                                      <w14:alpha w14:val="60000"/>
+                                    </w14:schemeClr>
+                                  </w14:shadow>
+                                  <w14:textOutline w14:w="0" w14:cap="flat" w14:cmpd="sng" w14:algn="ctr">
+                                    <w14:noFill/>
+                                    <w14:prstDash w14:val="solid"/>
+                                    <w14:round/>
+                                  </w14:textOutline>
+                                </w:rPr>
+                              </w:pPr>
+                              <w:r>
+                                <w:rPr>
+                                  <w:color w:val="000000" w:themeColor="text1"/>
+                                  <w:highlight w:val="lightGray"/>
+                                  <w:lang w:val="en-US"/>
+                                  <w14:shadow w14:blurRad="38100" w14:dist="19050" w14:dir="2700000" w14:sx="100000" w14:sy="100000" w14:kx="0" w14:ky="0" w14:algn="tl">
+                                    <w14:schemeClr w14:val="dk1">
+                                      <w14:alpha w14:val="60000"/>
+                                    </w14:schemeClr>
+                                  </w14:shadow>
+                                  <w14:textOutline w14:w="0" w14:cap="flat" w14:cmpd="sng" w14:algn="ctr">
+                                    <w14:noFill/>
+                                    <w14:prstDash w14:val="solid"/>
+                                    <w14:round/>
+                                  </w14:textOutline>
+                                </w:rPr>
+                                <w:t>Fields</w:t>
+                              </w:r>
+                              <w:r>
+                                <w:rPr>
+                                  <w:color w:val="000000" w:themeColor="text1"/>
+                                  <w:highlight w:val="lightGray"/>
+                                  <w:lang w:val="en-US"/>
+                                  <w14:shadow w14:blurRad="38100" w14:dist="19050" w14:dir="2700000" w14:sx="100000" w14:sy="100000" w14:kx="0" w14:ky="0" w14:algn="tl">
+                                    <w14:schemeClr w14:val="dk1">
+                                      <w14:alpha w14:val="60000"/>
+                                    </w14:schemeClr>
+                                  </w14:shadow>
+                                  <w14:textOutline w14:w="0" w14:cap="flat" w14:cmpd="sng" w14:algn="ctr">
+                                    <w14:noFill/>
+                                    <w14:prstDash w14:val="solid"/>
+                                    <w14:round/>
+                                  </w14:textOutline>
+                                </w:rPr>
+                                <w:t xml:space="preserve"> = </w:t>
+                              </w:r>
+                              <w:proofErr w:type="spellStart"/>
+                              <w:r>
+                                <w:rPr>
+                                  <w:color w:val="000000" w:themeColor="text1"/>
+                                  <w:highlight w:val="lightGray"/>
+                                  <w:lang w:val="en-US"/>
+                                  <w14:shadow w14:blurRad="38100" w14:dist="19050" w14:dir="2700000" w14:sx="100000" w14:sy="100000" w14:kx="0" w14:ky="0" w14:algn="tl">
+                                    <w14:schemeClr w14:val="dk1">
+                                      <w14:alpha w14:val="60000"/>
+                                    </w14:schemeClr>
+                                  </w14:shadow>
+                                  <w14:textOutline w14:w="0" w14:cap="flat" w14:cmpd="sng" w14:algn="ctr">
+                                    <w14:noFill/>
+                                    <w14:prstDash w14:val="solid"/>
+                                    <w14:round/>
+                                  </w14:textOutline>
+                                </w:rPr>
+                                <w:t>colonne</w:t>
+                              </w:r>
+                              <w:proofErr w:type="spellEnd"/>
+                              <w:r>
+                                <w:rPr>
+                                  <w:color w:val="000000" w:themeColor="text1"/>
+                                  <w:highlight w:val="lightGray"/>
+                                  <w:lang w:val="en-US"/>
+                                  <w14:shadow w14:blurRad="38100" w14:dist="19050" w14:dir="2700000" w14:sx="100000" w14:sy="100000" w14:kx="0" w14:ky="0" w14:algn="tl">
+                                    <w14:schemeClr w14:val="dk1">
+                                      <w14:alpha w14:val="60000"/>
+                                    </w14:schemeClr>
+                                  </w14:shadow>
+                                  <w14:textOutline w14:w="0" w14:cap="flat" w14:cmpd="sng" w14:algn="ctr">
+                                    <w14:noFill/>
+                                    <w14:prstDash w14:val="solid"/>
+                                    <w14:round/>
+                                  </w14:textOutline>
+                                </w:rPr>
+                                <w:t xml:space="preserve"> </w:t>
+                              </w:r>
+                              <w:proofErr w:type="spellStart"/>
+                              <w:r>
+                                <w:rPr>
+                                  <w:color w:val="000000" w:themeColor="text1"/>
+                                  <w:highlight w:val="lightGray"/>
+                                  <w:lang w:val="en-US"/>
+                                  <w14:shadow w14:blurRad="38100" w14:dist="19050" w14:dir="2700000" w14:sx="100000" w14:sy="100000" w14:kx="0" w14:ky="0" w14:algn="tl">
+                                    <w14:schemeClr w14:val="dk1">
+                                      <w14:alpha w14:val="60000"/>
+                                    </w14:schemeClr>
+                                  </w14:shadow>
+                                  <w14:textOutline w14:w="0" w14:cap="flat" w14:cmpd="sng" w14:algn="ctr">
+                                    <w14:noFill/>
+                                    <w14:prstDash w14:val="solid"/>
+                                    <w14:round/>
+                                  </w14:textOutline>
+                                </w:rPr>
+                                <w:t>titre</w:t>
+                              </w:r>
+                              <w:proofErr w:type="spellEnd"/>
+                            </w:p>
+                          </w:txbxContent>
+                        </wps:txbx>
+                        <wps:bodyPr rot="0" spcFirstLastPara="0" vertOverflow="overflow" horzOverflow="overflow" vert="horz" wrap="square" lIns="91440" tIns="45720" rIns="91440" bIns="45720" numCol="1" spcCol="0" rtlCol="0" fromWordArt="0" anchor="ctr" anchorCtr="0" forceAA="0" compatLnSpc="1">
+                          <a:prstTxWarp prst="textNoShape">
+                            <a:avLst/>
+                          </a:prstTxWarp>
+                          <a:noAutofit/>
+                        </wps:bodyPr>
+                      </wps:wsp>
+                      <wps:wsp>
+                        <wps:cNvPr id="7" name="Légende encadrée avec une bordure 1 7"/>
+                        <wps:cNvSpPr/>
+                        <wps:spPr>
+                          <a:xfrm>
+                            <a:off x="1083537" y="1220961"/>
+                            <a:ext cx="2446655" cy="258992"/>
+                          </a:xfrm>
+                          <a:prstGeom prst="accentBorderCallout1">
+                            <a:avLst>
+                              <a:gd name="adj1" fmla="val 87035"/>
+                              <a:gd name="adj2" fmla="val -7971"/>
+                              <a:gd name="adj3" fmla="val 93663"/>
+                              <a:gd name="adj4" fmla="val -136002"/>
+                            </a:avLst>
+                          </a:prstGeom>
+                          <a:noFill/>
+                          <a:ln>
+                            <a:solidFill>
+                              <a:schemeClr val="tx1"/>
+                            </a:solidFill>
+                          </a:ln>
+                        </wps:spPr>
+                        <wps:style>
+                          <a:lnRef idx="2">
+                            <a:schemeClr val="accent1">
+                              <a:shade val="50000"/>
+                            </a:schemeClr>
+                          </a:lnRef>
+                          <a:fillRef idx="1">
+                            <a:schemeClr val="accent1"/>
+                          </a:fillRef>
+                          <a:effectRef idx="0">
+                            <a:schemeClr val="accent1"/>
+                          </a:effectRef>
+                          <a:fontRef idx="minor">
+                            <a:schemeClr val="lt1"/>
+                          </a:fontRef>
+                        </wps:style>
+                        <wps:txbx>
+                          <w:txbxContent>
+                            <w:p>
+                              <w:pPr>
+                                <w:jc w:val="center"/>
+                                <w:rPr>
+                                  <w:color w:val="000000" w:themeColor="text1"/>
+                                  <w:lang w:val="en-US"/>
+                                  <w14:shadow w14:blurRad="38100" w14:dist="19050" w14:dir="2700000" w14:sx="100000" w14:sy="100000" w14:kx="0" w14:ky="0" w14:algn="tl">
+                                    <w14:schemeClr w14:val="dk1">
+                                      <w14:alpha w14:val="60000"/>
+                                    </w14:schemeClr>
+                                  </w14:shadow>
+                                  <w14:textOutline w14:w="0" w14:cap="flat" w14:cmpd="sng" w14:algn="ctr">
+                                    <w14:noFill/>
+                                    <w14:prstDash w14:val="solid"/>
+                                    <w14:round/>
+                                  </w14:textOutline>
+                                </w:rPr>
+                              </w:pPr>
+                              <w:r>
+                                <w:rPr>
+                                  <w:color w:val="000000" w:themeColor="text1"/>
+                                  <w:highlight w:val="lightGray"/>
+                                  <w:lang w:val="en-US"/>
+                                  <w14:shadow w14:blurRad="38100" w14:dist="19050" w14:dir="2700000" w14:sx="100000" w14:sy="100000" w14:kx="0" w14:ky="0" w14:algn="tl">
+                                    <w14:schemeClr w14:val="dk1">
+                                      <w14:alpha w14:val="60000"/>
+                                    </w14:schemeClr>
+                                  </w14:shadow>
+                                  <w14:textOutline w14:w="0" w14:cap="flat" w14:cmpd="sng" w14:algn="ctr">
+                                    <w14:noFill/>
+                                    <w14:prstDash w14:val="solid"/>
+                                    <w14:round/>
+                                  </w14:textOutline>
+                                </w:rPr>
+                                <w:t>Record</w:t>
+                              </w:r>
+                              <w:r>
+                                <w:rPr>
+                                  <w:color w:val="000000" w:themeColor="text1"/>
+                                  <w:highlight w:val="lightGray"/>
+                                  <w:lang w:val="en-US"/>
+                                  <w14:shadow w14:blurRad="38100" w14:dist="19050" w14:dir="2700000" w14:sx="100000" w14:sy="100000" w14:kx="0" w14:ky="0" w14:algn="tl">
+                                    <w14:schemeClr w14:val="dk1">
+                                      <w14:alpha w14:val="60000"/>
+                                    </w14:schemeClr>
+                                  </w14:shadow>
+                                  <w14:textOutline w14:w="0" w14:cap="flat" w14:cmpd="sng" w14:algn="ctr">
+                                    <w14:noFill/>
+                                    <w14:prstDash w14:val="solid"/>
+                                    <w14:round/>
+                                  </w14:textOutline>
+                                </w:rPr>
+                                <w:t xml:space="preserve"> /Row</w:t>
+                              </w:r>
+                              <w:r>
+                                <w:rPr>
+                                  <w:color w:val="000000" w:themeColor="text1"/>
+                                  <w:highlight w:val="lightGray"/>
+                                  <w:lang w:val="en-US"/>
+                                  <w14:shadow w14:blurRad="38100" w14:dist="19050" w14:dir="2700000" w14:sx="100000" w14:sy="100000" w14:kx="0" w14:ky="0" w14:algn="tl">
+                                    <w14:schemeClr w14:val="dk1">
+                                      <w14:alpha w14:val="60000"/>
+                                    </w14:schemeClr>
+                                  </w14:shadow>
+                                  <w14:textOutline w14:w="0" w14:cap="flat" w14:cmpd="sng" w14:algn="ctr">
+                                    <w14:noFill/>
+                                    <w14:prstDash w14:val="solid"/>
+                                    <w14:round/>
+                                  </w14:textOutline>
+                                </w:rPr>
+                                <w:t xml:space="preserve"> = </w:t>
+                              </w:r>
+                              <w:proofErr w:type="spellStart"/>
+                              <w:r>
+                                <w:rPr>
+                                  <w:color w:val="000000" w:themeColor="text1"/>
+                                  <w:highlight w:val="lightGray"/>
+                                  <w:lang w:val="en-US"/>
+                                  <w14:shadow w14:blurRad="38100" w14:dist="19050" w14:dir="2700000" w14:sx="100000" w14:sy="100000" w14:kx="0" w14:ky="0" w14:algn="tl">
+                                    <w14:schemeClr w14:val="dk1">
+                                      <w14:alpha w14:val="60000"/>
+                                    </w14:schemeClr>
+                                  </w14:shadow>
+                                  <w14:textOutline w14:w="0" w14:cap="flat" w14:cmpd="sng" w14:algn="ctr">
+                                    <w14:noFill/>
+                                    <w14:prstDash w14:val="solid"/>
+                                    <w14:round/>
+                                  </w14:textOutline>
+                                </w:rPr>
+                                <w:t>ligne</w:t>
+                              </w:r>
+                              <w:proofErr w:type="spellEnd"/>
+                              <w:r>
+                                <w:rPr>
+                                  <w:color w:val="000000" w:themeColor="text1"/>
+                                  <w:highlight w:val="lightGray"/>
+                                  <w:lang w:val="en-US"/>
+                                  <w14:shadow w14:blurRad="38100" w14:dist="19050" w14:dir="2700000" w14:sx="100000" w14:sy="100000" w14:kx="0" w14:ky="0" w14:algn="tl">
+                                    <w14:schemeClr w14:val="dk1">
+                                      <w14:alpha w14:val="60000"/>
+                                    </w14:schemeClr>
+                                  </w14:shadow>
+                                  <w14:textOutline w14:w="0" w14:cap="flat" w14:cmpd="sng" w14:algn="ctr">
+                                    <w14:noFill/>
+                                    <w14:prstDash w14:val="solid"/>
+                                    <w14:round/>
+                                  </w14:textOutline>
+                                </w:rPr>
+                                <w:t xml:space="preserve"> de </w:t>
+                              </w:r>
+                              <w:proofErr w:type="spellStart"/>
+                              <w:r>
+                                <w:rPr>
+                                  <w:color w:val="000000" w:themeColor="text1"/>
+                                  <w:highlight w:val="lightGray"/>
+                                  <w:lang w:val="en-US"/>
+                                  <w14:shadow w14:blurRad="38100" w14:dist="19050" w14:dir="2700000" w14:sx="100000" w14:sy="100000" w14:kx="0" w14:ky="0" w14:algn="tl">
+                                    <w14:schemeClr w14:val="dk1">
+                                      <w14:alpha w14:val="60000"/>
+                                    </w14:schemeClr>
+                                  </w14:shadow>
+                                  <w14:textOutline w14:w="0" w14:cap="flat" w14:cmpd="sng" w14:algn="ctr">
+                                    <w14:noFill/>
+                                    <w14:prstDash w14:val="solid"/>
+                                    <w14:round/>
+                                  </w14:textOutline>
+                                </w:rPr>
+                                <w:t>donnée</w:t>
+                              </w:r>
+                              <w:proofErr w:type="spellEnd"/>
+                            </w:p>
+                          </w:txbxContent>
+                        </wps:txbx>
+                        <wps:bodyPr rot="0" spcFirstLastPara="0" vertOverflow="overflow" horzOverflow="overflow" vert="horz" wrap="square" lIns="91440" tIns="45720" rIns="91440" bIns="45720" numCol="1" spcCol="0" rtlCol="0" fromWordArt="0" anchor="ctr" anchorCtr="0" forceAA="0" compatLnSpc="1">
+                          <a:prstTxWarp prst="textNoShape">
+                            <a:avLst/>
+                          </a:prstTxWarp>
+                          <a:noAutofit/>
+                        </wps:bodyPr>
+                      </wps:wsp>
+                      <wps:wsp>
+                        <wps:cNvPr id="8" name="Légende encadrée avec une bordure 1 8"/>
+                        <wps:cNvSpPr/>
+                        <wps:spPr>
+                          <a:xfrm>
+                            <a:off x="1458811" y="412272"/>
+                            <a:ext cx="1437640" cy="448945"/>
+                          </a:xfrm>
+                          <a:prstGeom prst="accentBorderCallout1">
+                            <a:avLst>
+                              <a:gd name="adj1" fmla="val 18750"/>
+                              <a:gd name="adj2" fmla="val -8333"/>
+                              <a:gd name="adj3" fmla="val 45392"/>
+                              <a:gd name="adj4" fmla="val -76937"/>
+                            </a:avLst>
+                          </a:prstGeom>
+                          <a:noFill/>
+                          <a:ln>
+                            <a:solidFill>
+                              <a:schemeClr val="tx1"/>
+                            </a:solidFill>
+                          </a:ln>
+                        </wps:spPr>
+                        <wps:style>
+                          <a:lnRef idx="2">
+                            <a:schemeClr val="accent1">
+                              <a:shade val="50000"/>
+                            </a:schemeClr>
+                          </a:lnRef>
+                          <a:fillRef idx="1">
+                            <a:schemeClr val="accent1"/>
+                          </a:fillRef>
+                          <a:effectRef idx="0">
+                            <a:schemeClr val="accent1"/>
+                          </a:effectRef>
+                          <a:fontRef idx="minor">
+                            <a:schemeClr val="lt1"/>
+                          </a:fontRef>
+                        </wps:style>
+                        <wps:txbx>
+                          <w:txbxContent>
+                            <w:p>
+                              <w:pPr>
+                                <w:jc w:val="center"/>
+                                <w:rPr>
+                                  <w:color w:val="000000" w:themeColor="text1"/>
+                                  <w:lang w:val="en-US"/>
+                                  <w14:shadow w14:blurRad="38100" w14:dist="19050" w14:dir="2700000" w14:sx="100000" w14:sy="100000" w14:kx="0" w14:ky="0" w14:algn="tl">
+                                    <w14:schemeClr w14:val="dk1">
+                                      <w14:alpha w14:val="60000"/>
+                                    </w14:schemeClr>
+                                  </w14:shadow>
+                                  <w14:textOutline w14:w="0" w14:cap="flat" w14:cmpd="sng" w14:algn="ctr">
+                                    <w14:noFill/>
+                                    <w14:prstDash w14:val="solid"/>
+                                    <w14:round/>
+                                  </w14:textOutline>
+                                </w:rPr>
+                              </w:pPr>
+                              <w:r>
+                                <w:rPr>
+                                  <w:color w:val="000000" w:themeColor="text1"/>
+                                  <w:highlight w:val="lightGray"/>
+                                  <w:lang w:val="en-US"/>
+                                  <w14:shadow w14:blurRad="38100" w14:dist="19050" w14:dir="2700000" w14:sx="100000" w14:sy="100000" w14:kx="0" w14:ky="0" w14:algn="tl">
+                                    <w14:schemeClr w14:val="dk1">
+                                      <w14:alpha w14:val="60000"/>
+                                    </w14:schemeClr>
+                                  </w14:shadow>
+                                  <w14:textOutline w14:w="0" w14:cap="flat" w14:cmpd="sng" w14:algn="ctr">
+                                    <w14:noFill/>
+                                    <w14:prstDash w14:val="solid"/>
+                                    <w14:round/>
+                                  </w14:textOutline>
+                                </w:rPr>
+                                <w:t>Column</w:t>
+                              </w:r>
+                              <w:r>
+                                <w:rPr>
+                                  <w:color w:val="000000" w:themeColor="text1"/>
+                                  <w:highlight w:val="lightGray"/>
+                                  <w:lang w:val="en-US"/>
+                                  <w14:shadow w14:blurRad="38100" w14:dist="19050" w14:dir="2700000" w14:sx="100000" w14:sy="100000" w14:kx="0" w14:ky="0" w14:algn="tl">
+                                    <w14:schemeClr w14:val="dk1">
+                                      <w14:alpha w14:val="60000"/>
+                                    </w14:schemeClr>
+                                  </w14:shadow>
+                                  <w14:textOutline w14:w="0" w14:cap="flat" w14:cmpd="sng" w14:algn="ctr">
+                                    <w14:noFill/>
+                                    <w14:prstDash w14:val="solid"/>
+                                    <w14:round/>
+                                  </w14:textOutline>
+                                </w:rPr>
+                                <w:t xml:space="preserve"> = </w:t>
+                              </w:r>
+                              <w:proofErr w:type="spellStart"/>
+                              <w:r>
+                                <w:rPr>
+                                  <w:color w:val="000000" w:themeColor="text1"/>
+                                  <w:highlight w:val="lightGray"/>
+                                  <w:lang w:val="en-US"/>
+                                  <w14:shadow w14:blurRad="38100" w14:dist="19050" w14:dir="2700000" w14:sx="100000" w14:sy="100000" w14:kx="0" w14:ky="0" w14:algn="tl">
+                                    <w14:schemeClr w14:val="dk1">
+                                      <w14:alpha w14:val="60000"/>
+                                    </w14:schemeClr>
+                                  </w14:shadow>
+                                  <w14:textOutline w14:w="0" w14:cap="flat" w14:cmpd="sng" w14:algn="ctr">
+                                    <w14:noFill/>
+                                    <w14:prstDash w14:val="solid"/>
+                                    <w14:round/>
+                                  </w14:textOutline>
+                                </w:rPr>
+                                <w:t>colonne</w:t>
+                              </w:r>
+                              <w:proofErr w:type="spellEnd"/>
+                              <w:r>
+                                <w:rPr>
+                                  <w:color w:val="000000" w:themeColor="text1"/>
+                                  <w:highlight w:val="lightGray"/>
+                                  <w:lang w:val="en-US"/>
+                                  <w14:shadow w14:blurRad="38100" w14:dist="19050" w14:dir="2700000" w14:sx="100000" w14:sy="100000" w14:kx="0" w14:ky="0" w14:algn="tl">
+                                    <w14:schemeClr w14:val="dk1">
+                                      <w14:alpha w14:val="60000"/>
+                                    </w14:schemeClr>
+                                  </w14:shadow>
+                                  <w14:textOutline w14:w="0" w14:cap="flat" w14:cmpd="sng" w14:algn="ctr">
+                                    <w14:noFill/>
+                                    <w14:prstDash w14:val="solid"/>
+                                    <w14:round/>
+                                  </w14:textOutline>
+                                </w:rPr>
+                                <w:t xml:space="preserve"> </w:t>
+                              </w:r>
+                              <w:r>
+                                <w:rPr>
+                                  <w:color w:val="000000" w:themeColor="text1"/>
+                                  <w:lang w:val="en-US"/>
+                                  <w14:shadow w14:blurRad="38100" w14:dist="19050" w14:dir="2700000" w14:sx="100000" w14:sy="100000" w14:kx="0" w14:ky="0" w14:algn="tl">
+                                    <w14:schemeClr w14:val="dk1">
+                                      <w14:alpha w14:val="60000"/>
+                                    </w14:schemeClr>
+                                  </w14:shadow>
+                                  <w14:textOutline w14:w="0" w14:cap="flat" w14:cmpd="sng" w14:algn="ctr">
+                                    <w14:noFill/>
+                                    <w14:prstDash w14:val="solid"/>
+                                    <w14:round/>
+                                  </w14:textOutline>
+                                </w:rPr>
+                                <w:t xml:space="preserve">de </w:t>
+                              </w:r>
+                              <w:proofErr w:type="spellStart"/>
+                              <w:r>
+                                <w:rPr>
+                                  <w:color w:val="000000" w:themeColor="text1"/>
+                                  <w:highlight w:val="lightGray"/>
+                                  <w:lang w:val="en-US"/>
+                                  <w14:shadow w14:blurRad="38100" w14:dist="19050" w14:dir="2700000" w14:sx="100000" w14:sy="100000" w14:kx="0" w14:ky="0" w14:algn="tl">
+                                    <w14:schemeClr w14:val="dk1">
+                                      <w14:alpha w14:val="60000"/>
+                                    </w14:schemeClr>
+                                  </w14:shadow>
+                                  <w14:textOutline w14:w="0" w14:cap="flat" w14:cmpd="sng" w14:algn="ctr">
+                                    <w14:noFill/>
+                                    <w14:prstDash w14:val="solid"/>
+                                    <w14:round/>
+                                  </w14:textOutline>
+                                </w:rPr>
+                                <w:t>données</w:t>
+                              </w:r>
+                              <w:proofErr w:type="spellEnd"/>
+                            </w:p>
+                          </w:txbxContent>
+                        </wps:txbx>
+                        <wps:bodyPr rot="0" spcFirstLastPara="0" vertOverflow="overflow" horzOverflow="overflow" vert="horz" wrap="square" lIns="91440" tIns="45720" rIns="91440" bIns="45720" numCol="1" spcCol="0" rtlCol="0" fromWordArt="0" anchor="ctr" anchorCtr="0" forceAA="0" compatLnSpc="1">
+                          <a:prstTxWarp prst="textNoShape">
+                            <a:avLst/>
+                          </a:prstTxWarp>
+                          <a:noAutofit/>
+                        </wps:bodyPr>
+                      </wps:wsp>
+                      <wps:wsp>
+                        <wps:cNvPr id="9" name="Légende encadrée avec une bordure 1 9"/>
+                        <wps:cNvSpPr/>
+                        <wps:spPr>
+                          <a:xfrm>
+                            <a:off x="1168106" y="2050793"/>
+                            <a:ext cx="1458595" cy="491556"/>
+                          </a:xfrm>
+                          <a:prstGeom prst="accentBorderCallout1">
+                            <a:avLst>
+                              <a:gd name="adj1" fmla="val 87035"/>
+                              <a:gd name="adj2" fmla="val -7971"/>
+                              <a:gd name="adj3" fmla="val 21696"/>
+                              <a:gd name="adj4" fmla="val -77470"/>
+                            </a:avLst>
+                          </a:prstGeom>
+                          <a:noFill/>
+                          <a:ln>
+                            <a:solidFill>
+                              <a:schemeClr val="tx1"/>
+                            </a:solidFill>
+                          </a:ln>
+                        </wps:spPr>
+                        <wps:style>
+                          <a:lnRef idx="2">
+                            <a:schemeClr val="accent1">
+                              <a:shade val="50000"/>
+                            </a:schemeClr>
+                          </a:lnRef>
+                          <a:fillRef idx="1">
+                            <a:schemeClr val="accent1"/>
+                          </a:fillRef>
+                          <a:effectRef idx="0">
+                            <a:schemeClr val="accent1"/>
+                          </a:effectRef>
+                          <a:fontRef idx="minor">
+                            <a:schemeClr val="lt1"/>
+                          </a:fontRef>
+                        </wps:style>
+                        <wps:txbx>
+                          <w:txbxContent>
+                            <w:p>
+                              <w:pPr>
+                                <w:jc w:val="center"/>
+                                <w:rPr>
+                                  <w:color w:val="000000" w:themeColor="text1"/>
+                                  <w:lang w:val="en-US"/>
+                                  <w14:shadow w14:blurRad="38100" w14:dist="19050" w14:dir="2700000" w14:sx="100000" w14:sy="100000" w14:kx="0" w14:ky="0" w14:algn="tl">
+                                    <w14:schemeClr w14:val="dk1">
+                                      <w14:alpha w14:val="60000"/>
+                                    </w14:schemeClr>
+                                  </w14:shadow>
+                                  <w14:textOutline w14:w="0" w14:cap="flat" w14:cmpd="sng" w14:algn="ctr">
+                                    <w14:noFill/>
+                                    <w14:prstDash w14:val="solid"/>
+                                    <w14:round/>
+                                  </w14:textOutline>
+                                </w:rPr>
+                              </w:pPr>
+                              <w:proofErr w:type="spellStart"/>
+                              <w:r>
+                                <w:rPr>
+                                  <w:color w:val="000000" w:themeColor="text1"/>
+                                  <w:highlight w:val="lightGray"/>
+                                  <w:lang w:val="en-US"/>
+                                  <w14:shadow w14:blurRad="38100" w14:dist="19050" w14:dir="2700000" w14:sx="100000" w14:sy="100000" w14:kx="0" w14:ky="0" w14:algn="tl">
+                                    <w14:schemeClr w14:val="dk1">
+                                      <w14:alpha w14:val="60000"/>
+                                    </w14:schemeClr>
+                                  </w14:shadow>
+                                  <w14:textOutline w14:w="0" w14:cap="flat" w14:cmpd="sng" w14:algn="ctr">
+                                    <w14:noFill/>
+                                    <w14:prstDash w14:val="solid"/>
+                                    <w14:round/>
+                                  </w14:textOutline>
+                                </w:rPr>
+                                <w:t>Valeur</w:t>
+                              </w:r>
+                              <w:proofErr w:type="spellEnd"/>
+                              <w:r>
+                                <w:rPr>
+                                  <w:color w:val="000000" w:themeColor="text1"/>
+                                  <w:highlight w:val="lightGray"/>
+                                  <w:lang w:val="en-US"/>
+                                  <w14:shadow w14:blurRad="38100" w14:dist="19050" w14:dir="2700000" w14:sx="100000" w14:sy="100000" w14:kx="0" w14:ky="0" w14:algn="tl">
+                                    <w14:schemeClr w14:val="dk1">
+                                      <w14:alpha w14:val="60000"/>
+                                    </w14:schemeClr>
+                                  </w14:shadow>
+                                  <w14:textOutline w14:w="0" w14:cap="flat" w14:cmpd="sng" w14:algn="ctr">
+                                    <w14:noFill/>
+                                    <w14:prstDash w14:val="solid"/>
+                                    <w14:round/>
+                                  </w14:textOutline>
+                                </w:rPr>
+                                <w:t>= NULL</w:t>
+                              </w:r>
+                              <w:r>
+                                <w:rPr>
+                                  <w:color w:val="000000" w:themeColor="text1"/>
+                                  <w:lang w:val="en-US"/>
+                                  <w14:shadow w14:blurRad="38100" w14:dist="19050" w14:dir="2700000" w14:sx="100000" w14:sy="100000" w14:kx="0" w14:ky="0" w14:algn="tl">
+                                    <w14:schemeClr w14:val="dk1">
+                                      <w14:alpha w14:val="60000"/>
+                                    </w14:schemeClr>
+                                  </w14:shadow>
+                                  <w14:textOutline w14:w="0" w14:cap="flat" w14:cmpd="sng" w14:algn="ctr">
+                                    <w14:noFill/>
+                                    <w14:prstDash w14:val="solid"/>
+                                    <w14:round/>
+                                  </w14:textOutline>
+                                </w:rPr>
+                                <w:br/>
+                              </w:r>
+                              <w:r>
+                                <w:rPr>
+                                  <w:rFonts w:cstheme="minorHAnsi"/>
+                                  <w:color w:val="000000" w:themeColor="text1"/>
+                                  <w:highlight w:val="lightGray"/>
+                                  <w:lang w:val="en-US"/>
+                                  <w14:shadow w14:blurRad="38100" w14:dist="19050" w14:dir="2700000" w14:sx="100000" w14:sy="100000" w14:kx="0" w14:ky="0" w14:algn="tl">
+                                    <w14:schemeClr w14:val="dk1">
+                                      <w14:alpha w14:val="60000"/>
+                                    </w14:schemeClr>
+                                  </w14:shadow>
+                                  <w14:textOutline w14:w="0" w14:cap="flat" w14:cmpd="sng" w14:algn="ctr">
+                                    <w14:noFill/>
+                                    <w14:prstDash w14:val="solid"/>
+                                    <w14:round/>
+                                  </w14:textOutline>
+                                </w:rPr>
+                                <w:t>≠</w:t>
+                              </w:r>
+                              <w:r>
+                                <w:rPr>
+                                  <w:color w:val="000000" w:themeColor="text1"/>
+                                  <w:highlight w:val="lightGray"/>
+                                  <w:lang w:val="en-US"/>
+                                  <w14:shadow w14:blurRad="38100" w14:dist="19050" w14:dir="2700000" w14:sx="100000" w14:sy="100000" w14:kx="0" w14:ky="0" w14:algn="tl">
+                                    <w14:schemeClr w14:val="dk1">
+                                      <w14:alpha w14:val="60000"/>
+                                    </w14:schemeClr>
+                                  </w14:shadow>
+                                  <w14:textOutline w14:w="0" w14:cap="flat" w14:cmpd="sng" w14:algn="ctr">
+                                    <w14:noFill/>
+                                    <w14:prstDash w14:val="solid"/>
+                                    <w14:round/>
+                                  </w14:textOutline>
+                                </w:rPr>
+                                <w:t xml:space="preserve"> zero </w:t>
+                              </w:r>
+                              <w:r>
+                                <w:rPr>
+                                  <w:rFonts w:cstheme="minorHAnsi"/>
+                                  <w:color w:val="000000" w:themeColor="text1"/>
+                                  <w:highlight w:val="lightGray"/>
+                                  <w:lang w:val="en-US"/>
+                                  <w14:shadow w14:blurRad="38100" w14:dist="19050" w14:dir="2700000" w14:sx="100000" w14:sy="100000" w14:kx="0" w14:ky="0" w14:algn="tl">
+                                    <w14:schemeClr w14:val="dk1">
+                                      <w14:alpha w14:val="60000"/>
+                                    </w14:schemeClr>
+                                  </w14:shadow>
+                                  <w14:textOutline w14:w="0" w14:cap="flat" w14:cmpd="sng" w14:algn="ctr">
+                                    <w14:noFill/>
+                                    <w14:prstDash w14:val="solid"/>
+                                    <w14:round/>
+                                  </w14:textOutline>
+                                </w:rPr>
+                                <w:t>≠</w:t>
+                              </w:r>
+                              <w:r>
+                                <w:rPr>
+                                  <w:color w:val="000000" w:themeColor="text1"/>
+                                  <w:highlight w:val="lightGray"/>
+                                  <w:lang w:val="en-US"/>
+                                  <w14:shadow w14:blurRad="38100" w14:dist="19050" w14:dir="2700000" w14:sx="100000" w14:sy="100000" w14:kx="0" w14:ky="0" w14:algn="tl">
+                                    <w14:schemeClr w14:val="dk1">
+                                      <w14:alpha w14:val="60000"/>
+                                    </w14:schemeClr>
+                                  </w14:shadow>
+                                  <w14:textOutline w14:w="0" w14:cap="flat" w14:cmpd="sng" w14:algn="ctr">
+                                    <w14:noFill/>
+                                    <w14:prstDash w14:val="solid"/>
+                                    <w14:round/>
+                                  </w14:textOutline>
+                                </w:rPr>
+                                <w:t xml:space="preserve"> blank</w:t>
+                              </w:r>
+                            </w:p>
+                          </w:txbxContent>
+                        </wps:txbx>
+                        <wps:bodyPr rot="0" spcFirstLastPara="0" vertOverflow="overflow" horzOverflow="overflow" vert="horz" wrap="square" lIns="91440" tIns="45720" rIns="91440" bIns="45720" numCol="1" spcCol="0" rtlCol="0" fromWordArt="0" anchor="ctr" anchorCtr="0" forceAA="0" compatLnSpc="1">
+                          <a:prstTxWarp prst="textNoShape">
+                            <a:avLst/>
+                          </a:prstTxWarp>
+                          <a:noAutofit/>
+                        </wps:bodyPr>
+                      </wps:wsp>
+                    </wpg:wgp>
+                  </a:graphicData>
+                </a:graphic>
+              </wp:anchor>
+            </w:drawing>
+          </mc:Choice>
+          <mc:Fallback>
+            <w:pict>
+              <v:group w14:anchorId="7708F082" id="Groupe 10" o:spid="_x0000_s1026" style="position:absolute;margin-left:187.6pt;margin-top:30pt;width:277.95pt;height:200.2pt;z-index:251665408" coordsize="35301,25423" o:gfxdata="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">
+                <v:shapetype id="_x0000_t50" coordsize="21600,21600" o:spt="50" adj="-8280,24300,-1800,4050" path="m@0@1l@2@3nfem@2,l@2,21600nfem,l21600,r,21600l,21600xe">
+                  <v:stroke joinstyle="miter"/>
+                  <v:formulas>
+                    <v:f eqn="val #0"/>
+                    <v:f eqn="val #1"/>
+                    <v:f eqn="val #2"/>
+                    <v:f eqn="val #3"/>
+                  </v:formulas>
+                  <v:path arrowok="t" o:extrusionok="f" gradientshapeok="t" o:connecttype="custom" o:connectlocs="@0,@1;10800,0;10800,21600;0,10800;21600,10800"/>
+                  <v:handles>
+                    <v:h position="#0,#1"/>
+                    <v:h position="#2,#3"/>
+                  </v:handles>
+                  <o:callout v:ext="edit" type="oneSegment" on="t" accentbar="t"/>
+                </v:shapetype>
+                <v:shape id="Légende encadrée avec une bordure 1 6" o:spid="_x0000_s1027" type="#_x0000_t50" style="position:absolute;width:17545;height:2851;visibility:visible;mso-wrap-style:square;v-text-anchor:middle" o:gfxdata="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" adj="-6393,41919" filled="f" strokecolor="black [3213]" strokeweight="1pt">
+                  <v:textbox>
+                    <w:txbxContent>
+                      <w:p>
+                        <w:pPr>
+                          <w:jc w:val="center"/>
+                          <w:rPr>
+                            <w:color w:val="000000" w:themeColor="text1"/>
+                            <w:lang w:val="en-US"/>
+                            <w14:shadow w14:blurRad="38100" w14:dist="19050" w14:dir="2700000" w14:sx="100000" w14:sy="100000" w14:kx="0" w14:ky="0" w14:algn="tl">
+                              <w14:schemeClr w14:val="dk1">
+                                <w14:alpha w14:val="60000"/>
+                              </w14:schemeClr>
+                            </w14:shadow>
+                            <w14:textOutline w14:w="0" w14:cap="flat" w14:cmpd="sng" w14:algn="ctr">
+                              <w14:noFill/>
+                              <w14:prstDash w14:val="solid"/>
+                              <w14:round/>
+                            </w14:textOutline>
+                          </w:rPr>
+                        </w:pPr>
+                        <w:r>
+                          <w:rPr>
+                            <w:color w:val="000000" w:themeColor="text1"/>
+                            <w:highlight w:val="lightGray"/>
+                            <w:lang w:val="en-US"/>
+                            <w14:shadow w14:blurRad="38100" w14:dist="19050" w14:dir="2700000" w14:sx="100000" w14:sy="100000" w14:kx="0" w14:ky="0" w14:algn="tl">
+                              <w14:schemeClr w14:val="dk1">
+                                <w14:alpha w14:val="60000"/>
+                              </w14:schemeClr>
+                            </w14:shadow>
+                            <w14:textOutline w14:w="0" w14:cap="flat" w14:cmpd="sng" w14:algn="ctr">
+                              <w14:noFill/>
+                              <w14:prstDash w14:val="solid"/>
+                              <w14:round/>
+                            </w14:textOutline>
+                          </w:rPr>
+                          <w:t>Fields</w:t>
+                        </w:r>
+                        <w:r>
+                          <w:rPr>
+                            <w:color w:val="000000" w:themeColor="text1"/>
+                            <w:highlight w:val="lightGray"/>
+                            <w:lang w:val="en-US"/>
+                            <w14:shadow w14:blurRad="38100" w14:dist="19050" w14:dir="2700000" w14:sx="100000" w14:sy="100000" w14:kx="0" w14:ky="0" w14:algn="tl">
+                              <w14:schemeClr w14:val="dk1">
+                                <w14:alpha w14:val="60000"/>
+                              </w14:schemeClr>
+                            </w14:shadow>
+                            <w14:textOutline w14:w="0" w14:cap="flat" w14:cmpd="sng" w14:algn="ctr">
+                              <w14:noFill/>
+                              <w14:prstDash w14:val="solid"/>
+                              <w14:round/>
+                            </w14:textOutline>
+                          </w:rPr>
+                          <w:t xml:space="preserve"> = </w:t>
+                        </w:r>
+                        <w:proofErr w:type="spellStart"/>
+                        <w:r>
+                          <w:rPr>
+                            <w:color w:val="000000" w:themeColor="text1"/>
+                            <w:highlight w:val="lightGray"/>
+                            <w:lang w:val="en-US"/>
+                            <w14:shadow w14:blurRad="38100" w14:dist="19050" w14:dir="2700000" w14:sx="100000" w14:sy="100000" w14:kx="0" w14:ky="0" w14:algn="tl">
+                              <w14:schemeClr w14:val="dk1">
+                                <w14:alpha w14:val="60000"/>
+                              </w14:schemeClr>
+                            </w14:shadow>
+                            <w14:textOutline w14:w="0" w14:cap="flat" w14:cmpd="sng" w14:algn="ctr">
+                              <w14:noFill/>
+                              <w14:prstDash w14:val="solid"/>
+                              <w14:round/>
+                            </w14:textOutline>
+                          </w:rPr>
+                          <w:t>colonne</w:t>
+                        </w:r>
+                        <w:proofErr w:type="spellEnd"/>
+                        <w:r>
+                          <w:rPr>
+                            <w:color w:val="000000" w:themeColor="text1"/>
+                            <w:highlight w:val="lightGray"/>
+                            <w:lang w:val="en-US"/>
+                            <w14:shadow w14:blurRad="38100" w14:dist="19050" w14:dir="2700000" w14:sx="100000" w14:sy="100000" w14:kx="0" w14:ky="0" w14:algn="tl">
+                              <w14:schemeClr w14:val="dk1">
+                                <w14:alpha w14:val="60000"/>
+                              </w14:schemeClr>
+                            </w14:shadow>
+                            <w14:textOutline w14:w="0" w14:cap="flat" w14:cmpd="sng" w14:algn="ctr">
+                              <w14:noFill/>
+                              <w14:prstDash w14:val="solid"/>
+                              <w14:round/>
+                            </w14:textOutline>
+                          </w:rPr>
+                          <w:t xml:space="preserve"> </w:t>
+                        </w:r>
+                        <w:proofErr w:type="spellStart"/>
+                        <w:r>
+                          <w:rPr>
+                            <w:color w:val="000000" w:themeColor="text1"/>
+                            <w:highlight w:val="lightGray"/>
+                            <w:lang w:val="en-US"/>
+                            <w14:shadow w14:blurRad="38100" w14:dist="19050" w14:dir="2700000" w14:sx="100000" w14:sy="100000" w14:kx="0" w14:ky="0" w14:algn="tl">
+                              <w14:schemeClr w14:val="dk1">
+                                <w14:alpha w14:val="60000"/>
+                              </w14:schemeClr>
+                            </w14:shadow>
+                            <w14:textOutline w14:w="0" w14:cap="flat" w14:cmpd="sng" w14:algn="ctr">
+                              <w14:noFill/>
+                              <w14:prstDash w14:val="solid"/>
+                              <w14:round/>
+                            </w14:textOutline>
+                          </w:rPr>
+                          <w:t>titre</w:t>
+                        </w:r>
+                        <w:proofErr w:type="spellEnd"/>
+                      </w:p>
+                    </w:txbxContent>
+                  </v:textbox>
+                  <o:callout v:ext="edit" minusy="t"/>
+                </v:shape>
+                <v:shape id="Légende encadrée avec une bordure 1 7" o:spid="_x0000_s1028" type="#_x0000_t50" style="position:absolute;left:10835;top:12209;width:24466;height:2590;visibility:visible;mso-wrap-style:square;v-text-anchor:middle" o:gfxdata="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" adj="-29376,20231,-1722,18800" filled="f" strokecolor="black [3213]" strokeweight="1pt">
+                  <v:textbox>
+                    <w:txbxContent>
+                      <w:p>
+                        <w:pPr>
+                          <w:jc w:val="center"/>
+                          <w:rPr>
+                            <w:color w:val="000000" w:themeColor="text1"/>
+                            <w:lang w:val="en-US"/>
+                            <w14:shadow w14:blurRad="38100" w14:dist="19050" w14:dir="2700000" w14:sx="100000" w14:sy="100000" w14:kx="0" w14:ky="0" w14:algn="tl">
+                              <w14:schemeClr w14:val="dk1">
+                                <w14:alpha w14:val="60000"/>
+                              </w14:schemeClr>
+                            </w14:shadow>
+                            <w14:textOutline w14:w="0" w14:cap="flat" w14:cmpd="sng" w14:algn="ctr">
+                              <w14:noFill/>
+                              <w14:prstDash w14:val="solid"/>
+                              <w14:round/>
+                            </w14:textOutline>
+                          </w:rPr>
+                        </w:pPr>
+                        <w:r>
+                          <w:rPr>
+                            <w:color w:val="000000" w:themeColor="text1"/>
+                            <w:highlight w:val="lightGray"/>
+                            <w:lang w:val="en-US"/>
+                            <w14:shadow w14:blurRad="38100" w14:dist="19050" w14:dir="2700000" w14:sx="100000" w14:sy="100000" w14:kx="0" w14:ky="0" w14:algn="tl">
+                              <w14:schemeClr w14:val="dk1">
+                                <w14:alpha w14:val="60000"/>
+                              </w14:schemeClr>
+                            </w14:shadow>
+                            <w14:textOutline w14:w="0" w14:cap="flat" w14:cmpd="sng" w14:algn="ctr">
+                              <w14:noFill/>
+                              <w14:prstDash w14:val="solid"/>
+                              <w14:round/>
+                            </w14:textOutline>
+                          </w:rPr>
+                          <w:t>Record</w:t>
+                        </w:r>
+                        <w:r>
+                          <w:rPr>
+                            <w:color w:val="000000" w:themeColor="text1"/>
+                            <w:highlight w:val="lightGray"/>
+                            <w:lang w:val="en-US"/>
+                            <w14:shadow w14:blurRad="38100" w14:dist="19050" w14:dir="2700000" w14:sx="100000" w14:sy="100000" w14:kx="0" w14:ky="0" w14:algn="tl">
+                              <w14:schemeClr w14:val="dk1">
+                                <w14:alpha w14:val="60000"/>
+                              </w14:schemeClr>
+                            </w14:shadow>
+                            <w14:textOutline w14:w="0" w14:cap="flat" w14:cmpd="sng" w14:algn="ctr">
+                              <w14:noFill/>
+                              <w14:prstDash w14:val="solid"/>
+                              <w14:round/>
+                            </w14:textOutline>
+                          </w:rPr>
+                          <w:t xml:space="preserve"> /Row</w:t>
+                        </w:r>
+                        <w:r>
+                          <w:rPr>
+                            <w:color w:val="000000" w:themeColor="text1"/>
+                            <w:highlight w:val="lightGray"/>
+                            <w:lang w:val="en-US"/>
+                            <w14:shadow w14:blurRad="38100" w14:dist="19050" w14:dir="2700000" w14:sx="100000" w14:sy="100000" w14:kx="0" w14:ky="0" w14:algn="tl">
+                              <w14:schemeClr w14:val="dk1">
+                                <w14:alpha w14:val="60000"/>
+                              </w14:schemeClr>
+                            </w14:shadow>
+                            <w14:textOutline w14:w="0" w14:cap="flat" w14:cmpd="sng" w14:algn="ctr">
+                              <w14:noFill/>
+                              <w14:prstDash w14:val="solid"/>
+                              <w14:round/>
+                            </w14:textOutline>
+                          </w:rPr>
+                          <w:t xml:space="preserve"> = </w:t>
+                        </w:r>
+                        <w:proofErr w:type="spellStart"/>
+                        <w:r>
+                          <w:rPr>
+                            <w:color w:val="000000" w:themeColor="text1"/>
+                            <w:highlight w:val="lightGray"/>
+                            <w:lang w:val="en-US"/>
+                            <w14:shadow w14:blurRad="38100" w14:dist="19050" w14:dir="2700000" w14:sx="100000" w14:sy="100000" w14:kx="0" w14:ky="0" w14:algn="tl">
+                              <w14:schemeClr w14:val="dk1">
+                                <w14:alpha w14:val="60000"/>
+                              </w14:schemeClr>
+                            </w14:shadow>
+                            <w14:textOutline w14:w="0" w14:cap="flat" w14:cmpd="sng" w14:algn="ctr">
+                              <w14:noFill/>
+                              <w14:prstDash w14:val="solid"/>
+                              <w14:round/>
+                            </w14:textOutline>
+                          </w:rPr>
+                          <w:t>ligne</w:t>
+                        </w:r>
+                        <w:proofErr w:type="spellEnd"/>
+                        <w:r>
+                          <w:rPr>
+                            <w:color w:val="000000" w:themeColor="text1"/>
+                            <w:highlight w:val="lightGray"/>
+                            <w:lang w:val="en-US"/>
+                            <w14:shadow w14:blurRad="38100" w14:dist="19050" w14:dir="2700000" w14:sx="100000" w14:sy="100000" w14:kx="0" w14:ky="0" w14:algn="tl">
+                              <w14:schemeClr w14:val="dk1">
+                                <w14:alpha w14:val="60000"/>
+                              </w14:schemeClr>
+                            </w14:shadow>
+                            <w14:textOutline w14:w="0" w14:cap="flat" w14:cmpd="sng" w14:algn="ctr">
+                              <w14:noFill/>
+                              <w14:prstDash w14:val="solid"/>
+                              <w14:round/>
+                            </w14:textOutline>
+                          </w:rPr>
+                          <w:t xml:space="preserve"> de </w:t>
+                        </w:r>
+                        <w:proofErr w:type="spellStart"/>
+                        <w:r>
+                          <w:rPr>
+                            <w:color w:val="000000" w:themeColor="text1"/>
+                            <w:highlight w:val="lightGray"/>
+                            <w:lang w:val="en-US"/>
+                            <w14:shadow w14:blurRad="38100" w14:dist="19050" w14:dir="2700000" w14:sx="100000" w14:sy="100000" w14:kx="0" w14:ky="0" w14:algn="tl">
+                              <w14:schemeClr w14:val="dk1">
+                                <w14:alpha w14:val="60000"/>
+                              </w14:schemeClr>
+                            </w14:shadow>
+                            <w14:textOutline w14:w="0" w14:cap="flat" w14:cmpd="sng" w14:algn="ctr">
+                              <w14:noFill/>
+                              <w14:prstDash w14:val="solid"/>
+                              <w14:round/>
+                            </w14:textOutline>
+                          </w:rPr>
+                          <w:t>donnée</w:t>
+                        </w:r>
+                        <w:proofErr w:type="spellEnd"/>
+                      </w:p>
+                    </w:txbxContent>
+                  </v:textbox>
+                  <o:callout v:ext="edit" minusy="t"/>
+                </v:shape>
+                <v:shape id="Légende encadrée avec une bordure 1 8" o:spid="_x0000_s1029" type="#_x0000_t50" style="position:absolute;left:14588;top:4122;width:14376;height:4490;visibility:visible;mso-wrap-style:square;v-text-anchor:middle" o:gfxdata="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" adj="-16618,9805" filled="f" strokecolor="black [3213]" strokeweight="1pt">
+                  <v:textbox>
+                    <w:txbxContent>
+                      <w:p>
+                        <w:pPr>
+                          <w:jc w:val="center"/>
+                          <w:rPr>
+                            <w:color w:val="000000" w:themeColor="text1"/>
+                            <w:lang w:val="en-US"/>
+                            <w14:shadow w14:blurRad="38100" w14:dist="19050" w14:dir="2700000" w14:sx="100000" w14:sy="100000" w14:kx="0" w14:ky="0" w14:algn="tl">
+                              <w14:schemeClr w14:val="dk1">
+                                <w14:alpha w14:val="60000"/>
+                              </w14:schemeClr>
+                            </w14:shadow>
+                            <w14:textOutline w14:w="0" w14:cap="flat" w14:cmpd="sng" w14:algn="ctr">
+                              <w14:noFill/>
+                              <w14:prstDash w14:val="solid"/>
+                              <w14:round/>
+                            </w14:textOutline>
+                          </w:rPr>
+                        </w:pPr>
+                        <w:r>
+                          <w:rPr>
+                            <w:color w:val="000000" w:themeColor="text1"/>
+                            <w:highlight w:val="lightGray"/>
+                            <w:lang w:val="en-US"/>
+                            <w14:shadow w14:blurRad="38100" w14:dist="19050" w14:dir="2700000" w14:sx="100000" w14:sy="100000" w14:kx="0" w14:ky="0" w14:algn="tl">
+                              <w14:schemeClr w14:val="dk1">
+                                <w14:alpha w14:val="60000"/>
+                              </w14:schemeClr>
+                            </w14:shadow>
+                            <w14:textOutline w14:w="0" w14:cap="flat" w14:cmpd="sng" w14:algn="ctr">
+                              <w14:noFill/>
+                              <w14:prstDash w14:val="solid"/>
+                              <w14:round/>
+                            </w14:textOutline>
+                          </w:rPr>
+                          <w:t>Column</w:t>
+                        </w:r>
+                        <w:r>
+                          <w:rPr>
+                            <w:color w:val="000000" w:themeColor="text1"/>
+                            <w:highlight w:val="lightGray"/>
+                            <w:lang w:val="en-US"/>
+                            <w14:shadow w14:blurRad="38100" w14:dist="19050" w14:dir="2700000" w14:sx="100000" w14:sy="100000" w14:kx="0" w14:ky="0" w14:algn="tl">
+                              <w14:schemeClr w14:val="dk1">
+                                <w14:alpha w14:val="60000"/>
+                              </w14:schemeClr>
+                            </w14:shadow>
+                            <w14:textOutline w14:w="0" w14:cap="flat" w14:cmpd="sng" w14:algn="ctr">
+                              <w14:noFill/>
+                              <w14:prstDash w14:val="solid"/>
+                              <w14:round/>
+                            </w14:textOutline>
+                          </w:rPr>
+                          <w:t xml:space="preserve"> = </w:t>
+                        </w:r>
+                        <w:proofErr w:type="spellStart"/>
+                        <w:r>
+                          <w:rPr>
+                            <w:color w:val="000000" w:themeColor="text1"/>
+                            <w:highlight w:val="lightGray"/>
+                            <w:lang w:val="en-US"/>
+                            <w14:shadow w14:blurRad="38100" w14:dist="19050" w14:dir="2700000" w14:sx="100000" w14:sy="100000" w14:kx="0" w14:ky="0" w14:algn="tl">
+                              <w14:schemeClr w14:val="dk1">
+                                <w14:alpha w14:val="60000"/>
+                              </w14:schemeClr>
+                            </w14:shadow>
+                            <w14:textOutline w14:w="0" w14:cap="flat" w14:cmpd="sng" w14:algn="ctr">
+                              <w14:noFill/>
+                              <w14:prstDash w14:val="solid"/>
+                              <w14:round/>
+                            </w14:textOutline>
+                          </w:rPr>
+                          <w:t>colonne</w:t>
+                        </w:r>
+                        <w:proofErr w:type="spellEnd"/>
+                        <w:r>
+                          <w:rPr>
+                            <w:color w:val="000000" w:themeColor="text1"/>
+                            <w:highlight w:val="lightGray"/>
+                            <w:lang w:val="en-US"/>
+                            <w14:shadow w14:blurRad="38100" w14:dist="19050" w14:dir="2700000" w14:sx="100000" w14:sy="100000" w14:kx="0" w14:ky="0" w14:algn="tl">
+                              <w14:schemeClr w14:val="dk1">
+                                <w14:alpha w14:val="60000"/>
+                              </w14:schemeClr>
+                            </w14:shadow>
+                            <w14:textOutline w14:w="0" w14:cap="flat" w14:cmpd="sng" w14:algn="ctr">
+                              <w14:noFill/>
+                              <w14:prstDash w14:val="solid"/>
+                              <w14:round/>
+                            </w14:textOutline>
+                          </w:rPr>
+                          <w:t xml:space="preserve"> </w:t>
+                        </w:r>
+                        <w:r>
+                          <w:rPr>
+                            <w:color w:val="000000" w:themeColor="text1"/>
+                            <w:lang w:val="en-US"/>
+                            <w14:shadow w14:blurRad="38100" w14:dist="19050" w14:dir="2700000" w14:sx="100000" w14:sy="100000" w14:kx="0" w14:ky="0" w14:algn="tl">
+                              <w14:schemeClr w14:val="dk1">
+                                <w14:alpha w14:val="60000"/>
+                              </w14:schemeClr>
+                            </w14:shadow>
+                            <w14:textOutline w14:w="0" w14:cap="flat" w14:cmpd="sng" w14:algn="ctr">
+                              <w14:noFill/>
+                              <w14:prstDash w14:val="solid"/>
+                              <w14:round/>
+                            </w14:textOutline>
+                          </w:rPr>
+                          <w:t xml:space="preserve">de </w:t>
+                        </w:r>
+                        <w:proofErr w:type="spellStart"/>
+                        <w:r>
+                          <w:rPr>
+                            <w:color w:val="000000" w:themeColor="text1"/>
+                            <w:highlight w:val="lightGray"/>
+                            <w:lang w:val="en-US"/>
+                            <w14:shadow w14:blurRad="38100" w14:dist="19050" w14:dir="2700000" w14:sx="100000" w14:sy="100000" w14:kx="0" w14:ky="0" w14:algn="tl">
+                              <w14:schemeClr w14:val="dk1">
+                                <w14:alpha w14:val="60000"/>
+                              </w14:schemeClr>
+                            </w14:shadow>
+                            <w14:textOutline w14:w="0" w14:cap="flat" w14:cmpd="sng" w14:algn="ctr">
+                              <w14:noFill/>
+                              <w14:prstDash w14:val="solid"/>
+                              <w14:round/>
+                            </w14:textOutline>
+                          </w:rPr>
+                          <w:t>données</w:t>
+                        </w:r>
+                        <w:proofErr w:type="spellEnd"/>
+                      </w:p>
+                    </w:txbxContent>
+                  </v:textbox>
+                  <o:callout v:ext="edit" minusy="t"/>
+                </v:shape>
+                <v:shape id="Légende encadrée avec une bordure 1 9" o:spid="_x0000_s1030" type="#_x0000_t50" style="position:absolute;left:11681;top:20507;width:14586;height:4916;visibility:visible;mso-wrap-style:square;v-text-anchor:middle" o:gfxdata="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" adj="-16734,4686,-1722,18800" filled="f" strokecolor="black [3213]" strokeweight="1pt">
+                  <v:textbox>
+                    <w:txbxContent>
+                      <w:p>
+                        <w:pPr>
+                          <w:jc w:val="center"/>
+                          <w:rPr>
+                            <w:color w:val="000000" w:themeColor="text1"/>
+                            <w:lang w:val="en-US"/>
+                            <w14:shadow w14:blurRad="38100" w14:dist="19050" w14:dir="2700000" w14:sx="100000" w14:sy="100000" w14:kx="0" w14:ky="0" w14:algn="tl">
+                              <w14:schemeClr w14:val="dk1">
+                                <w14:alpha w14:val="60000"/>
+                              </w14:schemeClr>
+                            </w14:shadow>
+                            <w14:textOutline w14:w="0" w14:cap="flat" w14:cmpd="sng" w14:algn="ctr">
+                              <w14:noFill/>
+                              <w14:prstDash w14:val="solid"/>
+                              <w14:round/>
+                            </w14:textOutline>
+                          </w:rPr>
+                        </w:pPr>
+                        <w:proofErr w:type="spellStart"/>
+                        <w:r>
+                          <w:rPr>
+                            <w:color w:val="000000" w:themeColor="text1"/>
+                            <w:highlight w:val="lightGray"/>
+                            <w:lang w:val="en-US"/>
+                            <w14:shadow w14:blurRad="38100" w14:dist="19050" w14:dir="2700000" w14:sx="100000" w14:sy="100000" w14:kx="0" w14:ky="0" w14:algn="tl">
+                              <w14:schemeClr w14:val="dk1">
+                                <w14:alpha w14:val="60000"/>
+                              </w14:schemeClr>
+                            </w14:shadow>
+                            <w14:textOutline w14:w="0" w14:cap="flat" w14:cmpd="sng" w14:algn="ctr">
+                              <w14:noFill/>
+                              <w14:prstDash w14:val="solid"/>
+                              <w14:round/>
+                            </w14:textOutline>
+                          </w:rPr>
+                          <w:t>Valeur</w:t>
+                        </w:r>
+                        <w:proofErr w:type="spellEnd"/>
+                        <w:r>
+                          <w:rPr>
+                            <w:color w:val="000000" w:themeColor="text1"/>
+                            <w:highlight w:val="lightGray"/>
+                            <w:lang w:val="en-US"/>
+                            <w14:shadow w14:blurRad="38100" w14:dist="19050" w14:dir="2700000" w14:sx="100000" w14:sy="100000" w14:kx="0" w14:ky="0" w14:algn="tl">
+                              <w14:schemeClr w14:val="dk1">
+                                <w14:alpha w14:val="60000"/>
+                              </w14:schemeClr>
+                            </w14:shadow>
+                            <w14:textOutline w14:w="0" w14:cap="flat" w14:cmpd="sng" w14:algn="ctr">
+                              <w14:noFill/>
+                              <w14:prstDash w14:val="solid"/>
+                              <w14:round/>
+                            </w14:textOutline>
+                          </w:rPr>
+                          <w:t>= NULL</w:t>
+                        </w:r>
+                        <w:r>
+                          <w:rPr>
+                            <w:color w:val="000000" w:themeColor="text1"/>
+                            <w:lang w:val="en-US"/>
+                            <w14:shadow w14:blurRad="38100" w14:dist="19050" w14:dir="2700000" w14:sx="100000" w14:sy="100000" w14:kx="0" w14:ky="0" w14:algn="tl">
+                              <w14:schemeClr w14:val="dk1">
+                                <w14:alpha w14:val="60000"/>
+                              </w14:schemeClr>
+                            </w14:shadow>
+                            <w14:textOutline w14:w="0" w14:cap="flat" w14:cmpd="sng" w14:algn="ctr">
+                              <w14:noFill/>
+                              <w14:prstDash w14:val="solid"/>
+                              <w14:round/>
+                            </w14:textOutline>
+                          </w:rPr>
+                          <w:br/>
+                        </w:r>
+                        <w:r>
+                          <w:rPr>
+                            <w:rFonts w:cstheme="minorHAnsi"/>
+                            <w:color w:val="000000" w:themeColor="text1"/>
+                            <w:highlight w:val="lightGray"/>
+                            <w:lang w:val="en-US"/>
+                            <w14:shadow w14:blurRad="38100" w14:dist="19050" w14:dir="2700000" w14:sx="100000" w14:sy="100000" w14:kx="0" w14:ky="0" w14:algn="tl">
+                              <w14:schemeClr w14:val="dk1">
+                                <w14:alpha w14:val="60000"/>
+                              </w14:schemeClr>
+                            </w14:shadow>
+                            <w14:textOutline w14:w="0" w14:cap="flat" w14:cmpd="sng" w14:algn="ctr">
+                              <w14:noFill/>
+                              <w14:prstDash w14:val="solid"/>
+                              <w14:round/>
+                            </w14:textOutline>
+                          </w:rPr>
+                          <w:t>≠</w:t>
+                        </w:r>
+                        <w:r>
+                          <w:rPr>
+                            <w:color w:val="000000" w:themeColor="text1"/>
+                            <w:highlight w:val="lightGray"/>
+                            <w:lang w:val="en-US"/>
+                            <w14:shadow w14:blurRad="38100" w14:dist="19050" w14:dir="2700000" w14:sx="100000" w14:sy="100000" w14:kx="0" w14:ky="0" w14:algn="tl">
+                              <w14:schemeClr w14:val="dk1">
+                                <w14:alpha w14:val="60000"/>
+                              </w14:schemeClr>
+                            </w14:shadow>
+                            <w14:textOutline w14:w="0" w14:cap="flat" w14:cmpd="sng" w14:algn="ctr">
+                              <w14:noFill/>
+                              <w14:prstDash w14:val="solid"/>
+                              <w14:round/>
+                            </w14:textOutline>
+                          </w:rPr>
+                          <w:t xml:space="preserve"> zero </w:t>
+                        </w:r>
+                        <w:r>
+                          <w:rPr>
+                            <w:rFonts w:cstheme="minorHAnsi"/>
+                            <w:color w:val="000000" w:themeColor="text1"/>
+                            <w:highlight w:val="lightGray"/>
+                            <w:lang w:val="en-US"/>
+                            <w14:shadow w14:blurRad="38100" w14:dist="19050" w14:dir="2700000" w14:sx="100000" w14:sy="100000" w14:kx="0" w14:ky="0" w14:algn="tl">
+                              <w14:schemeClr w14:val="dk1">
+                                <w14:alpha w14:val="60000"/>
+                              </w14:schemeClr>
+                            </w14:shadow>
+                            <w14:textOutline w14:w="0" w14:cap="flat" w14:cmpd="sng" w14:algn="ctr">
+                              <w14:noFill/>
+                              <w14:prstDash w14:val="solid"/>
+                              <w14:round/>
+                            </w14:textOutline>
+                          </w:rPr>
+                          <w:t>≠</w:t>
+                        </w:r>
+                        <w:r>
+                          <w:rPr>
+                            <w:color w:val="000000" w:themeColor="text1"/>
+                            <w:highlight w:val="lightGray"/>
+                            <w:lang w:val="en-US"/>
+                            <w14:shadow w14:blurRad="38100" w14:dist="19050" w14:dir="2700000" w14:sx="100000" w14:sy="100000" w14:kx="0" w14:ky="0" w14:algn="tl">
+                              <w14:schemeClr w14:val="dk1">
+                                <w14:alpha w14:val="60000"/>
+                              </w14:schemeClr>
+                            </w14:shadow>
+                            <w14:textOutline w14:w="0" w14:cap="flat" w14:cmpd="sng" w14:algn="ctr">
+                              <w14:noFill/>
+                              <w14:prstDash w14:val="solid"/>
+                              <w14:round/>
+                            </w14:textOutline>
+                          </w:rPr>
+                          <w:t xml:space="preserve"> blank</w:t>
+                        </w:r>
+                      </w:p>
+                    </w:txbxContent>
+                  </v:textbox>
+                </v:shape>
+              </v:group>
+            </w:pict>
+          </mc:Fallback>
+        </mc:AlternateContent>
+      </w:r>
+      <w:r>
+        <w:t>Basic Notions</w:t>
+      </w:r>
       <w:bookmarkEnd w:id="0"/>
+    </w:p>
+    <w:p/>
+    <w:p>
+      <w:r>
+        <w:rPr>
+          <w:noProof/>
+          <w:lang w:eastAsia="fr-FR"/>
+        </w:rPr>
+        <w:drawing>
+          <wp:inline distT="0" distB="0" distL="0" distR="0" wp14:anchorId="6674B74F" wp14:editId="26A95114">
+            <wp:extent cx="3266440" cy="2019300"/>
+            <wp:effectExtent l="0" t="0" r="0" b="0"/>
+            <wp:docPr id="5" name="Image 5" descr="table"/>
+            <wp:cNvGraphicFramePr>
+              <a:graphicFrameLocks xmlns:a="http://schemas.openxmlformats.org/drawingml/2006/main" noChangeAspect="1"/>
+            </wp:cNvGraphicFramePr>
+            <a:graphic xmlns:a="http://schemas.openxmlformats.org/drawingml/2006/main">
+              <a:graphicData uri="http://schemas.openxmlformats.org/drawingml/2006/picture">
+                <pic:pic xmlns:pic="http://schemas.openxmlformats.org/drawingml/2006/picture">
+                  <pic:nvPicPr>
+                    <pic:cNvPr id="0" name="Picture 1" descr="table"/>
+                    <pic:cNvPicPr>
+                      <a:picLocks noChangeAspect="1" noChangeArrowheads="1"/>
+                    </pic:cNvPicPr>
+                  </pic:nvPicPr>
+                  <pic:blipFill>
+                    <a:blip r:embed="rId10">
+                      <a:extLst>
+                        <a:ext uri="{28A0092B-C50C-407E-A947-70E740481C1C}">
+                          <a14:useLocalDpi xmlns:a14="http://schemas.microsoft.com/office/drawing/2010/main" val="0"/>
+                        </a:ext>
+                      </a:extLst>
+                    </a:blip>
+                    <a:srcRect/>
+                    <a:stretch>
+                      <a:fillRect/>
+                    </a:stretch>
+                  </pic:blipFill>
+                  <pic:spPr bwMode="auto">
+                    <a:xfrm>
+                      <a:off x="0" y="0"/>
+                      <a:ext cx="3266440" cy="2019300"/>
+                    </a:xfrm>
+                    <a:prstGeom prst="rect">
+                      <a:avLst/>
+                    </a:prstGeom>
+                    <a:noFill/>
+                    <a:ln>
+                      <a:noFill/>
+                    </a:ln>
+                  </pic:spPr>
+                </pic:pic>
+              </a:graphicData>
+            </a:graphic>
+          </wp:inline>
+        </w:drawing>
+      </w:r>
+    </w:p>
+    <w:p/>
+    <w:p>
+      <w:pPr>
+        <w:pStyle w:val="Titre2"/>
+      </w:pPr>
+      <w:r>
+        <w:t>NULL</w:t>
+      </w:r>
+    </w:p>
+    <w:p>
+      <w:r>
+        <w:t xml:space="preserve">Dans une table, une valeur NULL représente l'absence de donnée ou le fait qu'une valeur n'a pas été spécifiée pour un champ particulier. Autrement dit, si une cellule d'une table contient NULL, cela </w:t>
+      </w:r>
+      <w:r>
+        <w:lastRenderedPageBreak/>
+        <w:t>signifie que lors de la création ou de la modification de l'enregistrement, aucune valeur n'a été affectée à ce champ.</w:t>
+      </w:r>
+    </w:p>
+    <w:p>
+      <w:pPr>
+        <w:rPr>
+          <w:rStyle w:val="Accentuation"/>
+        </w:rPr>
+      </w:pPr>
+      <w:r>
+        <w:rPr>
+          <w:rStyle w:val="Accentuation"/>
+        </w:rPr>
+        <w:t>Quelques points importants à retenir :</w:t>
+      </w:r>
+    </w:p>
+    <w:p>
+      <w:pPr>
+        <w:pStyle w:val="Paragraphedeliste"/>
+        <w:numPr>
+          <w:ilvl w:val="0"/>
+          <w:numId w:val="4"/>
+        </w:numPr>
+        <w:rPr>
+          <w:rStyle w:val="Rfrenceple"/>
+        </w:rPr>
+      </w:pPr>
+      <w:r>
+        <w:rPr>
+          <w:rStyle w:val="Rfrenceple"/>
+        </w:rPr>
+        <w:t>Différence avec zéro ou chaîne vide :</w:t>
+      </w:r>
+    </w:p>
+    <w:p>
+      <w:r>
+        <w:t>NULL ne doit pas être confondu avec un zéro (0) ou une chaîne vide (""). Un zéro est une valeur numérique réelle et une chaîne vide est une valeur textuelle qui contient aucun caractère, alors que NULL indique l'absence totale de donnée.</w:t>
+      </w:r>
+    </w:p>
+    <w:p>
+      <w:pPr>
+        <w:pStyle w:val="Paragraphedeliste"/>
+        <w:numPr>
+          <w:ilvl w:val="0"/>
+          <w:numId w:val="4"/>
+        </w:numPr>
+        <w:rPr>
+          <w:rStyle w:val="Rfrenceple"/>
+        </w:rPr>
+      </w:pPr>
+      <w:r>
+        <w:rPr>
+          <w:rStyle w:val="Rfrenceple"/>
+        </w:rPr>
+        <w:t>Traitement dans les requêtes SQL :</w:t>
+      </w:r>
+    </w:p>
+    <w:p>
+      <w:r>
+        <w:t>Lorsqu'on travaille avec des données NULL, il faut utiliser des opérateurs spécifiques comme IS NULL ou IS NOT NULL dans les conditions SQL, car l'utilisation de l'opérateur d'égalité (=) ne fonctionne pas avec NULL.</w:t>
+      </w:r>
+    </w:p>
+    <w:p>
+      <w:pPr>
+        <w:pStyle w:val="Paragraphedeliste"/>
+        <w:numPr>
+          <w:ilvl w:val="0"/>
+          <w:numId w:val="4"/>
+        </w:numPr>
+        <w:rPr>
+          <w:rStyle w:val="Rfrenceple"/>
+        </w:rPr>
+      </w:pPr>
+      <w:r>
+        <w:rPr>
+          <w:rStyle w:val="Rfrenceple"/>
+        </w:rPr>
+        <w:t>Utilisation courante :</w:t>
+      </w:r>
+    </w:p>
+    <w:p>
+      <w:r>
+        <w:t>Les valeurs NULL sont souvent utilisées pour indiquer que l'information est inconnue, non applicable ou qu'elle n'a pas encore été renseignée.</w:t>
+      </w:r>
+    </w:p>
+    <w:p/>
+    <w:p>
+      <w:r>
+        <w:t>En résumé, une valeur NULL dans une table est une cellule laissée vide lors de l'insertion d'un enregistrement, ce qui signifie qu'il n'y a aucune donnée assignée à ce champ.</w:t>
+      </w:r>
+    </w:p>
+    <w:p/>
+    <w:p>
+      <w:pPr>
+        <w:pStyle w:val="Titre2"/>
+      </w:pPr>
+      <w:r>
+        <w:t>Introduction to PostgreSQL</w:t>
+      </w:r>
+    </w:p>
+    <w:p/>
+    <w:p>
+      <w:pPr>
+        <w:pStyle w:val="Titre3"/>
+      </w:pPr>
+      <w:bookmarkStart w:id="1" w:name="1._Create_a_database"/>
+      <w:r>
+        <w:t>Create a database</w:t>
+      </w:r>
+      <w:bookmarkEnd w:id="1"/>
+    </w:p>
+    <w:p>
+      <w:pPr>
+        <w:rPr>
+          <w:lang w:val="en-US"/>
+        </w:rPr>
+      </w:pPr>
+      <w:r>
+        <w:rPr>
+          <w:lang w:val="en-US"/>
+        </w:rPr>
+        <w:t xml:space="preserve">In </w:t>
+      </w:r>
+      <w:proofErr w:type="spellStart"/>
+      <w:proofErr w:type="gramStart"/>
+      <w:r>
+        <w:rPr>
+          <w:rStyle w:val="lev"/>
+          <w:lang w:val="en-US"/>
+        </w:rPr>
+        <w:t>pgAdmin</w:t>
+      </w:r>
+      <w:proofErr w:type="spellEnd"/>
+      <w:r>
+        <w:rPr>
+          <w:lang w:val="en-US"/>
+        </w:rPr>
+        <w:t xml:space="preserve"> :</w:t>
+      </w:r>
+      <w:proofErr w:type="gramEnd"/>
+      <w:r>
+        <w:rPr>
+          <w:lang w:val="en-US"/>
+        </w:rPr>
+        <w:t xml:space="preserve"> Right Click on ‘Database’ and create a new database called</w:t>
+      </w:r>
+      <w:r>
+        <w:rPr>
+          <w:lang w:val="en-US"/>
+        </w:rPr>
+        <w:t xml:space="preserve"> </w:t>
+      </w:r>
+      <w:proofErr w:type="spellStart"/>
+      <w:r>
+        <w:rPr>
+          <w:lang w:val="en-US"/>
+        </w:rPr>
+        <w:t>comme</w:t>
+      </w:r>
+      <w:proofErr w:type="spellEnd"/>
+      <w:r>
+        <w:rPr>
+          <w:lang w:val="en-US"/>
+        </w:rPr>
+        <w:t xml:space="preserve"> </w:t>
+      </w:r>
+      <w:proofErr w:type="spellStart"/>
+      <w:r>
+        <w:rPr>
+          <w:lang w:val="en-US"/>
+        </w:rPr>
+        <w:t>vous</w:t>
+      </w:r>
+      <w:proofErr w:type="spellEnd"/>
+      <w:r>
+        <w:rPr>
+          <w:lang w:val="en-US"/>
+        </w:rPr>
+        <w:t xml:space="preserve"> </w:t>
+      </w:r>
+      <w:proofErr w:type="spellStart"/>
+      <w:r>
+        <w:rPr>
+          <w:lang w:val="en-US"/>
+        </w:rPr>
+        <w:t>voulez</w:t>
+      </w:r>
+      <w:proofErr w:type="spellEnd"/>
+    </w:p>
+    <w:p>
+      <w:pPr>
+        <w:rPr>
+          <w:lang w:val="en-US"/>
+        </w:rPr>
+      </w:pPr>
+    </w:p>
+    <w:p>
+      <w:pPr>
+        <w:pStyle w:val="Titre3"/>
+      </w:pPr>
+      <w:bookmarkStart w:id="2" w:name="2._DataTypes"/>
+      <w:proofErr w:type="spellStart"/>
+      <w:r>
+        <w:lastRenderedPageBreak/>
+        <w:t>DataTypes</w:t>
+      </w:r>
+      <w:bookmarkEnd w:id="2"/>
+      <w:proofErr w:type="spellEnd"/>
+    </w:p>
+    <w:p>
+      <w:pPr>
+        <w:pStyle w:val="Titre4"/>
+        <w:rPr>
+          <w:rStyle w:val="lev"/>
+          <w:b w:val="0"/>
+          <w:bCs w:val="0"/>
+        </w:rPr>
+      </w:pPr>
+      <w:proofErr w:type="spellStart"/>
+      <w:r>
+        <w:rPr>
+          <w:rStyle w:val="lev"/>
+          <w:b w:val="0"/>
+          <w:bCs w:val="0"/>
+        </w:rPr>
+        <w:t>Numeric</w:t>
+      </w:r>
+      <w:proofErr w:type="spellEnd"/>
+      <w:r>
+        <w:rPr>
+          <w:rStyle w:val="lev"/>
+          <w:b w:val="0"/>
+          <w:bCs w:val="0"/>
+        </w:rPr>
+        <w:t xml:space="preserve"> </w:t>
+      </w:r>
+      <w:proofErr w:type="spellStart"/>
+      <w:r>
+        <w:rPr>
+          <w:rStyle w:val="lev"/>
+          <w:b w:val="0"/>
+          <w:bCs w:val="0"/>
+        </w:rPr>
+        <w:t>datatype</w:t>
+      </w:r>
+      <w:proofErr w:type="spellEnd"/>
+    </w:p>
+    <w:p>
+      <w:r>
+        <w:rPr>
+          <w:noProof/>
+          <w:lang w:eastAsia="fr-FR"/>
+        </w:rPr>
+        <w:drawing>
+          <wp:inline distT="0" distB="0" distL="0" distR="0" wp14:anchorId="48D3DE70" wp14:editId="0309527F">
+            <wp:extent cx="5760720" cy="3645850"/>
+            <wp:effectExtent l="0" t="0" r="0" b="0"/>
+            <wp:docPr id="11" name="Image 11" descr="numeric data"/>
+            <wp:cNvGraphicFramePr>
+              <a:graphicFrameLocks xmlns:a="http://schemas.openxmlformats.org/drawingml/2006/main" noChangeAspect="1"/>
+            </wp:cNvGraphicFramePr>
+            <a:graphic xmlns:a="http://schemas.openxmlformats.org/drawingml/2006/main">
+              <a:graphicData uri="http://schemas.openxmlformats.org/drawingml/2006/picture">
+                <pic:pic xmlns:pic="http://schemas.openxmlformats.org/drawingml/2006/picture">
+                  <pic:nvPicPr>
+                    <pic:cNvPr id="0" name="Picture 3" descr="numeric data"/>
+                    <pic:cNvPicPr>
+                      <a:picLocks noChangeAspect="1" noChangeArrowheads="1"/>
+                    </pic:cNvPicPr>
+                  </pic:nvPicPr>
+                  <pic:blipFill>
+                    <a:blip r:embed="rId11" cstate="print">
+                      <a:extLst>
+                        <a:ext uri="{28A0092B-C50C-407E-A947-70E740481C1C}">
+                          <a14:useLocalDpi xmlns:a14="http://schemas.microsoft.com/office/drawing/2010/main" val="0"/>
+                        </a:ext>
+                      </a:extLst>
+                    </a:blip>
+                    <a:srcRect/>
+                    <a:stretch>
+                      <a:fillRect/>
+                    </a:stretch>
+                  </pic:blipFill>
+                  <pic:spPr bwMode="auto">
+                    <a:xfrm>
+                      <a:off x="0" y="0"/>
+                      <a:ext cx="5760720" cy="3645850"/>
+                    </a:xfrm>
+                    <a:prstGeom prst="rect">
+                      <a:avLst/>
+                    </a:prstGeom>
+                    <a:noFill/>
+                    <a:ln>
+                      <a:noFill/>
+                    </a:ln>
+                  </pic:spPr>
+                </pic:pic>
+              </a:graphicData>
+            </a:graphic>
+          </wp:inline>
+        </w:drawing>
+      </w:r>
+    </w:p>
+    <w:p>
+      <w:pPr>
+        <w:pStyle w:val="Titre4"/>
+        <w:rPr>
+          <w:rStyle w:val="lev"/>
+        </w:rPr>
+      </w:pPr>
+      <w:r>
+        <w:rPr>
+          <w:rStyle w:val="lev"/>
+        </w:rPr>
+        <w:t xml:space="preserve">String </w:t>
+      </w:r>
+      <w:proofErr w:type="spellStart"/>
+      <w:r>
+        <w:rPr>
+          <w:rStyle w:val="lev"/>
+        </w:rPr>
+        <w:t>datatype</w:t>
+      </w:r>
+      <w:proofErr w:type="spellEnd"/>
+    </w:p>
+    <w:p>
+      <w:r>
+        <w:rPr>
+          <w:noProof/>
+          <w:lang w:eastAsia="fr-FR"/>
+        </w:rPr>
+        <w:drawing>
+          <wp:inline distT="0" distB="0" distL="0" distR="0" wp14:anchorId="17AE8EFB" wp14:editId="1EAFF98C">
+            <wp:extent cx="5760720" cy="2238242"/>
+            <wp:effectExtent l="0" t="0" r="0" b="0"/>
+            <wp:docPr id="12" name="Image 12" descr="String datatype"/>
+            <wp:cNvGraphicFramePr>
+              <a:graphicFrameLocks xmlns:a="http://schemas.openxmlformats.org/drawingml/2006/main" noChangeAspect="1"/>
+            </wp:cNvGraphicFramePr>
+            <a:graphic xmlns:a="http://schemas.openxmlformats.org/drawingml/2006/main">
+              <a:graphicData uri="http://schemas.openxmlformats.org/drawingml/2006/picture">
+                <pic:pic xmlns:pic="http://schemas.openxmlformats.org/drawingml/2006/picture">
+                  <pic:nvPicPr>
+                    <pic:cNvPr id="0" name="Picture 5" descr="String datatype"/>
+                    <pic:cNvPicPr>
+                      <a:picLocks noChangeAspect="1" noChangeArrowheads="1"/>
+                    </pic:cNvPicPr>
+                  </pic:nvPicPr>
+                  <pic:blipFill>
+                    <a:blip r:embed="rId12" cstate="print">
+                      <a:extLst>
+                        <a:ext uri="{28A0092B-C50C-407E-A947-70E740481C1C}">
+                          <a14:useLocalDpi xmlns:a14="http://schemas.microsoft.com/office/drawing/2010/main" val="0"/>
+                        </a:ext>
+                      </a:extLst>
+                    </a:blip>
+                    <a:srcRect/>
+                    <a:stretch>
+                      <a:fillRect/>
+                    </a:stretch>
+                  </pic:blipFill>
+                  <pic:spPr bwMode="auto">
+                    <a:xfrm>
+                      <a:off x="0" y="0"/>
+                      <a:ext cx="5760720" cy="2238242"/>
+                    </a:xfrm>
+                    <a:prstGeom prst="rect">
+                      <a:avLst/>
+                    </a:prstGeom>
+                    <a:noFill/>
+                    <a:ln>
+                      <a:noFill/>
+                    </a:ln>
+                  </pic:spPr>
+                </pic:pic>
+              </a:graphicData>
+            </a:graphic>
+          </wp:inline>
+        </w:drawing>
+      </w:r>
+    </w:p>
+    <w:p>
+      <w:pPr>
+        <w:pStyle w:val="Titre4"/>
+        <w:rPr>
+          <w:rStyle w:val="lev"/>
+        </w:rPr>
+      </w:pPr>
+      <w:r>
+        <w:rPr>
+          <w:rStyle w:val="lev"/>
+        </w:rPr>
+        <w:lastRenderedPageBreak/>
+        <w:t xml:space="preserve">Date/time </w:t>
+      </w:r>
+      <w:proofErr w:type="spellStart"/>
+      <w:r>
+        <w:rPr>
+          <w:rStyle w:val="lev"/>
+        </w:rPr>
+        <w:t>datatype</w:t>
+      </w:r>
+      <w:proofErr w:type="spellEnd"/>
+    </w:p>
+    <w:p>
+      <w:r>
+        <w:rPr>
+          <w:noProof/>
+          <w:lang w:eastAsia="fr-FR"/>
+        </w:rPr>
+        <w:drawing>
+          <wp:inline distT="0" distB="0" distL="0" distR="0" wp14:anchorId="6005297A" wp14:editId="4115214F">
+            <wp:extent cx="5760720" cy="2988032"/>
+            <wp:effectExtent l="0" t="0" r="0" b="3175"/>
+            <wp:docPr id="13" name="Image 13" descr="Date/time datatype"/>
+            <wp:cNvGraphicFramePr>
+              <a:graphicFrameLocks xmlns:a="http://schemas.openxmlformats.org/drawingml/2006/main" noChangeAspect="1"/>
+            </wp:cNvGraphicFramePr>
+            <a:graphic xmlns:a="http://schemas.openxmlformats.org/drawingml/2006/main">
+              <a:graphicData uri="http://schemas.openxmlformats.org/drawingml/2006/picture">
+                <pic:pic xmlns:pic="http://schemas.openxmlformats.org/drawingml/2006/picture">
+                  <pic:nvPicPr>
+                    <pic:cNvPr id="0" name="Picture 7" descr="Date/time datatype"/>
+                    <pic:cNvPicPr>
+                      <a:picLocks noChangeAspect="1" noChangeArrowheads="1"/>
+                    </pic:cNvPicPr>
+                  </pic:nvPicPr>
+                  <pic:blipFill>
+                    <a:blip r:embed="rId13" cstate="print">
+                      <a:extLst>
+                        <a:ext uri="{28A0092B-C50C-407E-A947-70E740481C1C}">
+                          <a14:useLocalDpi xmlns:a14="http://schemas.microsoft.com/office/drawing/2010/main" val="0"/>
+                        </a:ext>
+                      </a:extLst>
+                    </a:blip>
+                    <a:srcRect/>
+                    <a:stretch>
+                      <a:fillRect/>
+                    </a:stretch>
+                  </pic:blipFill>
+                  <pic:spPr bwMode="auto">
+                    <a:xfrm>
+                      <a:off x="0" y="0"/>
+                      <a:ext cx="5760720" cy="2988032"/>
+                    </a:xfrm>
+                    <a:prstGeom prst="rect">
+                      <a:avLst/>
+                    </a:prstGeom>
+                    <a:noFill/>
+                    <a:ln>
+                      <a:noFill/>
+                    </a:ln>
+                  </pic:spPr>
+                </pic:pic>
+              </a:graphicData>
+            </a:graphic>
+          </wp:inline>
+        </w:drawing>
+      </w:r>
+    </w:p>
+    <w:p>
+      <w:pPr>
+        <w:pStyle w:val="Titre4"/>
+        <w:rPr>
+          <w:rStyle w:val="lev"/>
+        </w:rPr>
+      </w:pPr>
+      <w:proofErr w:type="spellStart"/>
+      <w:r>
+        <w:rPr>
+          <w:rStyle w:val="lev"/>
+        </w:rPr>
+        <w:t>Other</w:t>
+      </w:r>
+      <w:proofErr w:type="spellEnd"/>
+      <w:r>
+        <w:rPr>
+          <w:rStyle w:val="lev"/>
+        </w:rPr>
+        <w:t xml:space="preserve"> </w:t>
+      </w:r>
+      <w:proofErr w:type="spellStart"/>
+      <w:r>
+        <w:rPr>
+          <w:rStyle w:val="lev"/>
+        </w:rPr>
+        <w:t>datatypes</w:t>
+      </w:r>
+      <w:proofErr w:type="spellEnd"/>
+    </w:p>
+    <w:p>
+      <w:r>
+        <w:rPr>
+          <w:noProof/>
+          <w:lang w:eastAsia="fr-FR"/>
+        </w:rPr>
+        <w:drawing>
+          <wp:inline distT="0" distB="0" distL="0" distR="0" wp14:anchorId="62ABB46E" wp14:editId="7035CCE7">
+            <wp:extent cx="5760720" cy="2025805"/>
+            <wp:effectExtent l="0" t="0" r="0" b="0"/>
+            <wp:docPr id="14" name="Image 14" descr="Other type"/>
+            <wp:cNvGraphicFramePr>
+              <a:graphicFrameLocks xmlns:a="http://schemas.openxmlformats.org/drawingml/2006/main" noChangeAspect="1"/>
+            </wp:cNvGraphicFramePr>
+            <a:graphic xmlns:a="http://schemas.openxmlformats.org/drawingml/2006/main">
+              <a:graphicData uri="http://schemas.openxmlformats.org/drawingml/2006/picture">
+                <pic:pic xmlns:pic="http://schemas.openxmlformats.org/drawingml/2006/picture">
+                  <pic:nvPicPr>
+                    <pic:cNvPr id="0" name="Picture 9" descr="Other type"/>
+                    <pic:cNvPicPr>
+                      <a:picLocks noChangeAspect="1" noChangeArrowheads="1"/>
+                    </pic:cNvPicPr>
+                  </pic:nvPicPr>
+                  <pic:blipFill>
+                    <a:blip r:embed="rId14" cstate="print">
+                      <a:extLst>
+                        <a:ext uri="{28A0092B-C50C-407E-A947-70E740481C1C}">
+                          <a14:useLocalDpi xmlns:a14="http://schemas.microsoft.com/office/drawing/2010/main" val="0"/>
+                        </a:ext>
+                      </a:extLst>
+                    </a:blip>
+                    <a:srcRect/>
+                    <a:stretch>
+                      <a:fillRect/>
+                    </a:stretch>
+                  </pic:blipFill>
+                  <pic:spPr bwMode="auto">
+                    <a:xfrm>
+                      <a:off x="0" y="0"/>
+                      <a:ext cx="5760720" cy="2025805"/>
+                    </a:xfrm>
+                    <a:prstGeom prst="rect">
+                      <a:avLst/>
+                    </a:prstGeom>
+                    <a:noFill/>
+                    <a:ln>
+                      <a:noFill/>
+                    </a:ln>
+                  </pic:spPr>
+                </pic:pic>
+              </a:graphicData>
+            </a:graphic>
+          </wp:inline>
+        </w:drawing>
+      </w:r>
+    </w:p>
+    <w:p/>
+    <w:p>
+      <w:pPr>
+        <w:pStyle w:val="Titre4"/>
+        <w:rPr>
+          <w:lang w:val="en-US"/>
+        </w:rPr>
+      </w:pPr>
+      <w:bookmarkStart w:id="3" w:name="3._Constraints"/>
+      <w:r>
+        <w:rPr>
+          <w:lang w:val="en-US"/>
+        </w:rPr>
+        <w:t>3</w:t>
+      </w:r>
+      <w:commentRangeStart w:id="4"/>
+      <w:r>
+        <w:rPr>
+          <w:lang w:val="en-US"/>
+        </w:rPr>
+        <w:t>. Constraints</w:t>
+      </w:r>
+      <w:bookmarkEnd w:id="3"/>
+      <w:commentRangeEnd w:id="4"/>
+      <w:r>
+        <w:rPr>
+          <w:rStyle w:val="Marquedecommentaire"/>
+          <w:rFonts w:asciiTheme="minorHAnsi" w:eastAsiaTheme="minorEastAsia" w:hAnsiTheme="minorHAnsi" w:cstheme="minorBidi"/>
+          <w:color w:val="auto"/>
+        </w:rPr>
+        <w:commentReference w:id="4"/>
+      </w:r>
+    </w:p>
+    <w:p>
+      <w:pPr>
+        <w:rPr>
+          <w:lang w:val="en-US"/>
+        </w:rPr>
+      </w:pPr>
+      <w:r>
+        <w:rPr>
+          <w:lang w:val="en-US"/>
+        </w:rPr>
+        <w:t xml:space="preserve">Following are some of the </w:t>
+      </w:r>
+      <w:r>
+        <w:rPr>
+          <w:u w:val="single"/>
+          <w:lang w:val="en-US"/>
+        </w:rPr>
+        <w:t>most commonly used constraints</w:t>
+      </w:r>
+      <w:r>
+        <w:rPr>
+          <w:lang w:val="en-US"/>
+        </w:rPr>
+        <w:t xml:space="preserve"> available in </w:t>
+      </w:r>
+      <w:proofErr w:type="gramStart"/>
+      <w:r>
+        <w:rPr>
+          <w:lang w:val="en-US"/>
+        </w:rPr>
+        <w:t>SQL :</w:t>
+      </w:r>
+      <w:proofErr w:type="gramEnd"/>
+      <w:r>
+        <w:rPr>
+          <w:lang w:val="en-US"/>
+        </w:rPr>
+        <w:t xml:space="preserve"> </w:t>
+      </w:r>
+    </w:p>
+    <w:p>
+      <w:pPr>
+        <w:rPr>
+          <w:lang w:val="en-US"/>
+        </w:rPr>
+      </w:pPr>
+      <w:r>
+        <w:rPr>
+          <w:rStyle w:val="lev"/>
+          <w:lang w:val="en-US"/>
+        </w:rPr>
+        <w:t>NOT NULL</w:t>
+      </w:r>
+      <w:r>
+        <w:rPr>
+          <w:lang w:val="en-US"/>
+        </w:rPr>
+        <w:t xml:space="preserve"> Constraint − Ensures that a column cannot have a NULL value.</w:t>
+      </w:r>
+    </w:p>
+    <w:p>
+      <w:pPr>
+        <w:rPr>
+          <w:lang w:val="en-US"/>
+        </w:rPr>
+      </w:pPr>
+      <w:r>
+        <w:rPr>
+          <w:rStyle w:val="lev"/>
+          <w:lang w:val="en-US"/>
+        </w:rPr>
+        <w:t>DEFAULT</w:t>
+      </w:r>
+      <w:r>
+        <w:rPr>
+          <w:lang w:val="en-US"/>
+        </w:rPr>
+        <w:t xml:space="preserve"> Constraint − Provides a default value for a column when none is specified.</w:t>
+      </w:r>
+    </w:p>
+    <w:p>
+      <w:pPr>
+        <w:rPr>
+          <w:lang w:val="en-US"/>
+        </w:rPr>
+      </w:pPr>
+      <w:r>
+        <w:rPr>
+          <w:rStyle w:val="lev"/>
+          <w:lang w:val="en-US"/>
+        </w:rPr>
+        <w:t>UNIQUE</w:t>
+      </w:r>
+      <w:r>
+        <w:rPr>
+          <w:lang w:val="en-US"/>
+        </w:rPr>
+        <w:t xml:space="preserve"> Constraint − Prevents two records from having identical values in a particular column</w:t>
+      </w:r>
+    </w:p>
+    <w:p>
+      <w:pPr>
+        <w:rPr>
+          <w:lang w:val="en-US"/>
+        </w:rPr>
+      </w:pPr>
+      <w:r>
+        <w:rPr>
+          <w:rStyle w:val="lev"/>
+          <w:lang w:val="en-US"/>
+        </w:rPr>
+        <w:t>PRIMARY KEY</w:t>
+      </w:r>
+      <w:r>
+        <w:rPr>
+          <w:lang w:val="en-US"/>
+        </w:rPr>
+        <w:t xml:space="preserve">− Uniquely identifies each row/record in a database table. It enforces the column values to be </w:t>
+      </w:r>
+      <w:r>
+        <w:rPr>
+          <w:u w:val="single"/>
+          <w:lang w:val="en-US"/>
+        </w:rPr>
+        <w:t>non-null</w:t>
+      </w:r>
+      <w:r>
+        <w:rPr>
+          <w:lang w:val="en-US"/>
+        </w:rPr>
+        <w:t xml:space="preserve"> and </w:t>
+      </w:r>
+      <w:r>
+        <w:rPr>
+          <w:u w:val="single"/>
+          <w:lang w:val="en-US"/>
+        </w:rPr>
+        <w:t>unique</w:t>
+      </w:r>
+      <w:r>
+        <w:rPr>
+          <w:lang w:val="en-US"/>
+        </w:rPr>
+        <w:t>.</w:t>
+      </w:r>
+    </w:p>
+    <w:p>
+      <w:pPr>
+        <w:pStyle w:val="NormalWeb"/>
+        <w:rPr>
+          <w:lang w:val="en-US"/>
+        </w:rPr>
+      </w:pPr>
+    </w:p>
+    <w:p>
+      <w:pPr>
+        <w:pStyle w:val="Titre3"/>
+      </w:pPr>
+      <w:bookmarkStart w:id="5" w:name="4._Creating_a_table"/>
+      <w:r>
+        <w:t>Creating a table</w:t>
+      </w:r>
+      <w:bookmarkEnd w:id="5"/>
+    </w:p>
+    <w:p>
+      <w:pPr>
+        <w:rPr>
+          <w:lang w:val="en-US"/>
+        </w:rPr>
+      </w:pPr>
+      <w:r>
+        <w:rPr>
+          <w:lang w:val="en-US"/>
+        </w:rPr>
+        <w:t xml:space="preserve">Create a table in </w:t>
+      </w:r>
+      <w:proofErr w:type="spellStart"/>
+      <w:r>
+        <w:rPr>
+          <w:lang w:val="en-US"/>
+        </w:rPr>
+        <w:t>pgAdmin</w:t>
+      </w:r>
+      <w:proofErr w:type="spellEnd"/>
+      <w:r>
+        <w:rPr>
+          <w:lang w:val="en-US"/>
+        </w:rPr>
+        <w:t xml:space="preserve">, right-click on the created database and select </w:t>
+      </w:r>
+      <w:r>
+        <w:rPr>
+          <w:b/>
+          <w:bCs/>
+          <w:lang w:val="en-US"/>
+        </w:rPr>
+        <w:t>CREATE Script</w:t>
+      </w:r>
+      <w:r>
+        <w:rPr>
+          <w:lang w:val="en-US"/>
+        </w:rPr>
+        <w:t xml:space="preserve"> from the options.</w:t>
+      </w:r>
+    </w:p>
+    <w:p>
+      <w:pPr>
+        <w:rPr>
+          <w:lang w:val="en-US"/>
+        </w:rPr>
+      </w:pPr>
+      <w:r>
+        <w:rPr>
+          <w:lang w:val="en-US"/>
+        </w:rPr>
+        <w:drawing>
+          <wp:inline distT="0" distB="0" distL="0" distR="0" wp14:anchorId="6E27B13D" wp14:editId="03C75485">
+            <wp:extent cx="1892044" cy="2351495"/>
+            <wp:effectExtent l="0" t="0" r="0" b="0"/>
+            <wp:docPr id="15" name="Image 15"/>
+            <wp:cNvGraphicFramePr>
+              <a:graphicFrameLocks xmlns:a="http://schemas.openxmlformats.org/drawingml/2006/main" noChangeAspect="1"/>
+            </wp:cNvGraphicFramePr>
+            <a:graphic xmlns:a="http://schemas.openxmlformats.org/drawingml/2006/main">
+              <a:graphicData uri="http://schemas.openxmlformats.org/drawingml/2006/picture">
+                <pic:pic xmlns:pic="http://schemas.openxmlformats.org/drawingml/2006/picture">
+                  <pic:nvPicPr>
+                    <pic:cNvPr id="1" name=""/>
+                    <pic:cNvPicPr/>
+                  </pic:nvPicPr>
+                  <pic:blipFill>
+                    <a:blip r:embed="rId17"/>
+                    <a:stretch>
+                      <a:fillRect/>
+                    </a:stretch>
+                  </pic:blipFill>
+                  <pic:spPr>
+                    <a:xfrm>
+                      <a:off x="0" y="0"/>
+                      <a:ext cx="1907820" cy="2371102"/>
+                    </a:xfrm>
+                    <a:prstGeom prst="rect">
+                      <a:avLst/>
+                    </a:prstGeom>
+                  </pic:spPr>
+                </pic:pic>
+              </a:graphicData>
+            </a:graphic>
+          </wp:inline>
+        </w:drawing>
+      </w:r>
+    </w:p>
+    <w:p>
+      <w:pPr>
+        <w:spacing w:before="100" w:beforeAutospacing="1" w:after="100" w:afterAutospacing="1" w:line="240" w:lineRule="auto"/>
+        <w:rPr>
+          <w:rFonts w:ascii="Times New Roman" w:eastAsia="Times New Roman" w:hAnsi="Times New Roman" w:cs="Times New Roman"/>
+          <w:sz w:val="24"/>
+          <w:szCs w:val="24"/>
+          <w:lang w:val="en-US" w:eastAsia="fr-FR"/>
+        </w:rPr>
+      </w:pPr>
+      <w:proofErr w:type="gramStart"/>
+      <w:r>
+        <w:rPr>
+          <w:rFonts w:ascii="Times New Roman" w:eastAsia="Times New Roman" w:hAnsi="Symbol" w:cs="Times New Roman"/>
+          <w:sz w:val="24"/>
+          <w:szCs w:val="24"/>
+          <w:lang w:eastAsia="fr-FR"/>
+        </w:rPr>
+        <w:t></w:t>
+      </w:r>
+      <w:r>
+        <w:rPr>
+          <w:rFonts w:ascii="Times New Roman" w:eastAsia="Times New Roman" w:hAnsi="Times New Roman" w:cs="Times New Roman"/>
+          <w:sz w:val="24"/>
+          <w:szCs w:val="24"/>
+          <w:lang w:val="en-US" w:eastAsia="fr-FR"/>
+        </w:rPr>
+        <w:t xml:space="preserve">  o</w:t>
+      </w:r>
+      <w:proofErr w:type="gramEnd"/>
+      <w:r>
+        <w:rPr>
+          <w:rFonts w:ascii="Times New Roman" w:eastAsia="Times New Roman" w:hAnsi="Times New Roman" w:cs="Times New Roman"/>
+          <w:sz w:val="24"/>
+          <w:szCs w:val="24"/>
+          <w:lang w:val="en-US" w:eastAsia="fr-FR"/>
+        </w:rPr>
+        <w:t xml:space="preserve"> execute the script, click on the lightning. You should receive the response “Query returned successfully.”</w:t>
+      </w:r>
+      <w:r>
+        <w:rPr>
+          <w:rFonts w:ascii="Times New Roman" w:eastAsia="Times New Roman" w:hAnsi="Times New Roman" w:cs="Times New Roman"/>
+          <w:sz w:val="24"/>
+          <w:szCs w:val="24"/>
+          <w:lang w:val="en-US" w:eastAsia="fr-FR"/>
+        </w:rPr>
+        <w:br/>
+      </w:r>
+      <w:r>
+        <w:rPr>
+          <w:rFonts w:ascii="Times New Roman" w:eastAsia="Times New Roman" w:hAnsi="Times New Roman" w:cs="Times New Roman"/>
+          <w:noProof/>
+          <w:sz w:val="24"/>
+          <w:szCs w:val="24"/>
+          <w:lang w:eastAsia="fr-FR"/>
+        </w:rPr>
+        <w:drawing>
+          <wp:inline distT="0" distB="0" distL="0" distR="0" wp14:anchorId="11023754" wp14:editId="1D115028">
+            <wp:extent cx="5258070" cy="1447874"/>
+            <wp:effectExtent l="0" t="0" r="0" b="0"/>
+            <wp:docPr id="16" name="Image 16"/>
+            <wp:cNvGraphicFramePr>
+              <a:graphicFrameLocks xmlns:a="http://schemas.openxmlformats.org/drawingml/2006/main" noChangeAspect="1"/>
+            </wp:cNvGraphicFramePr>
+            <a:graphic xmlns:a="http://schemas.openxmlformats.org/drawingml/2006/main">
+              <a:graphicData uri="http://schemas.openxmlformats.org/drawingml/2006/picture">
+                <pic:pic xmlns:pic="http://schemas.openxmlformats.org/drawingml/2006/picture">
+                  <pic:nvPicPr>
+                    <pic:cNvPr id="16" name="A60297B.tmp"/>
+                    <pic:cNvPicPr/>
+                  </pic:nvPicPr>
+                  <pic:blipFill>
+                    <a:blip r:embed="rId18">
+                      <a:extLst>
+                        <a:ext uri="{28A0092B-C50C-407E-A947-70E740481C1C}">
+                          <a14:useLocalDpi xmlns:a14="http://schemas.microsoft.com/office/drawing/2010/main" val="0"/>
+                        </a:ext>
+                      </a:extLst>
+                    </a:blip>
+                    <a:stretch>
+                      <a:fillRect/>
+                    </a:stretch>
+                  </pic:blipFill>
+                  <pic:spPr>
+                    <a:xfrm>
+                      <a:off x="0" y="0"/>
+                      <a:ext cx="5258070" cy="1447874"/>
+                    </a:xfrm>
+                    <a:prstGeom prst="rect">
+                      <a:avLst/>
+                    </a:prstGeom>
+                  </pic:spPr>
+                </pic:pic>
+              </a:graphicData>
+            </a:graphic>
+          </wp:inline>
+        </w:drawing>
+      </w:r>
+    </w:p>
+    <w:p>
+      <w:pPr>
+        <w:spacing w:before="100" w:beforeAutospacing="1" w:after="100" w:afterAutospacing="1" w:line="240" w:lineRule="auto"/>
+        <w:rPr>
+          <w:rFonts w:ascii="Times New Roman" w:eastAsia="Times New Roman" w:hAnsi="Times New Roman" w:cs="Times New Roman"/>
+          <w:sz w:val="24"/>
+          <w:szCs w:val="24"/>
+          <w:lang w:val="en-US" w:eastAsia="fr-FR"/>
+        </w:rPr>
+      </w:pPr>
+      <w:proofErr w:type="gramStart"/>
+      <w:r>
+        <w:rPr>
+          <w:rFonts w:ascii="Times New Roman" w:eastAsia="Times New Roman" w:hAnsi="Symbol" w:cs="Times New Roman"/>
+          <w:sz w:val="24"/>
+          <w:szCs w:val="24"/>
+          <w:lang w:eastAsia="fr-FR"/>
+        </w:rPr>
+        <w:t></w:t>
+      </w:r>
+      <w:r>
+        <w:rPr>
+          <w:rFonts w:ascii="Times New Roman" w:eastAsia="Times New Roman" w:hAnsi="Times New Roman" w:cs="Times New Roman"/>
+          <w:sz w:val="24"/>
+          <w:szCs w:val="24"/>
+          <w:lang w:val="en-US" w:eastAsia="fr-FR"/>
+        </w:rPr>
+        <w:t xml:space="preserve">  Then</w:t>
+      </w:r>
+      <w:proofErr w:type="gramEnd"/>
+      <w:r>
+        <w:rPr>
+          <w:rFonts w:ascii="Times New Roman" w:eastAsia="Times New Roman" w:hAnsi="Times New Roman" w:cs="Times New Roman"/>
+          <w:sz w:val="24"/>
+          <w:szCs w:val="24"/>
+          <w:lang w:val="en-US" w:eastAsia="fr-FR"/>
+        </w:rPr>
+        <w:t xml:space="preserve"> go to </w:t>
+      </w:r>
+      <w:r>
+        <w:rPr>
+          <w:rFonts w:ascii="Times New Roman" w:eastAsia="Times New Roman" w:hAnsi="Times New Roman" w:cs="Times New Roman"/>
+          <w:i/>
+          <w:iCs/>
+          <w:sz w:val="24"/>
+          <w:szCs w:val="24"/>
+          <w:lang w:val="en-US" w:eastAsia="fr-FR"/>
+        </w:rPr>
+        <w:t>Schemas/Public/Tables</w:t>
+      </w:r>
+      <w:r>
+        <w:rPr>
+          <w:rFonts w:ascii="Times New Roman" w:eastAsia="Times New Roman" w:hAnsi="Times New Roman" w:cs="Times New Roman"/>
+          <w:sz w:val="24"/>
+          <w:szCs w:val="24"/>
+          <w:lang w:val="en-US" w:eastAsia="fr-FR"/>
+        </w:rPr>
+        <w:t>, you will see your table there</w:t>
+      </w:r>
+    </w:p>
+    <w:p>
+      <w:pPr>
+        <w:rPr>
+          <w:lang w:val="en-US"/>
+        </w:rPr>
+      </w:pPr>
+      <w:r>
+        <w:rPr>
+          <w:noProof/>
+          <w:lang w:eastAsia="fr-FR"/>
+        </w:rPr>
+        <w:drawing>
+          <wp:inline distT="0" distB="0" distL="0" distR="0" wp14:anchorId="3C3CE2AD" wp14:editId="06D0E004">
+            <wp:extent cx="3746693" cy="4629388"/>
+            <wp:effectExtent l="0" t="0" r="6350" b="0"/>
+            <wp:docPr id="17" name="Image 17"/>
+            <wp:cNvGraphicFramePr>
+              <a:graphicFrameLocks xmlns:a="http://schemas.openxmlformats.org/drawingml/2006/main" noChangeAspect="1"/>
+            </wp:cNvGraphicFramePr>
+            <a:graphic xmlns:a="http://schemas.openxmlformats.org/drawingml/2006/main">
+              <a:graphicData uri="http://schemas.openxmlformats.org/drawingml/2006/picture">
+                <pic:pic xmlns:pic="http://schemas.openxmlformats.org/drawingml/2006/picture">
+                  <pic:nvPicPr>
+                    <pic:cNvPr id="17" name="A60AE4C.tmp"/>
+                    <pic:cNvPicPr/>
+                  </pic:nvPicPr>
+                  <pic:blipFill>
+                    <a:blip r:embed="rId19">
+                      <a:extLst>
+                        <a:ext uri="{28A0092B-C50C-407E-A947-70E740481C1C}">
+                          <a14:useLocalDpi xmlns:a14="http://schemas.microsoft.com/office/drawing/2010/main" val="0"/>
+                        </a:ext>
+                      </a:extLst>
+                    </a:blip>
+                    <a:stretch>
+                      <a:fillRect/>
+                    </a:stretch>
+                  </pic:blipFill>
+                  <pic:spPr>
+                    <a:xfrm>
+                      <a:off x="0" y="0"/>
+                      <a:ext cx="3746693" cy="4629388"/>
+                    </a:xfrm>
+                    <a:prstGeom prst="rect">
+                      <a:avLst/>
+                    </a:prstGeom>
+                  </pic:spPr>
+                </pic:pic>
+              </a:graphicData>
+            </a:graphic>
+          </wp:inline>
+        </w:drawing>
+      </w:r>
+    </w:p>
+    <w:p>
+      <w:pPr>
+        <w:rPr>
+          <w:lang w:val="en-US"/>
+        </w:rPr>
+      </w:pPr>
+    </w:p>
+    <w:p>
+      <w:pPr>
+        <w:rPr>
+          <w:lang w:val="en-US"/>
+        </w:rPr>
+      </w:pPr>
+    </w:p>
+    <w:p>
+      <w:pPr>
+        <w:rPr>
+          <w:lang w:val="en-US"/>
+        </w:rPr>
+      </w:pPr>
+    </w:p>
+    <w:p>
+      <w:pPr>
+        <w:rPr>
+          <w:lang w:val="en-US"/>
+        </w:rPr>
+      </w:pPr>
+    </w:p>
+    <w:p>
+      <w:pPr>
+        <w:rPr>
+          <w:lang w:val="en-US"/>
+        </w:rPr>
+      </w:pPr>
+      <w:r>
+        <w:rPr>
+          <w:lang w:val="en-US"/>
+        </w:rPr>
+        <w:drawing>
+          <wp:inline distT="0" distB="0" distL="0" distR="0" wp14:anchorId="162EB2C7" wp14:editId="188D2E0C">
+            <wp:extent cx="3629532" cy="3467584"/>
+            <wp:effectExtent l="0" t="0" r="9525" b="0"/>
+            <wp:docPr id="18" name="Image 18"/>
+            <wp:cNvGraphicFramePr>
+              <a:graphicFrameLocks xmlns:a="http://schemas.openxmlformats.org/drawingml/2006/main" noChangeAspect="1"/>
+            </wp:cNvGraphicFramePr>
+            <a:graphic xmlns:a="http://schemas.openxmlformats.org/drawingml/2006/main">
+              <a:graphicData uri="http://schemas.openxmlformats.org/drawingml/2006/picture">
+                <pic:pic xmlns:pic="http://schemas.openxmlformats.org/drawingml/2006/picture">
+                  <pic:nvPicPr>
+                    <pic:cNvPr id="1" name=""/>
+                    <pic:cNvPicPr/>
+                  </pic:nvPicPr>
+                  <pic:blipFill>
+                    <a:blip r:embed="rId20"/>
+                    <a:stretch>
+                      <a:fillRect/>
+                    </a:stretch>
+                  </pic:blipFill>
+                  <pic:spPr>
+                    <a:xfrm>
+                      <a:off x="0" y="0"/>
+                      <a:ext cx="3629532" cy="3467584"/>
+                    </a:xfrm>
+                    <a:prstGeom prst="rect">
+                      <a:avLst/>
+                    </a:prstGeom>
+                  </pic:spPr>
+                </pic:pic>
+              </a:graphicData>
+            </a:graphic>
+          </wp:inline>
+        </w:drawing>
+      </w:r>
+    </w:p>
+    <w:p>
+      <w:pPr>
+        <w:rPr>
+          <w:lang w:val="en-US"/>
+        </w:rPr>
+      </w:pPr>
+    </w:p>
+    <w:p>
+      <w:r>
+        <w:t xml:space="preserve">Exo cours: </w:t>
+      </w:r>
+      <w:hyperlink r:id="rId21" w:history="1">
+        <w:r>
+          <w:rPr>
+            <w:rStyle w:val="Lienhypertexte"/>
+          </w:rPr>
+          <w:t>https://octopus.developers.institute/courses/collection/103/course/505/section/1316/chapter/368</w:t>
+        </w:r>
+      </w:hyperlink>
+    </w:p>
+    <w:p/>
+    <w:p>
+      <w:bookmarkStart w:id="6" w:name="_GoBack"/>
+      <w:bookmarkEnd w:id="6"/>
     </w:p>
     <w:sectPr>
       <w:pgSz w:w="11906" w:h="16838"/>
@@ -16,12 +3388,1000 @@
 </w:document>
 </file>
 
+<file path=word/comments.xml><?xml version="1.0" encoding="utf-8"?>
+<w:comments xmlns:wpc="http://schemas.microsoft.com/office/word/2010/wordprocessingCanvas" xmlns:cx="http://schemas.microsoft.com/office/drawing/2014/chartex" xmlns:cx1="http://schemas.microsoft.com/office/drawing/2015/9/8/chartex" xmlns:mc="http://schemas.openxmlformats.org/markup-compatibility/2006" xmlns:o="urn:schemas-microsoft-com:office:office" xmlns:r="http://schemas.openxmlformats.org/officeDocument/2006/relationships" xmlns:m="http://schemas.openxmlformats.org/officeDocument/2006/math" xmlns:v="urn:schemas-microsoft-com:vml" xmlns:wp14="http://schemas.microsoft.com/office/word/2010/wordprocessingDrawing" xmlns:wp="http://schemas.openxmlformats.org/drawingml/2006/wordprocessingDrawing" xmlns:w10="urn:schemas-microsoft-com:office:word" xmlns:w="http://schemas.openxmlformats.org/wordprocessingml/2006/main" xmlns:w14="http://schemas.microsoft.com/office/word/2010/wordml" xmlns:w15="http://schemas.microsoft.com/office/word/2012/wordml" xmlns:w16se="http://schemas.microsoft.com/office/word/2015/wordml/symex" xmlns:wpg="http://schemas.microsoft.com/office/word/2010/wordprocessingGroup" xmlns:wpi="http://schemas.microsoft.com/office/word/2010/wordprocessingInk" xmlns:wne="http://schemas.microsoft.com/office/word/2006/wordml" xmlns:wps="http://schemas.microsoft.com/office/word/2010/wordprocessingShape" mc:Ignorable="w14 w15 w16se wp14">
+  <w:comment w:id="4" w:author="Anna LEVY" w:date="2025-04-06T19:06:00Z" w:initials="AL">
+    <w:p>
+      <w:pPr>
+        <w:pStyle w:val="Commentaire"/>
+      </w:pPr>
+      <w:r>
+        <w:rPr>
+          <w:rStyle w:val="Marquedecommentaire"/>
+        </w:rPr>
+        <w:annotationRef/>
+      </w:r>
+      <w:r>
+        <w:t>Faire tableau</w:t>
+      </w:r>
+    </w:p>
+  </w:comment>
+</w:comments>
+</file>
+
+<file path=word/commentsExtended.xml><?xml version="1.0" encoding="utf-8"?>
+<w15:commentsEx xmlns:wpc="http://schemas.microsoft.com/office/word/2010/wordprocessingCanvas" xmlns:cx="http://schemas.microsoft.com/office/drawing/2014/chartex" xmlns:cx1="http://schemas.microsoft.com/office/drawing/2015/9/8/chartex" xmlns:mc="http://schemas.openxmlformats.org/markup-compatibility/2006" xmlns:o="urn:schemas-microsoft-com:office:office" xmlns:r="http://schemas.openxmlformats.org/officeDocument/2006/relationships" xmlns:m="http://schemas.openxmlformats.org/officeDocument/2006/math" xmlns:v="urn:schemas-microsoft-com:vml" xmlns:wp14="http://schemas.microsoft.com/office/word/2010/wordprocessingDrawing" xmlns:wp="http://schemas.openxmlformats.org/drawingml/2006/wordprocessingDrawing" xmlns:w10="urn:schemas-microsoft-com:office:word" xmlns:w="http://schemas.openxmlformats.org/wordprocessingml/2006/main" xmlns:w14="http://schemas.microsoft.com/office/word/2010/wordml" xmlns:w15="http://schemas.microsoft.com/office/word/2012/wordml" xmlns:w16se="http://schemas.microsoft.com/office/word/2015/wordml/symex" xmlns:wpg="http://schemas.microsoft.com/office/word/2010/wordprocessingGroup" xmlns:wpi="http://schemas.microsoft.com/office/word/2010/wordprocessingInk" xmlns:wne="http://schemas.microsoft.com/office/word/2006/wordml" xmlns:wps="http://schemas.microsoft.com/office/word/2010/wordprocessingShape" mc:Ignorable="w14 w15 w16se wp14">
+  <w15:commentEx w15:paraId="5B02BE2A" w15:done="0"/>
+</w15:commentsEx>
+</file>
+
+<file path=word/numbering.xml><?xml version="1.0" encoding="utf-8"?>
+<w:numbering xmlns:wpc="http://schemas.microsoft.com/office/word/2010/wordprocessingCanvas" xmlns:cx="http://schemas.microsoft.com/office/drawing/2014/chartex" xmlns:cx1="http://schemas.microsoft.com/office/drawing/2015/9/8/chartex" xmlns:mc="http://schemas.openxmlformats.org/markup-compatibility/2006" xmlns:o="urn:schemas-microsoft-com:office:office" xmlns:r="http://schemas.openxmlformats.org/officeDocument/2006/relationships" xmlns:m="http://schemas.openxmlformats.org/officeDocument/2006/math" xmlns:v="urn:schemas-microsoft-com:vml" xmlns:wp14="http://schemas.microsoft.com/office/word/2010/wordprocessingDrawing" xmlns:wp="http://schemas.openxmlformats.org/drawingml/2006/wordprocessingDrawing" xmlns:w10="urn:schemas-microsoft-com:office:word" xmlns:w="http://schemas.openxmlformats.org/wordprocessingml/2006/main" xmlns:w14="http://schemas.microsoft.com/office/word/2010/wordml" xmlns:w15="http://schemas.microsoft.com/office/word/2012/wordml" xmlns:w16se="http://schemas.microsoft.com/office/word/2015/wordml/symex" xmlns:wpg="http://schemas.microsoft.com/office/word/2010/wordprocessingGroup" xmlns:wpi="http://schemas.microsoft.com/office/word/2010/wordprocessingInk" xmlns:wne="http://schemas.microsoft.com/office/word/2006/wordml" xmlns:wps="http://schemas.microsoft.com/office/word/2010/wordprocessingShape" mc:Ignorable="w14 w15 w16se wp14">
+  <w:abstractNum w:abstractNumId="0" w15:restartNumberingAfterBreak="0">
+    <w:nsid w:val="166C5AB1"/>
+    <w:multiLevelType w:val="hybridMultilevel"/>
+    <w:tmpl w:val="42C0441C"/>
+    <w:lvl w:ilvl="0" w:tplc="040C000F">
+      <w:start w:val="1"/>
+      <w:numFmt w:val="decimal"/>
+      <w:lvlText w:val="%1."/>
+      <w:lvlJc w:val="left"/>
+      <w:pPr>
+        <w:ind w:left="720" w:hanging="360"/>
+      </w:pPr>
+    </w:lvl>
+    <w:lvl w:ilvl="1" w:tplc="040C0019" w:tentative="1">
+      <w:start w:val="1"/>
+      <w:numFmt w:val="lowerLetter"/>
+      <w:lvlText w:val="%2."/>
+      <w:lvlJc w:val="left"/>
+      <w:pPr>
+        <w:ind w:left="1440" w:hanging="360"/>
+      </w:pPr>
+    </w:lvl>
+    <w:lvl w:ilvl="2" w:tplc="040C001B" w:tentative="1">
+      <w:start w:val="1"/>
+      <w:numFmt w:val="lowerRoman"/>
+      <w:lvlText w:val="%3."/>
+      <w:lvlJc w:val="right"/>
+      <w:pPr>
+        <w:ind w:left="2160" w:hanging="180"/>
+      </w:pPr>
+    </w:lvl>
+    <w:lvl w:ilvl="3" w:tplc="040C000F" w:tentative="1">
+      <w:start w:val="1"/>
+      <w:numFmt w:val="decimal"/>
+      <w:lvlText w:val="%4."/>
+      <w:lvlJc w:val="left"/>
+      <w:pPr>
+        <w:ind w:left="2880" w:hanging="360"/>
+      </w:pPr>
+    </w:lvl>
+    <w:lvl w:ilvl="4" w:tplc="040C0019" w:tentative="1">
+      <w:start w:val="1"/>
+      <w:numFmt w:val="lowerLetter"/>
+      <w:lvlText w:val="%5."/>
+      <w:lvlJc w:val="left"/>
+      <w:pPr>
+        <w:ind w:left="3600" w:hanging="360"/>
+      </w:pPr>
+    </w:lvl>
+    <w:lvl w:ilvl="5" w:tplc="040C001B" w:tentative="1">
+      <w:start w:val="1"/>
+      <w:numFmt w:val="lowerRoman"/>
+      <w:lvlText w:val="%6."/>
+      <w:lvlJc w:val="right"/>
+      <w:pPr>
+        <w:ind w:left="4320" w:hanging="180"/>
+      </w:pPr>
+    </w:lvl>
+    <w:lvl w:ilvl="6" w:tplc="040C000F" w:tentative="1">
+      <w:start w:val="1"/>
+      <w:numFmt w:val="decimal"/>
+      <w:lvlText w:val="%7."/>
+      <w:lvlJc w:val="left"/>
+      <w:pPr>
+        <w:ind w:left="5040" w:hanging="360"/>
+      </w:pPr>
+    </w:lvl>
+    <w:lvl w:ilvl="7" w:tplc="040C0019" w:tentative="1">
+      <w:start w:val="1"/>
+      <w:numFmt w:val="lowerLetter"/>
+      <w:lvlText w:val="%8."/>
+      <w:lvlJc w:val="left"/>
+      <w:pPr>
+        <w:ind w:left="5760" w:hanging="360"/>
+      </w:pPr>
+    </w:lvl>
+    <w:lvl w:ilvl="8" w:tplc="040C001B" w:tentative="1">
+      <w:start w:val="1"/>
+      <w:numFmt w:val="lowerRoman"/>
+      <w:lvlText w:val="%9."/>
+      <w:lvlJc w:val="right"/>
+      <w:pPr>
+        <w:ind w:left="6480" w:hanging="180"/>
+      </w:pPr>
+    </w:lvl>
+  </w:abstractNum>
+  <w:abstractNum w:abstractNumId="1" w15:restartNumberingAfterBreak="0">
+    <w:nsid w:val="34780C9A"/>
+    <w:multiLevelType w:val="hybridMultilevel"/>
+    <w:tmpl w:val="B2D62D3E"/>
+    <w:lvl w:ilvl="0" w:tplc="2B584AA8">
+      <w:start w:val="1"/>
+      <w:numFmt w:val="decimal"/>
+      <w:pStyle w:val="Titre3"/>
+      <w:lvlText w:val="%1."/>
+      <w:lvlJc w:val="left"/>
+      <w:pPr>
+        <w:ind w:left="720" w:hanging="360"/>
+      </w:pPr>
+    </w:lvl>
+    <w:lvl w:ilvl="1" w:tplc="040C0019" w:tentative="1">
+      <w:start w:val="1"/>
+      <w:numFmt w:val="lowerLetter"/>
+      <w:lvlText w:val="%2."/>
+      <w:lvlJc w:val="left"/>
+      <w:pPr>
+        <w:ind w:left="1440" w:hanging="360"/>
+      </w:pPr>
+    </w:lvl>
+    <w:lvl w:ilvl="2" w:tplc="040C001B" w:tentative="1">
+      <w:start w:val="1"/>
+      <w:numFmt w:val="lowerRoman"/>
+      <w:lvlText w:val="%3."/>
+      <w:lvlJc w:val="right"/>
+      <w:pPr>
+        <w:ind w:left="2160" w:hanging="180"/>
+      </w:pPr>
+    </w:lvl>
+    <w:lvl w:ilvl="3" w:tplc="040C000F" w:tentative="1">
+      <w:start w:val="1"/>
+      <w:numFmt w:val="decimal"/>
+      <w:lvlText w:val="%4."/>
+      <w:lvlJc w:val="left"/>
+      <w:pPr>
+        <w:ind w:left="2880" w:hanging="360"/>
+      </w:pPr>
+    </w:lvl>
+    <w:lvl w:ilvl="4" w:tplc="040C0019" w:tentative="1">
+      <w:start w:val="1"/>
+      <w:numFmt w:val="lowerLetter"/>
+      <w:lvlText w:val="%5."/>
+      <w:lvlJc w:val="left"/>
+      <w:pPr>
+        <w:ind w:left="3600" w:hanging="360"/>
+      </w:pPr>
+    </w:lvl>
+    <w:lvl w:ilvl="5" w:tplc="040C001B" w:tentative="1">
+      <w:start w:val="1"/>
+      <w:numFmt w:val="lowerRoman"/>
+      <w:lvlText w:val="%6."/>
+      <w:lvlJc w:val="right"/>
+      <w:pPr>
+        <w:ind w:left="4320" w:hanging="180"/>
+      </w:pPr>
+    </w:lvl>
+    <w:lvl w:ilvl="6" w:tplc="040C000F" w:tentative="1">
+      <w:start w:val="1"/>
+      <w:numFmt w:val="decimal"/>
+      <w:lvlText w:val="%7."/>
+      <w:lvlJc w:val="left"/>
+      <w:pPr>
+        <w:ind w:left="5040" w:hanging="360"/>
+      </w:pPr>
+    </w:lvl>
+    <w:lvl w:ilvl="7" w:tplc="040C0019" w:tentative="1">
+      <w:start w:val="1"/>
+      <w:numFmt w:val="lowerLetter"/>
+      <w:lvlText w:val="%8."/>
+      <w:lvlJc w:val="left"/>
+      <w:pPr>
+        <w:ind w:left="5760" w:hanging="360"/>
+      </w:pPr>
+    </w:lvl>
+    <w:lvl w:ilvl="8" w:tplc="040C001B" w:tentative="1">
+      <w:start w:val="1"/>
+      <w:numFmt w:val="lowerRoman"/>
+      <w:lvlText w:val="%9."/>
+      <w:lvlJc w:val="right"/>
+      <w:pPr>
+        <w:ind w:left="6480" w:hanging="180"/>
+      </w:pPr>
+    </w:lvl>
+  </w:abstractNum>
+  <w:abstractNum w:abstractNumId="2" w15:restartNumberingAfterBreak="0">
+    <w:nsid w:val="46323DAA"/>
+    <w:multiLevelType w:val="hybridMultilevel"/>
+    <w:tmpl w:val="BE0C52DA"/>
+    <w:lvl w:ilvl="0" w:tplc="040C000B">
+      <w:start w:val="1"/>
+      <w:numFmt w:val="bullet"/>
+      <w:lvlText w:val=""/>
+      <w:lvlJc w:val="left"/>
+      <w:pPr>
+        <w:ind w:left="720" w:hanging="360"/>
+      </w:pPr>
+      <w:rPr>
+        <w:rFonts w:ascii="Wingdings" w:hAnsi="Wingdings" w:hint="default"/>
+      </w:rPr>
+    </w:lvl>
+    <w:lvl w:ilvl="1" w:tplc="040C0003" w:tentative="1">
+      <w:start w:val="1"/>
+      <w:numFmt w:val="bullet"/>
+      <w:lvlText w:val="o"/>
+      <w:lvlJc w:val="left"/>
+      <w:pPr>
+        <w:ind w:left="1440" w:hanging="360"/>
+      </w:pPr>
+      <w:rPr>
+        <w:rFonts w:ascii="Courier New" w:hAnsi="Courier New" w:cs="Courier New" w:hint="default"/>
+      </w:rPr>
+    </w:lvl>
+    <w:lvl w:ilvl="2" w:tplc="040C0005" w:tentative="1">
+      <w:start w:val="1"/>
+      <w:numFmt w:val="bullet"/>
+      <w:lvlText w:val=""/>
+      <w:lvlJc w:val="left"/>
+      <w:pPr>
+        <w:ind w:left="2160" w:hanging="360"/>
+      </w:pPr>
+      <w:rPr>
+        <w:rFonts w:ascii="Wingdings" w:hAnsi="Wingdings" w:hint="default"/>
+      </w:rPr>
+    </w:lvl>
+    <w:lvl w:ilvl="3" w:tplc="040C0001" w:tentative="1">
+      <w:start w:val="1"/>
+      <w:numFmt w:val="bullet"/>
+      <w:lvlText w:val=""/>
+      <w:lvlJc w:val="left"/>
+      <w:pPr>
+        <w:ind w:left="2880" w:hanging="360"/>
+      </w:pPr>
+      <w:rPr>
+        <w:rFonts w:ascii="Symbol" w:hAnsi="Symbol" w:hint="default"/>
+      </w:rPr>
+    </w:lvl>
+    <w:lvl w:ilvl="4" w:tplc="040C0003" w:tentative="1">
+      <w:start w:val="1"/>
+      <w:numFmt w:val="bullet"/>
+      <w:lvlText w:val="o"/>
+      <w:lvlJc w:val="left"/>
+      <w:pPr>
+        <w:ind w:left="3600" w:hanging="360"/>
+      </w:pPr>
+      <w:rPr>
+        <w:rFonts w:ascii="Courier New" w:hAnsi="Courier New" w:cs="Courier New" w:hint="default"/>
+      </w:rPr>
+    </w:lvl>
+    <w:lvl w:ilvl="5" w:tplc="040C0005" w:tentative="1">
+      <w:start w:val="1"/>
+      <w:numFmt w:val="bullet"/>
+      <w:lvlText w:val=""/>
+      <w:lvlJc w:val="left"/>
+      <w:pPr>
+        <w:ind w:left="4320" w:hanging="360"/>
+      </w:pPr>
+      <w:rPr>
+        <w:rFonts w:ascii="Wingdings" w:hAnsi="Wingdings" w:hint="default"/>
+      </w:rPr>
+    </w:lvl>
+    <w:lvl w:ilvl="6" w:tplc="040C0001" w:tentative="1">
+      <w:start w:val="1"/>
+      <w:numFmt w:val="bullet"/>
+      <w:lvlText w:val=""/>
+      <w:lvlJc w:val="left"/>
+      <w:pPr>
+        <w:ind w:left="5040" w:hanging="360"/>
+      </w:pPr>
+      <w:rPr>
+        <w:rFonts w:ascii="Symbol" w:hAnsi="Symbol" w:hint="default"/>
+      </w:rPr>
+    </w:lvl>
+    <w:lvl w:ilvl="7" w:tplc="040C0003" w:tentative="1">
+      <w:start w:val="1"/>
+      <w:numFmt w:val="bullet"/>
+      <w:lvlText w:val="o"/>
+      <w:lvlJc w:val="left"/>
+      <w:pPr>
+        <w:ind w:left="5760" w:hanging="360"/>
+      </w:pPr>
+      <w:rPr>
+        <w:rFonts w:ascii="Courier New" w:hAnsi="Courier New" w:cs="Courier New" w:hint="default"/>
+      </w:rPr>
+    </w:lvl>
+    <w:lvl w:ilvl="8" w:tplc="040C0005" w:tentative="1">
+      <w:start w:val="1"/>
+      <w:numFmt w:val="bullet"/>
+      <w:lvlText w:val=""/>
+      <w:lvlJc w:val="left"/>
+      <w:pPr>
+        <w:ind w:left="6480" w:hanging="360"/>
+      </w:pPr>
+      <w:rPr>
+        <w:rFonts w:ascii="Wingdings" w:hAnsi="Wingdings" w:hint="default"/>
+      </w:rPr>
+    </w:lvl>
+  </w:abstractNum>
+  <w:abstractNum w:abstractNumId="3" w15:restartNumberingAfterBreak="0">
+    <w:nsid w:val="471E1F8D"/>
+    <w:multiLevelType w:val="hybridMultilevel"/>
+    <w:tmpl w:val="136A0A18"/>
+    <w:lvl w:ilvl="0" w:tplc="040C0001">
+      <w:start w:val="1"/>
+      <w:numFmt w:val="bullet"/>
+      <w:lvlText w:val=""/>
+      <w:lvlJc w:val="left"/>
+      <w:pPr>
+        <w:ind w:left="720" w:hanging="360"/>
+      </w:pPr>
+      <w:rPr>
+        <w:rFonts w:ascii="Symbol" w:hAnsi="Symbol" w:hint="default"/>
+      </w:rPr>
+    </w:lvl>
+    <w:lvl w:ilvl="1" w:tplc="040C0003" w:tentative="1">
+      <w:start w:val="1"/>
+      <w:numFmt w:val="bullet"/>
+      <w:lvlText w:val="o"/>
+      <w:lvlJc w:val="left"/>
+      <w:pPr>
+        <w:ind w:left="1440" w:hanging="360"/>
+      </w:pPr>
+      <w:rPr>
+        <w:rFonts w:ascii="Courier New" w:hAnsi="Courier New" w:cs="Courier New" w:hint="default"/>
+      </w:rPr>
+    </w:lvl>
+    <w:lvl w:ilvl="2" w:tplc="040C0005" w:tentative="1">
+      <w:start w:val="1"/>
+      <w:numFmt w:val="bullet"/>
+      <w:lvlText w:val=""/>
+      <w:lvlJc w:val="left"/>
+      <w:pPr>
+        <w:ind w:left="2160" w:hanging="360"/>
+      </w:pPr>
+      <w:rPr>
+        <w:rFonts w:ascii="Wingdings" w:hAnsi="Wingdings" w:hint="default"/>
+      </w:rPr>
+    </w:lvl>
+    <w:lvl w:ilvl="3" w:tplc="040C0001" w:tentative="1">
+      <w:start w:val="1"/>
+      <w:numFmt w:val="bullet"/>
+      <w:lvlText w:val=""/>
+      <w:lvlJc w:val="left"/>
+      <w:pPr>
+        <w:ind w:left="2880" w:hanging="360"/>
+      </w:pPr>
+      <w:rPr>
+        <w:rFonts w:ascii="Symbol" w:hAnsi="Symbol" w:hint="default"/>
+      </w:rPr>
+    </w:lvl>
+    <w:lvl w:ilvl="4" w:tplc="040C0003" w:tentative="1">
+      <w:start w:val="1"/>
+      <w:numFmt w:val="bullet"/>
+      <w:lvlText w:val="o"/>
+      <w:lvlJc w:val="left"/>
+      <w:pPr>
+        <w:ind w:left="3600" w:hanging="360"/>
+      </w:pPr>
+      <w:rPr>
+        <w:rFonts w:ascii="Courier New" w:hAnsi="Courier New" w:cs="Courier New" w:hint="default"/>
+      </w:rPr>
+    </w:lvl>
+    <w:lvl w:ilvl="5" w:tplc="040C0005" w:tentative="1">
+      <w:start w:val="1"/>
+      <w:numFmt w:val="bullet"/>
+      <w:lvlText w:val=""/>
+      <w:lvlJc w:val="left"/>
+      <w:pPr>
+        <w:ind w:left="4320" w:hanging="360"/>
+      </w:pPr>
+      <w:rPr>
+        <w:rFonts w:ascii="Wingdings" w:hAnsi="Wingdings" w:hint="default"/>
+      </w:rPr>
+    </w:lvl>
+    <w:lvl w:ilvl="6" w:tplc="040C0001" w:tentative="1">
+      <w:start w:val="1"/>
+      <w:numFmt w:val="bullet"/>
+      <w:lvlText w:val=""/>
+      <w:lvlJc w:val="left"/>
+      <w:pPr>
+        <w:ind w:left="5040" w:hanging="360"/>
+      </w:pPr>
+      <w:rPr>
+        <w:rFonts w:ascii="Symbol" w:hAnsi="Symbol" w:hint="default"/>
+      </w:rPr>
+    </w:lvl>
+    <w:lvl w:ilvl="7" w:tplc="040C0003" w:tentative="1">
+      <w:start w:val="1"/>
+      <w:numFmt w:val="bullet"/>
+      <w:lvlText w:val="o"/>
+      <w:lvlJc w:val="left"/>
+      <w:pPr>
+        <w:ind w:left="5760" w:hanging="360"/>
+      </w:pPr>
+      <w:rPr>
+        <w:rFonts w:ascii="Courier New" w:hAnsi="Courier New" w:cs="Courier New" w:hint="default"/>
+      </w:rPr>
+    </w:lvl>
+    <w:lvl w:ilvl="8" w:tplc="040C0005" w:tentative="1">
+      <w:start w:val="1"/>
+      <w:numFmt w:val="bullet"/>
+      <w:lvlText w:val=""/>
+      <w:lvlJc w:val="left"/>
+      <w:pPr>
+        <w:ind w:left="6480" w:hanging="360"/>
+      </w:pPr>
+      <w:rPr>
+        <w:rFonts w:ascii="Wingdings" w:hAnsi="Wingdings" w:hint="default"/>
+      </w:rPr>
+    </w:lvl>
+  </w:abstractNum>
+  <w:abstractNum w:abstractNumId="4" w15:restartNumberingAfterBreak="0">
+    <w:nsid w:val="57010532"/>
+    <w:multiLevelType w:val="hybridMultilevel"/>
+    <w:tmpl w:val="C172EE78"/>
+    <w:lvl w:ilvl="0" w:tplc="040C0001">
+      <w:start w:val="1"/>
+      <w:numFmt w:val="bullet"/>
+      <w:lvlText w:val=""/>
+      <w:lvlJc w:val="left"/>
+      <w:pPr>
+        <w:ind w:left="720" w:hanging="360"/>
+      </w:pPr>
+      <w:rPr>
+        <w:rFonts w:ascii="Symbol" w:hAnsi="Symbol" w:hint="default"/>
+      </w:rPr>
+    </w:lvl>
+    <w:lvl w:ilvl="1" w:tplc="040C0003" w:tentative="1">
+      <w:start w:val="1"/>
+      <w:numFmt w:val="bullet"/>
+      <w:lvlText w:val="o"/>
+      <w:lvlJc w:val="left"/>
+      <w:pPr>
+        <w:ind w:left="1440" w:hanging="360"/>
+      </w:pPr>
+      <w:rPr>
+        <w:rFonts w:ascii="Courier New" w:hAnsi="Courier New" w:cs="Courier New" w:hint="default"/>
+      </w:rPr>
+    </w:lvl>
+    <w:lvl w:ilvl="2" w:tplc="040C0005" w:tentative="1">
+      <w:start w:val="1"/>
+      <w:numFmt w:val="bullet"/>
+      <w:lvlText w:val=""/>
+      <w:lvlJc w:val="left"/>
+      <w:pPr>
+        <w:ind w:left="2160" w:hanging="360"/>
+      </w:pPr>
+      <w:rPr>
+        <w:rFonts w:ascii="Wingdings" w:hAnsi="Wingdings" w:hint="default"/>
+      </w:rPr>
+    </w:lvl>
+    <w:lvl w:ilvl="3" w:tplc="040C0001" w:tentative="1">
+      <w:start w:val="1"/>
+      <w:numFmt w:val="bullet"/>
+      <w:lvlText w:val=""/>
+      <w:lvlJc w:val="left"/>
+      <w:pPr>
+        <w:ind w:left="2880" w:hanging="360"/>
+      </w:pPr>
+      <w:rPr>
+        <w:rFonts w:ascii="Symbol" w:hAnsi="Symbol" w:hint="default"/>
+      </w:rPr>
+    </w:lvl>
+    <w:lvl w:ilvl="4" w:tplc="040C0003" w:tentative="1">
+      <w:start w:val="1"/>
+      <w:numFmt w:val="bullet"/>
+      <w:lvlText w:val="o"/>
+      <w:lvlJc w:val="left"/>
+      <w:pPr>
+        <w:ind w:left="3600" w:hanging="360"/>
+      </w:pPr>
+      <w:rPr>
+        <w:rFonts w:ascii="Courier New" w:hAnsi="Courier New" w:cs="Courier New" w:hint="default"/>
+      </w:rPr>
+    </w:lvl>
+    <w:lvl w:ilvl="5" w:tplc="040C0005" w:tentative="1">
+      <w:start w:val="1"/>
+      <w:numFmt w:val="bullet"/>
+      <w:lvlText w:val=""/>
+      <w:lvlJc w:val="left"/>
+      <w:pPr>
+        <w:ind w:left="4320" w:hanging="360"/>
+      </w:pPr>
+      <w:rPr>
+        <w:rFonts w:ascii="Wingdings" w:hAnsi="Wingdings" w:hint="default"/>
+      </w:rPr>
+    </w:lvl>
+    <w:lvl w:ilvl="6" w:tplc="040C0001" w:tentative="1">
+      <w:start w:val="1"/>
+      <w:numFmt w:val="bullet"/>
+      <w:lvlText w:val=""/>
+      <w:lvlJc w:val="left"/>
+      <w:pPr>
+        <w:ind w:left="5040" w:hanging="360"/>
+      </w:pPr>
+      <w:rPr>
+        <w:rFonts w:ascii="Symbol" w:hAnsi="Symbol" w:hint="default"/>
+      </w:rPr>
+    </w:lvl>
+    <w:lvl w:ilvl="7" w:tplc="040C0003" w:tentative="1">
+      <w:start w:val="1"/>
+      <w:numFmt w:val="bullet"/>
+      <w:lvlText w:val="o"/>
+      <w:lvlJc w:val="left"/>
+      <w:pPr>
+        <w:ind w:left="5760" w:hanging="360"/>
+      </w:pPr>
+      <w:rPr>
+        <w:rFonts w:ascii="Courier New" w:hAnsi="Courier New" w:cs="Courier New" w:hint="default"/>
+      </w:rPr>
+    </w:lvl>
+    <w:lvl w:ilvl="8" w:tplc="040C0005" w:tentative="1">
+      <w:start w:val="1"/>
+      <w:numFmt w:val="bullet"/>
+      <w:lvlText w:val=""/>
+      <w:lvlJc w:val="left"/>
+      <w:pPr>
+        <w:ind w:left="6480" w:hanging="360"/>
+      </w:pPr>
+      <w:rPr>
+        <w:rFonts w:ascii="Wingdings" w:hAnsi="Wingdings" w:hint="default"/>
+      </w:rPr>
+    </w:lvl>
+  </w:abstractNum>
+  <w:abstractNum w:abstractNumId="5" w15:restartNumberingAfterBreak="0">
+    <w:nsid w:val="646F4F4F"/>
+    <w:multiLevelType w:val="hybridMultilevel"/>
+    <w:tmpl w:val="20A4B6E0"/>
+    <w:lvl w:ilvl="0" w:tplc="2C8439BA">
+      <w:start w:val="1"/>
+      <w:numFmt w:val="bullet"/>
+      <w:pStyle w:val="Titre4"/>
+      <w:lvlText w:val=""/>
+      <w:lvlJc w:val="left"/>
+      <w:pPr>
+        <w:ind w:left="720" w:hanging="360"/>
+      </w:pPr>
+      <w:rPr>
+        <w:rFonts w:ascii="Wingdings" w:hAnsi="Wingdings" w:hint="default"/>
+      </w:rPr>
+    </w:lvl>
+    <w:lvl w:ilvl="1" w:tplc="040C0003" w:tentative="1">
+      <w:start w:val="1"/>
+      <w:numFmt w:val="bullet"/>
+      <w:lvlText w:val="o"/>
+      <w:lvlJc w:val="left"/>
+      <w:pPr>
+        <w:ind w:left="1440" w:hanging="360"/>
+      </w:pPr>
+      <w:rPr>
+        <w:rFonts w:ascii="Courier New" w:hAnsi="Courier New" w:cs="Courier New" w:hint="default"/>
+      </w:rPr>
+    </w:lvl>
+    <w:lvl w:ilvl="2" w:tplc="040C0005" w:tentative="1">
+      <w:start w:val="1"/>
+      <w:numFmt w:val="bullet"/>
+      <w:lvlText w:val=""/>
+      <w:lvlJc w:val="left"/>
+      <w:pPr>
+        <w:ind w:left="2160" w:hanging="360"/>
+      </w:pPr>
+      <w:rPr>
+        <w:rFonts w:ascii="Wingdings" w:hAnsi="Wingdings" w:hint="default"/>
+      </w:rPr>
+    </w:lvl>
+    <w:lvl w:ilvl="3" w:tplc="040C0001" w:tentative="1">
+      <w:start w:val="1"/>
+      <w:numFmt w:val="bullet"/>
+      <w:lvlText w:val=""/>
+      <w:lvlJc w:val="left"/>
+      <w:pPr>
+        <w:ind w:left="2880" w:hanging="360"/>
+      </w:pPr>
+      <w:rPr>
+        <w:rFonts w:ascii="Symbol" w:hAnsi="Symbol" w:hint="default"/>
+      </w:rPr>
+    </w:lvl>
+    <w:lvl w:ilvl="4" w:tplc="040C0003" w:tentative="1">
+      <w:start w:val="1"/>
+      <w:numFmt w:val="bullet"/>
+      <w:lvlText w:val="o"/>
+      <w:lvlJc w:val="left"/>
+      <w:pPr>
+        <w:ind w:left="3600" w:hanging="360"/>
+      </w:pPr>
+      <w:rPr>
+        <w:rFonts w:ascii="Courier New" w:hAnsi="Courier New" w:cs="Courier New" w:hint="default"/>
+      </w:rPr>
+    </w:lvl>
+    <w:lvl w:ilvl="5" w:tplc="040C0005" w:tentative="1">
+      <w:start w:val="1"/>
+      <w:numFmt w:val="bullet"/>
+      <w:lvlText w:val=""/>
+      <w:lvlJc w:val="left"/>
+      <w:pPr>
+        <w:ind w:left="4320" w:hanging="360"/>
+      </w:pPr>
+      <w:rPr>
+        <w:rFonts w:ascii="Wingdings" w:hAnsi="Wingdings" w:hint="default"/>
+      </w:rPr>
+    </w:lvl>
+    <w:lvl w:ilvl="6" w:tplc="040C0001" w:tentative="1">
+      <w:start w:val="1"/>
+      <w:numFmt w:val="bullet"/>
+      <w:lvlText w:val=""/>
+      <w:lvlJc w:val="left"/>
+      <w:pPr>
+        <w:ind w:left="5040" w:hanging="360"/>
+      </w:pPr>
+      <w:rPr>
+        <w:rFonts w:ascii="Symbol" w:hAnsi="Symbol" w:hint="default"/>
+      </w:rPr>
+    </w:lvl>
+    <w:lvl w:ilvl="7" w:tplc="040C0003" w:tentative="1">
+      <w:start w:val="1"/>
+      <w:numFmt w:val="bullet"/>
+      <w:lvlText w:val="o"/>
+      <w:lvlJc w:val="left"/>
+      <w:pPr>
+        <w:ind w:left="5760" w:hanging="360"/>
+      </w:pPr>
+      <w:rPr>
+        <w:rFonts w:ascii="Courier New" w:hAnsi="Courier New" w:cs="Courier New" w:hint="default"/>
+      </w:rPr>
+    </w:lvl>
+    <w:lvl w:ilvl="8" w:tplc="040C0005" w:tentative="1">
+      <w:start w:val="1"/>
+      <w:numFmt w:val="bullet"/>
+      <w:lvlText w:val=""/>
+      <w:lvlJc w:val="left"/>
+      <w:pPr>
+        <w:ind w:left="6480" w:hanging="360"/>
+      </w:pPr>
+      <w:rPr>
+        <w:rFonts w:ascii="Wingdings" w:hAnsi="Wingdings" w:hint="default"/>
+      </w:rPr>
+    </w:lvl>
+  </w:abstractNum>
+  <w:abstractNum w:abstractNumId="6" w15:restartNumberingAfterBreak="0">
+    <w:nsid w:val="67B1510D"/>
+    <w:multiLevelType w:val="multilevel"/>
+    <w:tmpl w:val="60BC8EE0"/>
+    <w:lvl w:ilvl="0">
+      <w:start w:val="1"/>
+      <w:numFmt w:val="bullet"/>
+      <w:lvlText w:val=""/>
+      <w:lvlJc w:val="left"/>
+      <w:pPr>
+        <w:tabs>
+          <w:tab w:val="num" w:pos="720"/>
+        </w:tabs>
+        <w:ind w:left="720" w:hanging="360"/>
+      </w:pPr>
+      <w:rPr>
+        <w:rFonts w:ascii="Symbol" w:hAnsi="Symbol" w:hint="default"/>
+        <w:sz w:val="20"/>
+      </w:rPr>
+    </w:lvl>
+    <w:lvl w:ilvl="1" w:tentative="1">
+      <w:start w:val="1"/>
+      <w:numFmt w:val="bullet"/>
+      <w:lvlText w:val="o"/>
+      <w:lvlJc w:val="left"/>
+      <w:pPr>
+        <w:tabs>
+          <w:tab w:val="num" w:pos="1440"/>
+        </w:tabs>
+        <w:ind w:left="1440" w:hanging="360"/>
+      </w:pPr>
+      <w:rPr>
+        <w:rFonts w:ascii="Courier New" w:hAnsi="Courier New" w:hint="default"/>
+        <w:sz w:val="20"/>
+      </w:rPr>
+    </w:lvl>
+    <w:lvl w:ilvl="2" w:tentative="1">
+      <w:start w:val="1"/>
+      <w:numFmt w:val="bullet"/>
+      <w:lvlText w:val=""/>
+      <w:lvlJc w:val="left"/>
+      <w:pPr>
+        <w:tabs>
+          <w:tab w:val="num" w:pos="2160"/>
+        </w:tabs>
+        <w:ind w:left="2160" w:hanging="360"/>
+      </w:pPr>
+      <w:rPr>
+        <w:rFonts w:ascii="Wingdings" w:hAnsi="Wingdings" w:hint="default"/>
+        <w:sz w:val="20"/>
+      </w:rPr>
+    </w:lvl>
+    <w:lvl w:ilvl="3" w:tentative="1">
+      <w:start w:val="1"/>
+      <w:numFmt w:val="bullet"/>
+      <w:lvlText w:val=""/>
+      <w:lvlJc w:val="left"/>
+      <w:pPr>
+        <w:tabs>
+          <w:tab w:val="num" w:pos="2880"/>
+        </w:tabs>
+        <w:ind w:left="2880" w:hanging="360"/>
+      </w:pPr>
+      <w:rPr>
+        <w:rFonts w:ascii="Wingdings" w:hAnsi="Wingdings" w:hint="default"/>
+        <w:sz w:val="20"/>
+      </w:rPr>
+    </w:lvl>
+    <w:lvl w:ilvl="4" w:tentative="1">
+      <w:start w:val="1"/>
+      <w:numFmt w:val="bullet"/>
+      <w:lvlText w:val=""/>
+      <w:lvlJc w:val="left"/>
+      <w:pPr>
+        <w:tabs>
+          <w:tab w:val="num" w:pos="3600"/>
+        </w:tabs>
+        <w:ind w:left="3600" w:hanging="360"/>
+      </w:pPr>
+      <w:rPr>
+        <w:rFonts w:ascii="Wingdings" w:hAnsi="Wingdings" w:hint="default"/>
+        <w:sz w:val="20"/>
+      </w:rPr>
+    </w:lvl>
+    <w:lvl w:ilvl="5" w:tentative="1">
+      <w:start w:val="1"/>
+      <w:numFmt w:val="bullet"/>
+      <w:lvlText w:val=""/>
+      <w:lvlJc w:val="left"/>
+      <w:pPr>
+        <w:tabs>
+          <w:tab w:val="num" w:pos="4320"/>
+        </w:tabs>
+        <w:ind w:left="4320" w:hanging="360"/>
+      </w:pPr>
+      <w:rPr>
+        <w:rFonts w:ascii="Wingdings" w:hAnsi="Wingdings" w:hint="default"/>
+        <w:sz w:val="20"/>
+      </w:rPr>
+    </w:lvl>
+    <w:lvl w:ilvl="6" w:tentative="1">
+      <w:start w:val="1"/>
+      <w:numFmt w:val="bullet"/>
+      <w:lvlText w:val=""/>
+      <w:lvlJc w:val="left"/>
+      <w:pPr>
+        <w:tabs>
+          <w:tab w:val="num" w:pos="5040"/>
+        </w:tabs>
+        <w:ind w:left="5040" w:hanging="360"/>
+      </w:pPr>
+      <w:rPr>
+        <w:rFonts w:ascii="Wingdings" w:hAnsi="Wingdings" w:hint="default"/>
+        <w:sz w:val="20"/>
+      </w:rPr>
+    </w:lvl>
+    <w:lvl w:ilvl="7" w:tentative="1">
+      <w:start w:val="1"/>
+      <w:numFmt w:val="bullet"/>
+      <w:lvlText w:val=""/>
+      <w:lvlJc w:val="left"/>
+      <w:pPr>
+        <w:tabs>
+          <w:tab w:val="num" w:pos="5760"/>
+        </w:tabs>
+        <w:ind w:left="5760" w:hanging="360"/>
+      </w:pPr>
+      <w:rPr>
+        <w:rFonts w:ascii="Wingdings" w:hAnsi="Wingdings" w:hint="default"/>
+        <w:sz w:val="20"/>
+      </w:rPr>
+    </w:lvl>
+    <w:lvl w:ilvl="8" w:tentative="1">
+      <w:start w:val="1"/>
+      <w:numFmt w:val="bullet"/>
+      <w:lvlText w:val=""/>
+      <w:lvlJc w:val="left"/>
+      <w:pPr>
+        <w:tabs>
+          <w:tab w:val="num" w:pos="6480"/>
+        </w:tabs>
+        <w:ind w:left="6480" w:hanging="360"/>
+      </w:pPr>
+      <w:rPr>
+        <w:rFonts w:ascii="Wingdings" w:hAnsi="Wingdings" w:hint="default"/>
+        <w:sz w:val="20"/>
+      </w:rPr>
+    </w:lvl>
+  </w:abstractNum>
+  <w:abstractNum w:abstractNumId="7" w15:restartNumberingAfterBreak="0">
+    <w:nsid w:val="74681873"/>
+    <w:multiLevelType w:val="multilevel"/>
+    <w:tmpl w:val="7630A0A6"/>
+    <w:lvl w:ilvl="0">
+      <w:start w:val="1"/>
+      <w:numFmt w:val="bullet"/>
+      <w:lvlText w:val=""/>
+      <w:lvlJc w:val="left"/>
+      <w:pPr>
+        <w:tabs>
+          <w:tab w:val="num" w:pos="720"/>
+        </w:tabs>
+        <w:ind w:left="720" w:hanging="360"/>
+      </w:pPr>
+      <w:rPr>
+        <w:rFonts w:ascii="Symbol" w:hAnsi="Symbol" w:hint="default"/>
+        <w:sz w:val="20"/>
+      </w:rPr>
+    </w:lvl>
+    <w:lvl w:ilvl="1">
+      <w:start w:val="1"/>
+      <w:numFmt w:val="bullet"/>
+      <w:lvlText w:val="o"/>
+      <w:lvlJc w:val="left"/>
+      <w:pPr>
+        <w:tabs>
+          <w:tab w:val="num" w:pos="1440"/>
+        </w:tabs>
+        <w:ind w:left="1440" w:hanging="360"/>
+      </w:pPr>
+      <w:rPr>
+        <w:rFonts w:ascii="Courier New" w:hAnsi="Courier New" w:hint="default"/>
+        <w:sz w:val="20"/>
+      </w:rPr>
+    </w:lvl>
+    <w:lvl w:ilvl="2" w:tentative="1">
+      <w:start w:val="1"/>
+      <w:numFmt w:val="bullet"/>
+      <w:lvlText w:val=""/>
+      <w:lvlJc w:val="left"/>
+      <w:pPr>
+        <w:tabs>
+          <w:tab w:val="num" w:pos="2160"/>
+        </w:tabs>
+        <w:ind w:left="2160" w:hanging="360"/>
+      </w:pPr>
+      <w:rPr>
+        <w:rFonts w:ascii="Wingdings" w:hAnsi="Wingdings" w:hint="default"/>
+        <w:sz w:val="20"/>
+      </w:rPr>
+    </w:lvl>
+    <w:lvl w:ilvl="3" w:tentative="1">
+      <w:start w:val="1"/>
+      <w:numFmt w:val="bullet"/>
+      <w:lvlText w:val=""/>
+      <w:lvlJc w:val="left"/>
+      <w:pPr>
+        <w:tabs>
+          <w:tab w:val="num" w:pos="2880"/>
+        </w:tabs>
+        <w:ind w:left="2880" w:hanging="360"/>
+      </w:pPr>
+      <w:rPr>
+        <w:rFonts w:ascii="Wingdings" w:hAnsi="Wingdings" w:hint="default"/>
+        <w:sz w:val="20"/>
+      </w:rPr>
+    </w:lvl>
+    <w:lvl w:ilvl="4" w:tentative="1">
+      <w:start w:val="1"/>
+      <w:numFmt w:val="bullet"/>
+      <w:lvlText w:val=""/>
+      <w:lvlJc w:val="left"/>
+      <w:pPr>
+        <w:tabs>
+          <w:tab w:val="num" w:pos="3600"/>
+        </w:tabs>
+        <w:ind w:left="3600" w:hanging="360"/>
+      </w:pPr>
+      <w:rPr>
+        <w:rFonts w:ascii="Wingdings" w:hAnsi="Wingdings" w:hint="default"/>
+        <w:sz w:val="20"/>
+      </w:rPr>
+    </w:lvl>
+    <w:lvl w:ilvl="5" w:tentative="1">
+      <w:start w:val="1"/>
+      <w:numFmt w:val="bullet"/>
+      <w:lvlText w:val=""/>
+      <w:lvlJc w:val="left"/>
+      <w:pPr>
+        <w:tabs>
+          <w:tab w:val="num" w:pos="4320"/>
+        </w:tabs>
+        <w:ind w:left="4320" w:hanging="360"/>
+      </w:pPr>
+      <w:rPr>
+        <w:rFonts w:ascii="Wingdings" w:hAnsi="Wingdings" w:hint="default"/>
+        <w:sz w:val="20"/>
+      </w:rPr>
+    </w:lvl>
+    <w:lvl w:ilvl="6" w:tentative="1">
+      <w:start w:val="1"/>
+      <w:numFmt w:val="bullet"/>
+      <w:lvlText w:val=""/>
+      <w:lvlJc w:val="left"/>
+      <w:pPr>
+        <w:tabs>
+          <w:tab w:val="num" w:pos="5040"/>
+        </w:tabs>
+        <w:ind w:left="5040" w:hanging="360"/>
+      </w:pPr>
+      <w:rPr>
+        <w:rFonts w:ascii="Wingdings" w:hAnsi="Wingdings" w:hint="default"/>
+        <w:sz w:val="20"/>
+      </w:rPr>
+    </w:lvl>
+    <w:lvl w:ilvl="7" w:tentative="1">
+      <w:start w:val="1"/>
+      <w:numFmt w:val="bullet"/>
+      <w:lvlText w:val=""/>
+      <w:lvlJc w:val="left"/>
+      <w:pPr>
+        <w:tabs>
+          <w:tab w:val="num" w:pos="5760"/>
+        </w:tabs>
+        <w:ind w:left="5760" w:hanging="360"/>
+      </w:pPr>
+      <w:rPr>
+        <w:rFonts w:ascii="Wingdings" w:hAnsi="Wingdings" w:hint="default"/>
+        <w:sz w:val="20"/>
+      </w:rPr>
+    </w:lvl>
+    <w:lvl w:ilvl="8" w:tentative="1">
+      <w:start w:val="1"/>
+      <w:numFmt w:val="bullet"/>
+      <w:lvlText w:val=""/>
+      <w:lvlJc w:val="left"/>
+      <w:pPr>
+        <w:tabs>
+          <w:tab w:val="num" w:pos="6480"/>
+        </w:tabs>
+        <w:ind w:left="6480" w:hanging="360"/>
+      </w:pPr>
+      <w:rPr>
+        <w:rFonts w:ascii="Wingdings" w:hAnsi="Wingdings" w:hint="default"/>
+        <w:sz w:val="20"/>
+      </w:rPr>
+    </w:lvl>
+  </w:abstractNum>
+  <w:num w:numId="1">
+    <w:abstractNumId w:val="7"/>
+  </w:num>
+  <w:num w:numId="2">
+    <w:abstractNumId w:val="4"/>
+  </w:num>
+  <w:num w:numId="3">
+    <w:abstractNumId w:val="3"/>
+  </w:num>
+  <w:num w:numId="4">
+    <w:abstractNumId w:val="2"/>
+  </w:num>
+  <w:num w:numId="5">
+    <w:abstractNumId w:val="5"/>
+  </w:num>
+  <w:num w:numId="6">
+    <w:abstractNumId w:val="6"/>
+  </w:num>
+  <w:num w:numId="7">
+    <w:abstractNumId w:val="0"/>
+  </w:num>
+  <w:num w:numId="8">
+    <w:abstractNumId w:val="1"/>
+  </w:num>
+</w:numbering>
+</file>
+
+<file path=word/people.xml><?xml version="1.0" encoding="utf-8"?>
+<w15:people xmlns:wpc="http://schemas.microsoft.com/office/word/2010/wordprocessingCanvas" xmlns:cx="http://schemas.microsoft.com/office/drawing/2014/chartex" xmlns:cx1="http://schemas.microsoft.com/office/drawing/2015/9/8/chartex" xmlns:mc="http://schemas.openxmlformats.org/markup-compatibility/2006" xmlns:o="urn:schemas-microsoft-com:office:office" xmlns:r="http://schemas.openxmlformats.org/officeDocument/2006/relationships" xmlns:m="http://schemas.openxmlformats.org/officeDocument/2006/math" xmlns:v="urn:schemas-microsoft-com:vml" xmlns:wp14="http://schemas.microsoft.com/office/word/2010/wordprocessingDrawing" xmlns:wp="http://schemas.openxmlformats.org/drawingml/2006/wordprocessingDrawing" xmlns:w10="urn:schemas-microsoft-com:office:word" xmlns:w="http://schemas.openxmlformats.org/wordprocessingml/2006/main" xmlns:w14="http://schemas.microsoft.com/office/word/2010/wordml" xmlns:w15="http://schemas.microsoft.com/office/word/2012/wordml" xmlns:w16se="http://schemas.microsoft.com/office/word/2015/wordml/symex" xmlns:wpg="http://schemas.microsoft.com/office/word/2010/wordprocessingGroup" xmlns:wpi="http://schemas.microsoft.com/office/word/2010/wordprocessingInk" xmlns:wne="http://schemas.microsoft.com/office/word/2006/wordml" xmlns:wps="http://schemas.microsoft.com/office/word/2010/wordprocessingShape" mc:Ignorable="w14 w15 w16se wp14">
+  <w15:person w15:author="Anna LEVY">
+    <w15:presenceInfo w15:providerId="Windows Live" w15:userId="47c247fbcc22507e"/>
+  </w15:person>
+</w15:people>
+</file>
+
 <file path=word/styles.xml><?xml version="1.0" encoding="utf-8"?>
 <w:styles xmlns:mc="http://schemas.openxmlformats.org/markup-compatibility/2006" xmlns:r="http://schemas.openxmlformats.org/officeDocument/2006/relationships" xmlns:w="http://schemas.openxmlformats.org/wordprocessingml/2006/main" xmlns:w14="http://schemas.microsoft.com/office/word/2010/wordml" xmlns:w15="http://schemas.microsoft.com/office/word/2012/wordml" xmlns:w16se="http://schemas.microsoft.com/office/word/2015/wordml/symex" mc:Ignorable="w14 w15 w16se">
   <w:docDefaults>
     <w:rPrDefault>
       <w:rPr>
-        <w:rFonts w:asciiTheme="minorHAnsi" w:eastAsiaTheme="minorHAnsi" w:hAnsiTheme="minorHAnsi" w:cstheme="minorBidi"/>
+        <w:rFonts w:asciiTheme="minorHAnsi" w:eastAsiaTheme="minorEastAsia" w:hAnsiTheme="minorHAnsi" w:cstheme="minorBidi"/>
         <w:sz w:val="22"/>
         <w:szCs w:val="22"/>
         <w:lang w:val="fr-FR" w:eastAsia="en-US" w:bidi="he-IL"/>
@@ -409,6 +4769,218 @@
   <w:style w:type="paragraph" w:default="1" w:styleId="Normal">
     <w:name w:val="Normal"/>
     <w:qFormat/>
+    <w:rsid w:val="00A30A5A"/>
+  </w:style>
+  <w:style w:type="paragraph" w:styleId="Titre1">
+    <w:name w:val="heading 1"/>
+    <w:basedOn w:val="Normal"/>
+    <w:next w:val="Normal"/>
+    <w:link w:val="Titre1Car"/>
+    <w:uiPriority w:val="9"/>
+    <w:qFormat/>
+    <w:rsid w:val="00A30A5A"/>
+    <w:pPr>
+      <w:keepNext/>
+      <w:keepLines/>
+      <w:spacing w:before="400" w:after="40" w:line="240" w:lineRule="auto"/>
+      <w:outlineLvl w:val="0"/>
+    </w:pPr>
+    <w:rPr>
+      <w:rFonts w:asciiTheme="majorHAnsi" w:eastAsiaTheme="majorEastAsia" w:hAnsiTheme="majorHAnsi" w:cstheme="majorBidi"/>
+      <w:color w:val="1F4E79" w:themeColor="accent1" w:themeShade="80"/>
+      <w:sz w:val="36"/>
+      <w:szCs w:val="36"/>
+    </w:rPr>
+  </w:style>
+  <w:style w:type="paragraph" w:styleId="Titre2">
+    <w:name w:val="heading 2"/>
+    <w:basedOn w:val="Normal"/>
+    <w:next w:val="Normal"/>
+    <w:link w:val="Titre2Car"/>
+    <w:uiPriority w:val="9"/>
+    <w:unhideWhenUsed/>
+    <w:qFormat/>
+    <w:rsid w:val="00A30A5A"/>
+    <w:pPr>
+      <w:keepNext/>
+      <w:keepLines/>
+      <w:spacing w:before="40" w:after="0" w:line="240" w:lineRule="auto"/>
+      <w:outlineLvl w:val="1"/>
+    </w:pPr>
+    <w:rPr>
+      <w:rFonts w:asciiTheme="majorHAnsi" w:eastAsiaTheme="majorEastAsia" w:hAnsiTheme="majorHAnsi" w:cstheme="majorBidi"/>
+      <w:color w:val="2E74B5" w:themeColor="accent1" w:themeShade="BF"/>
+      <w:sz w:val="32"/>
+      <w:szCs w:val="32"/>
+    </w:rPr>
+  </w:style>
+  <w:style w:type="paragraph" w:styleId="Titre3">
+    <w:name w:val="heading 3"/>
+    <w:basedOn w:val="Normal"/>
+    <w:next w:val="Normal"/>
+    <w:link w:val="Titre3Car"/>
+    <w:uiPriority w:val="9"/>
+    <w:unhideWhenUsed/>
+    <w:qFormat/>
+    <w:rsid w:val="002B76D2"/>
+    <w:pPr>
+      <w:keepNext/>
+      <w:keepLines/>
+      <w:numPr>
+        <w:numId w:val="8"/>
+      </w:numPr>
+      <w:spacing w:before="40" w:after="0" w:line="240" w:lineRule="auto"/>
+      <w:outlineLvl w:val="2"/>
+    </w:pPr>
+    <w:rPr>
+      <w:rFonts w:asciiTheme="majorHAnsi" w:eastAsiaTheme="majorEastAsia" w:hAnsiTheme="majorHAnsi" w:cstheme="majorBidi"/>
+      <w:color w:val="2E74B5" w:themeColor="accent1" w:themeShade="BF"/>
+      <w:sz w:val="28"/>
+      <w:szCs w:val="28"/>
+      <w:lang w:val="en-US"/>
+    </w:rPr>
+  </w:style>
+  <w:style w:type="paragraph" w:styleId="Titre4">
+    <w:name w:val="heading 4"/>
+    <w:basedOn w:val="Normal"/>
+    <w:next w:val="Normal"/>
+    <w:link w:val="Titre4Car"/>
+    <w:uiPriority w:val="9"/>
+    <w:unhideWhenUsed/>
+    <w:qFormat/>
+    <w:rsid w:val="00371A72"/>
+    <w:pPr>
+      <w:keepNext/>
+      <w:keepLines/>
+      <w:numPr>
+        <w:numId w:val="5"/>
+      </w:numPr>
+      <w:spacing w:before="40" w:after="0"/>
+      <w:outlineLvl w:val="3"/>
+    </w:pPr>
+    <w:rPr>
+      <w:rFonts w:asciiTheme="majorHAnsi" w:eastAsiaTheme="majorEastAsia" w:hAnsiTheme="majorHAnsi" w:cstheme="majorBidi"/>
+      <w:color w:val="70AD47" w:themeColor="accent6"/>
+      <w:sz w:val="24"/>
+      <w:szCs w:val="24"/>
+    </w:rPr>
+  </w:style>
+  <w:style w:type="paragraph" w:styleId="Titre5">
+    <w:name w:val="heading 5"/>
+    <w:basedOn w:val="Normal"/>
+    <w:next w:val="Normal"/>
+    <w:link w:val="Titre5Car"/>
+    <w:uiPriority w:val="9"/>
+    <w:semiHidden/>
+    <w:unhideWhenUsed/>
+    <w:qFormat/>
+    <w:rsid w:val="00A30A5A"/>
+    <w:pPr>
+      <w:keepNext/>
+      <w:keepLines/>
+      <w:spacing w:before="40" w:after="0"/>
+      <w:outlineLvl w:val="4"/>
+    </w:pPr>
+    <w:rPr>
+      <w:rFonts w:asciiTheme="majorHAnsi" w:eastAsiaTheme="majorEastAsia" w:hAnsiTheme="majorHAnsi" w:cstheme="majorBidi"/>
+      <w:caps/>
+      <w:color w:val="2E74B5" w:themeColor="accent1" w:themeShade="BF"/>
+    </w:rPr>
+  </w:style>
+  <w:style w:type="paragraph" w:styleId="Titre6">
+    <w:name w:val="heading 6"/>
+    <w:basedOn w:val="Normal"/>
+    <w:next w:val="Normal"/>
+    <w:link w:val="Titre6Car"/>
+    <w:uiPriority w:val="9"/>
+    <w:semiHidden/>
+    <w:unhideWhenUsed/>
+    <w:qFormat/>
+    <w:rsid w:val="00A30A5A"/>
+    <w:pPr>
+      <w:keepNext/>
+      <w:keepLines/>
+      <w:spacing w:before="40" w:after="0"/>
+      <w:outlineLvl w:val="5"/>
+    </w:pPr>
+    <w:rPr>
+      <w:rFonts w:asciiTheme="majorHAnsi" w:eastAsiaTheme="majorEastAsia" w:hAnsiTheme="majorHAnsi" w:cstheme="majorBidi"/>
+      <w:i/>
+      <w:iCs/>
+      <w:caps/>
+      <w:color w:val="1F4E79" w:themeColor="accent1" w:themeShade="80"/>
+    </w:rPr>
+  </w:style>
+  <w:style w:type="paragraph" w:styleId="Titre7">
+    <w:name w:val="heading 7"/>
+    <w:basedOn w:val="Normal"/>
+    <w:next w:val="Normal"/>
+    <w:link w:val="Titre7Car"/>
+    <w:uiPriority w:val="9"/>
+    <w:semiHidden/>
+    <w:unhideWhenUsed/>
+    <w:qFormat/>
+    <w:rsid w:val="00A30A5A"/>
+    <w:pPr>
+      <w:keepNext/>
+      <w:keepLines/>
+      <w:spacing w:before="40" w:after="0"/>
+      <w:outlineLvl w:val="6"/>
+    </w:pPr>
+    <w:rPr>
+      <w:rFonts w:asciiTheme="majorHAnsi" w:eastAsiaTheme="majorEastAsia" w:hAnsiTheme="majorHAnsi" w:cstheme="majorBidi"/>
+      <w:b/>
+      <w:bCs/>
+      <w:color w:val="1F4E79" w:themeColor="accent1" w:themeShade="80"/>
+    </w:rPr>
+  </w:style>
+  <w:style w:type="paragraph" w:styleId="Titre8">
+    <w:name w:val="heading 8"/>
+    <w:basedOn w:val="Normal"/>
+    <w:next w:val="Normal"/>
+    <w:link w:val="Titre8Car"/>
+    <w:uiPriority w:val="9"/>
+    <w:semiHidden/>
+    <w:unhideWhenUsed/>
+    <w:qFormat/>
+    <w:rsid w:val="00A30A5A"/>
+    <w:pPr>
+      <w:keepNext/>
+      <w:keepLines/>
+      <w:spacing w:before="40" w:after="0"/>
+      <w:outlineLvl w:val="7"/>
+    </w:pPr>
+    <w:rPr>
+      <w:rFonts w:asciiTheme="majorHAnsi" w:eastAsiaTheme="majorEastAsia" w:hAnsiTheme="majorHAnsi" w:cstheme="majorBidi"/>
+      <w:b/>
+      <w:bCs/>
+      <w:i/>
+      <w:iCs/>
+      <w:color w:val="1F4E79" w:themeColor="accent1" w:themeShade="80"/>
+    </w:rPr>
+  </w:style>
+  <w:style w:type="paragraph" w:styleId="Titre9">
+    <w:name w:val="heading 9"/>
+    <w:basedOn w:val="Normal"/>
+    <w:next w:val="Normal"/>
+    <w:link w:val="Titre9Car"/>
+    <w:uiPriority w:val="9"/>
+    <w:semiHidden/>
+    <w:unhideWhenUsed/>
+    <w:qFormat/>
+    <w:rsid w:val="00A30A5A"/>
+    <w:pPr>
+      <w:keepNext/>
+      <w:keepLines/>
+      <w:spacing w:before="40" w:after="0"/>
+      <w:outlineLvl w:val="8"/>
+    </w:pPr>
+    <w:rPr>
+      <w:rFonts w:asciiTheme="majorHAnsi" w:eastAsiaTheme="majorEastAsia" w:hAnsiTheme="majorHAnsi" w:cstheme="majorBidi"/>
+      <w:i/>
+      <w:iCs/>
+      <w:color w:val="1F4E79" w:themeColor="accent1" w:themeShade="80"/>
+    </w:rPr>
   </w:style>
   <w:style w:type="character" w:default="1" w:styleId="Policepardfaut">
     <w:name w:val="Default Paragraph Font"/>
@@ -436,6 +5008,533 @@
     <w:uiPriority w:val="99"/>
     <w:semiHidden/>
     <w:unhideWhenUsed/>
+  </w:style>
+  <w:style w:type="character" w:customStyle="1" w:styleId="Titre2Car">
+    <w:name w:val="Titre 2 Car"/>
+    <w:basedOn w:val="Policepardfaut"/>
+    <w:link w:val="Titre2"/>
+    <w:uiPriority w:val="9"/>
+    <w:rsid w:val="00A30A5A"/>
+    <w:rPr>
+      <w:rFonts w:asciiTheme="majorHAnsi" w:eastAsiaTheme="majorEastAsia" w:hAnsiTheme="majorHAnsi" w:cstheme="majorBidi"/>
+      <w:color w:val="2E74B5" w:themeColor="accent1" w:themeShade="BF"/>
+      <w:sz w:val="32"/>
+      <w:szCs w:val="32"/>
+    </w:rPr>
+  </w:style>
+  <w:style w:type="character" w:styleId="Lienhypertexte">
+    <w:name w:val="Hyperlink"/>
+    <w:basedOn w:val="Policepardfaut"/>
+    <w:uiPriority w:val="99"/>
+    <w:unhideWhenUsed/>
+    <w:rsid w:val="003C72AB"/>
+    <w:rPr>
+      <w:color w:val="0563C1" w:themeColor="hyperlink"/>
+      <w:u w:val="single"/>
+    </w:rPr>
+  </w:style>
+  <w:style w:type="character" w:styleId="lev">
+    <w:name w:val="Strong"/>
+    <w:basedOn w:val="Policepardfaut"/>
+    <w:uiPriority w:val="22"/>
+    <w:qFormat/>
+    <w:rsid w:val="00A30A5A"/>
+    <w:rPr>
+      <w:b/>
+      <w:bCs/>
+    </w:rPr>
+  </w:style>
+  <w:style w:type="paragraph" w:styleId="Paragraphedeliste">
+    <w:name w:val="List Paragraph"/>
+    <w:basedOn w:val="Normal"/>
+    <w:uiPriority w:val="34"/>
+    <w:qFormat/>
+    <w:rsid w:val="00A30A5A"/>
+    <w:pPr>
+      <w:ind w:left="720"/>
+      <w:contextualSpacing/>
+    </w:pPr>
+  </w:style>
+  <w:style w:type="character" w:customStyle="1" w:styleId="Titre1Car">
+    <w:name w:val="Titre 1 Car"/>
+    <w:basedOn w:val="Policepardfaut"/>
+    <w:link w:val="Titre1"/>
+    <w:uiPriority w:val="9"/>
+    <w:rsid w:val="00A30A5A"/>
+    <w:rPr>
+      <w:rFonts w:asciiTheme="majorHAnsi" w:eastAsiaTheme="majorEastAsia" w:hAnsiTheme="majorHAnsi" w:cstheme="majorBidi"/>
+      <w:color w:val="1F4E79" w:themeColor="accent1" w:themeShade="80"/>
+      <w:sz w:val="36"/>
+      <w:szCs w:val="36"/>
+    </w:rPr>
+  </w:style>
+  <w:style w:type="character" w:customStyle="1" w:styleId="Titre3Car">
+    <w:name w:val="Titre 3 Car"/>
+    <w:basedOn w:val="Policepardfaut"/>
+    <w:link w:val="Titre3"/>
+    <w:uiPriority w:val="9"/>
+    <w:rsid w:val="002B76D2"/>
+    <w:rPr>
+      <w:rFonts w:asciiTheme="majorHAnsi" w:eastAsiaTheme="majorEastAsia" w:hAnsiTheme="majorHAnsi" w:cstheme="majorBidi"/>
+      <w:color w:val="2E74B5" w:themeColor="accent1" w:themeShade="BF"/>
+      <w:sz w:val="28"/>
+      <w:szCs w:val="28"/>
+      <w:lang w:val="en-US"/>
+    </w:rPr>
+  </w:style>
+  <w:style w:type="character" w:customStyle="1" w:styleId="Titre4Car">
+    <w:name w:val="Titre 4 Car"/>
+    <w:basedOn w:val="Policepardfaut"/>
+    <w:link w:val="Titre4"/>
+    <w:uiPriority w:val="9"/>
+    <w:rsid w:val="00371A72"/>
+    <w:rPr>
+      <w:rFonts w:asciiTheme="majorHAnsi" w:eastAsiaTheme="majorEastAsia" w:hAnsiTheme="majorHAnsi" w:cstheme="majorBidi"/>
+      <w:color w:val="70AD47" w:themeColor="accent6"/>
+      <w:sz w:val="24"/>
+      <w:szCs w:val="24"/>
+    </w:rPr>
+  </w:style>
+  <w:style w:type="character" w:customStyle="1" w:styleId="Titre5Car">
+    <w:name w:val="Titre 5 Car"/>
+    <w:basedOn w:val="Policepardfaut"/>
+    <w:link w:val="Titre5"/>
+    <w:uiPriority w:val="9"/>
+    <w:semiHidden/>
+    <w:rsid w:val="00A30A5A"/>
+    <w:rPr>
+      <w:rFonts w:asciiTheme="majorHAnsi" w:eastAsiaTheme="majorEastAsia" w:hAnsiTheme="majorHAnsi" w:cstheme="majorBidi"/>
+      <w:caps/>
+      <w:color w:val="2E74B5" w:themeColor="accent1" w:themeShade="BF"/>
+    </w:rPr>
+  </w:style>
+  <w:style w:type="character" w:customStyle="1" w:styleId="Titre6Car">
+    <w:name w:val="Titre 6 Car"/>
+    <w:basedOn w:val="Policepardfaut"/>
+    <w:link w:val="Titre6"/>
+    <w:uiPriority w:val="9"/>
+    <w:semiHidden/>
+    <w:rsid w:val="00A30A5A"/>
+    <w:rPr>
+      <w:rFonts w:asciiTheme="majorHAnsi" w:eastAsiaTheme="majorEastAsia" w:hAnsiTheme="majorHAnsi" w:cstheme="majorBidi"/>
+      <w:i/>
+      <w:iCs/>
+      <w:caps/>
+      <w:color w:val="1F4E79" w:themeColor="accent1" w:themeShade="80"/>
+    </w:rPr>
+  </w:style>
+  <w:style w:type="character" w:customStyle="1" w:styleId="Titre7Car">
+    <w:name w:val="Titre 7 Car"/>
+    <w:basedOn w:val="Policepardfaut"/>
+    <w:link w:val="Titre7"/>
+    <w:uiPriority w:val="9"/>
+    <w:semiHidden/>
+    <w:rsid w:val="00A30A5A"/>
+    <w:rPr>
+      <w:rFonts w:asciiTheme="majorHAnsi" w:eastAsiaTheme="majorEastAsia" w:hAnsiTheme="majorHAnsi" w:cstheme="majorBidi"/>
+      <w:b/>
+      <w:bCs/>
+      <w:color w:val="1F4E79" w:themeColor="accent1" w:themeShade="80"/>
+    </w:rPr>
+  </w:style>
+  <w:style w:type="character" w:customStyle="1" w:styleId="Titre8Car">
+    <w:name w:val="Titre 8 Car"/>
+    <w:basedOn w:val="Policepardfaut"/>
+    <w:link w:val="Titre8"/>
+    <w:uiPriority w:val="9"/>
+    <w:semiHidden/>
+    <w:rsid w:val="00A30A5A"/>
+    <w:rPr>
+      <w:rFonts w:asciiTheme="majorHAnsi" w:eastAsiaTheme="majorEastAsia" w:hAnsiTheme="majorHAnsi" w:cstheme="majorBidi"/>
+      <w:b/>
+      <w:bCs/>
+      <w:i/>
+      <w:iCs/>
+      <w:color w:val="1F4E79" w:themeColor="accent1" w:themeShade="80"/>
+    </w:rPr>
+  </w:style>
+  <w:style w:type="character" w:customStyle="1" w:styleId="Titre9Car">
+    <w:name w:val="Titre 9 Car"/>
+    <w:basedOn w:val="Policepardfaut"/>
+    <w:link w:val="Titre9"/>
+    <w:uiPriority w:val="9"/>
+    <w:semiHidden/>
+    <w:rsid w:val="00A30A5A"/>
+    <w:rPr>
+      <w:rFonts w:asciiTheme="majorHAnsi" w:eastAsiaTheme="majorEastAsia" w:hAnsiTheme="majorHAnsi" w:cstheme="majorBidi"/>
+      <w:i/>
+      <w:iCs/>
+      <w:color w:val="1F4E79" w:themeColor="accent1" w:themeShade="80"/>
+    </w:rPr>
+  </w:style>
+  <w:style w:type="paragraph" w:styleId="Lgende">
+    <w:name w:val="caption"/>
+    <w:basedOn w:val="Normal"/>
+    <w:next w:val="Normal"/>
+    <w:uiPriority w:val="35"/>
+    <w:semiHidden/>
+    <w:unhideWhenUsed/>
+    <w:qFormat/>
+    <w:rsid w:val="00A30A5A"/>
+    <w:pPr>
+      <w:spacing w:line="240" w:lineRule="auto"/>
+    </w:pPr>
+    <w:rPr>
+      <w:b/>
+      <w:bCs/>
+      <w:smallCaps/>
+      <w:color w:val="44546A" w:themeColor="text2"/>
+    </w:rPr>
+  </w:style>
+  <w:style w:type="paragraph" w:styleId="Titre">
+    <w:name w:val="Title"/>
+    <w:basedOn w:val="Normal"/>
+    <w:next w:val="Normal"/>
+    <w:link w:val="TitreCar"/>
+    <w:uiPriority w:val="10"/>
+    <w:qFormat/>
+    <w:rsid w:val="00A30A5A"/>
+    <w:pPr>
+      <w:spacing w:after="0" w:line="204" w:lineRule="auto"/>
+      <w:contextualSpacing/>
+      <w:jc w:val="center"/>
+    </w:pPr>
+    <w:rPr>
+      <w:rFonts w:asciiTheme="majorHAnsi" w:eastAsiaTheme="majorEastAsia" w:hAnsiTheme="majorHAnsi" w:cstheme="majorBidi"/>
+      <w:caps/>
+      <w:color w:val="44546A" w:themeColor="text2"/>
+      <w:spacing w:val="-15"/>
+      <w:sz w:val="72"/>
+      <w:szCs w:val="72"/>
+      <w:lang w:val="en-US"/>
+    </w:rPr>
+  </w:style>
+  <w:style w:type="character" w:customStyle="1" w:styleId="TitreCar">
+    <w:name w:val="Titre Car"/>
+    <w:basedOn w:val="Policepardfaut"/>
+    <w:link w:val="Titre"/>
+    <w:uiPriority w:val="10"/>
+    <w:rsid w:val="00A30A5A"/>
+    <w:rPr>
+      <w:rFonts w:asciiTheme="majorHAnsi" w:eastAsiaTheme="majorEastAsia" w:hAnsiTheme="majorHAnsi" w:cstheme="majorBidi"/>
+      <w:caps/>
+      <w:color w:val="44546A" w:themeColor="text2"/>
+      <w:spacing w:val="-15"/>
+      <w:sz w:val="72"/>
+      <w:szCs w:val="72"/>
+      <w:lang w:val="en-US"/>
+    </w:rPr>
+  </w:style>
+  <w:style w:type="paragraph" w:styleId="Sous-titre">
+    <w:name w:val="Subtitle"/>
+    <w:basedOn w:val="Normal"/>
+    <w:next w:val="Normal"/>
+    <w:link w:val="Sous-titreCar"/>
+    <w:uiPriority w:val="11"/>
+    <w:qFormat/>
+    <w:rsid w:val="00A30A5A"/>
+    <w:pPr>
+      <w:numPr>
+        <w:ilvl w:val="1"/>
+      </w:numPr>
+      <w:spacing w:after="240" w:line="240" w:lineRule="auto"/>
+    </w:pPr>
+    <w:rPr>
+      <w:rFonts w:asciiTheme="majorHAnsi" w:eastAsiaTheme="majorEastAsia" w:hAnsiTheme="majorHAnsi" w:cstheme="majorBidi"/>
+      <w:color w:val="5B9BD5" w:themeColor="accent1"/>
+      <w:sz w:val="28"/>
+      <w:szCs w:val="28"/>
+    </w:rPr>
+  </w:style>
+  <w:style w:type="character" w:customStyle="1" w:styleId="Sous-titreCar">
+    <w:name w:val="Sous-titre Car"/>
+    <w:basedOn w:val="Policepardfaut"/>
+    <w:link w:val="Sous-titre"/>
+    <w:uiPriority w:val="11"/>
+    <w:rsid w:val="00A30A5A"/>
+    <w:rPr>
+      <w:rFonts w:asciiTheme="majorHAnsi" w:eastAsiaTheme="majorEastAsia" w:hAnsiTheme="majorHAnsi" w:cstheme="majorBidi"/>
+      <w:color w:val="5B9BD5" w:themeColor="accent1"/>
+      <w:sz w:val="28"/>
+      <w:szCs w:val="28"/>
+    </w:rPr>
+  </w:style>
+  <w:style w:type="character" w:styleId="Accentuation">
+    <w:name w:val="Emphasis"/>
+    <w:basedOn w:val="Policepardfaut"/>
+    <w:uiPriority w:val="20"/>
+    <w:qFormat/>
+    <w:rsid w:val="001A0B2C"/>
+    <w:rPr>
+      <w:i/>
+      <w:iCs/>
+      <w:color w:val="ED7D31" w:themeColor="accent2"/>
+    </w:rPr>
+  </w:style>
+  <w:style w:type="paragraph" w:styleId="Sansinterligne">
+    <w:name w:val="No Spacing"/>
+    <w:uiPriority w:val="1"/>
+    <w:qFormat/>
+    <w:rsid w:val="00A30A5A"/>
+    <w:pPr>
+      <w:spacing w:after="0" w:line="240" w:lineRule="auto"/>
+    </w:pPr>
+  </w:style>
+  <w:style w:type="paragraph" w:styleId="Citation">
+    <w:name w:val="Quote"/>
+    <w:basedOn w:val="Normal"/>
+    <w:next w:val="Normal"/>
+    <w:link w:val="CitationCar"/>
+    <w:uiPriority w:val="29"/>
+    <w:qFormat/>
+    <w:rsid w:val="00A30A5A"/>
+    <w:pPr>
+      <w:spacing w:before="120" w:after="120"/>
+      <w:ind w:left="720"/>
+    </w:pPr>
+    <w:rPr>
+      <w:color w:val="44546A" w:themeColor="text2"/>
+      <w:sz w:val="24"/>
+      <w:szCs w:val="24"/>
+    </w:rPr>
+  </w:style>
+  <w:style w:type="character" w:customStyle="1" w:styleId="CitationCar">
+    <w:name w:val="Citation Car"/>
+    <w:basedOn w:val="Policepardfaut"/>
+    <w:link w:val="Citation"/>
+    <w:uiPriority w:val="29"/>
+    <w:rsid w:val="00A30A5A"/>
+    <w:rPr>
+      <w:color w:val="44546A" w:themeColor="text2"/>
+      <w:sz w:val="24"/>
+      <w:szCs w:val="24"/>
+    </w:rPr>
+  </w:style>
+  <w:style w:type="paragraph" w:styleId="Citationintense">
+    <w:name w:val="Intense Quote"/>
+    <w:basedOn w:val="Normal"/>
+    <w:next w:val="Normal"/>
+    <w:link w:val="CitationintenseCar"/>
+    <w:uiPriority w:val="30"/>
+    <w:qFormat/>
+    <w:rsid w:val="00A30A5A"/>
+    <w:pPr>
+      <w:spacing w:before="100" w:beforeAutospacing="1" w:after="240" w:line="240" w:lineRule="auto"/>
+      <w:ind w:left="720"/>
+      <w:jc w:val="center"/>
+    </w:pPr>
+    <w:rPr>
+      <w:rFonts w:asciiTheme="majorHAnsi" w:eastAsiaTheme="majorEastAsia" w:hAnsiTheme="majorHAnsi" w:cstheme="majorBidi"/>
+      <w:color w:val="44546A" w:themeColor="text2"/>
+      <w:spacing w:val="-6"/>
+      <w:sz w:val="32"/>
+      <w:szCs w:val="32"/>
+    </w:rPr>
+  </w:style>
+  <w:style w:type="character" w:customStyle="1" w:styleId="CitationintenseCar">
+    <w:name w:val="Citation intense Car"/>
+    <w:basedOn w:val="Policepardfaut"/>
+    <w:link w:val="Citationintense"/>
+    <w:uiPriority w:val="30"/>
+    <w:rsid w:val="00A30A5A"/>
+    <w:rPr>
+      <w:rFonts w:asciiTheme="majorHAnsi" w:eastAsiaTheme="majorEastAsia" w:hAnsiTheme="majorHAnsi" w:cstheme="majorBidi"/>
+      <w:color w:val="44546A" w:themeColor="text2"/>
+      <w:spacing w:val="-6"/>
+      <w:sz w:val="32"/>
+      <w:szCs w:val="32"/>
+    </w:rPr>
+  </w:style>
+  <w:style w:type="character" w:styleId="Emphaseple">
+    <w:name w:val="Subtle Emphasis"/>
+    <w:basedOn w:val="Policepardfaut"/>
+    <w:uiPriority w:val="19"/>
+    <w:qFormat/>
+    <w:rsid w:val="00A30A5A"/>
+    <w:rPr>
+      <w:i/>
+      <w:iCs/>
+      <w:color w:val="595959" w:themeColor="text1" w:themeTint="A6"/>
+    </w:rPr>
+  </w:style>
+  <w:style w:type="character" w:styleId="Emphaseintense">
+    <w:name w:val="Intense Emphasis"/>
+    <w:basedOn w:val="Policepardfaut"/>
+    <w:uiPriority w:val="21"/>
+    <w:qFormat/>
+    <w:rsid w:val="00A30A5A"/>
+    <w:rPr>
+      <w:b/>
+      <w:bCs/>
+      <w:i/>
+      <w:iCs/>
+    </w:rPr>
+  </w:style>
+  <w:style w:type="character" w:styleId="Rfrenceple">
+    <w:name w:val="Subtle Reference"/>
+    <w:uiPriority w:val="31"/>
+    <w:qFormat/>
+    <w:rsid w:val="001A0B2C"/>
+    <w:rPr>
+      <w:sz w:val="24"/>
+      <w:szCs w:val="24"/>
+      <w:u w:val="single"/>
+    </w:rPr>
+  </w:style>
+  <w:style w:type="character" w:styleId="Rfrenceintense">
+    <w:name w:val="Intense Reference"/>
+    <w:basedOn w:val="Policepardfaut"/>
+    <w:uiPriority w:val="32"/>
+    <w:qFormat/>
+    <w:rsid w:val="00A30A5A"/>
+    <w:rPr>
+      <w:b/>
+      <w:bCs/>
+      <w:smallCaps/>
+      <w:color w:val="44546A" w:themeColor="text2"/>
+      <w:u w:val="single"/>
+    </w:rPr>
+  </w:style>
+  <w:style w:type="character" w:styleId="Titredulivre">
+    <w:name w:val="Book Title"/>
+    <w:basedOn w:val="Policepardfaut"/>
+    <w:uiPriority w:val="33"/>
+    <w:qFormat/>
+    <w:rsid w:val="00A30A5A"/>
+    <w:rPr>
+      <w:b/>
+      <w:bCs/>
+      <w:smallCaps/>
+      <w:spacing w:val="10"/>
+    </w:rPr>
+  </w:style>
+  <w:style w:type="paragraph" w:styleId="En-ttedetabledesmatires">
+    <w:name w:val="TOC Heading"/>
+    <w:basedOn w:val="Titre1"/>
+    <w:next w:val="Normal"/>
+    <w:uiPriority w:val="39"/>
+    <w:semiHidden/>
+    <w:unhideWhenUsed/>
+    <w:qFormat/>
+    <w:rsid w:val="00A30A5A"/>
+    <w:pPr>
+      <w:outlineLvl w:val="9"/>
+    </w:pPr>
+  </w:style>
+  <w:style w:type="paragraph" w:styleId="NormalWeb">
+    <w:name w:val="Normal (Web)"/>
+    <w:basedOn w:val="Normal"/>
+    <w:uiPriority w:val="99"/>
+    <w:semiHidden/>
+    <w:unhideWhenUsed/>
+    <w:rsid w:val="00C0550C"/>
+    <w:pPr>
+      <w:spacing w:before="100" w:beforeAutospacing="1" w:after="100" w:afterAutospacing="1" w:line="240" w:lineRule="auto"/>
+    </w:pPr>
+    <w:rPr>
+      <w:rFonts w:ascii="Times New Roman" w:eastAsia="Times New Roman" w:hAnsi="Times New Roman" w:cs="Times New Roman"/>
+      <w:sz w:val="24"/>
+      <w:szCs w:val="24"/>
+      <w:lang w:eastAsia="fr-FR"/>
+    </w:rPr>
+  </w:style>
+  <w:style w:type="character" w:styleId="Marquedecommentaire">
+    <w:name w:val="annotation reference"/>
+    <w:basedOn w:val="Policepardfaut"/>
+    <w:uiPriority w:val="99"/>
+    <w:semiHidden/>
+    <w:unhideWhenUsed/>
+    <w:rsid w:val="00C0550C"/>
+    <w:rPr>
+      <w:sz w:val="16"/>
+      <w:szCs w:val="16"/>
+    </w:rPr>
+  </w:style>
+  <w:style w:type="paragraph" w:styleId="Commentaire">
+    <w:name w:val="annotation text"/>
+    <w:basedOn w:val="Normal"/>
+    <w:link w:val="CommentaireCar"/>
+    <w:uiPriority w:val="99"/>
+    <w:semiHidden/>
+    <w:unhideWhenUsed/>
+    <w:rsid w:val="00C0550C"/>
+    <w:pPr>
+      <w:spacing w:line="240" w:lineRule="auto"/>
+    </w:pPr>
+    <w:rPr>
+      <w:sz w:val="20"/>
+      <w:szCs w:val="20"/>
+    </w:rPr>
+  </w:style>
+  <w:style w:type="character" w:customStyle="1" w:styleId="CommentaireCar">
+    <w:name w:val="Commentaire Car"/>
+    <w:basedOn w:val="Policepardfaut"/>
+    <w:link w:val="Commentaire"/>
+    <w:uiPriority w:val="99"/>
+    <w:semiHidden/>
+    <w:rsid w:val="00C0550C"/>
+    <w:rPr>
+      <w:sz w:val="20"/>
+      <w:szCs w:val="20"/>
+    </w:rPr>
+  </w:style>
+  <w:style w:type="paragraph" w:styleId="Objetducommentaire">
+    <w:name w:val="annotation subject"/>
+    <w:basedOn w:val="Commentaire"/>
+    <w:next w:val="Commentaire"/>
+    <w:link w:val="ObjetducommentaireCar"/>
+    <w:uiPriority w:val="99"/>
+    <w:semiHidden/>
+    <w:unhideWhenUsed/>
+    <w:rsid w:val="00C0550C"/>
+    <w:rPr>
+      <w:b/>
+      <w:bCs/>
+    </w:rPr>
+  </w:style>
+  <w:style w:type="character" w:customStyle="1" w:styleId="ObjetducommentaireCar">
+    <w:name w:val="Objet du commentaire Car"/>
+    <w:basedOn w:val="CommentaireCar"/>
+    <w:link w:val="Objetducommentaire"/>
+    <w:uiPriority w:val="99"/>
+    <w:semiHidden/>
+    <w:rsid w:val="00C0550C"/>
+    <w:rPr>
+      <w:b/>
+      <w:bCs/>
+      <w:sz w:val="20"/>
+      <w:szCs w:val="20"/>
+    </w:rPr>
+  </w:style>
+  <w:style w:type="paragraph" w:styleId="Textedebulles">
+    <w:name w:val="Balloon Text"/>
+    <w:basedOn w:val="Normal"/>
+    <w:link w:val="TextedebullesCar"/>
+    <w:uiPriority w:val="99"/>
+    <w:semiHidden/>
+    <w:unhideWhenUsed/>
+    <w:rsid w:val="00C0550C"/>
+    <w:pPr>
+      <w:spacing w:after="0" w:line="240" w:lineRule="auto"/>
+    </w:pPr>
+    <w:rPr>
+      <w:rFonts w:ascii="Segoe UI" w:hAnsi="Segoe UI" w:cs="Segoe UI"/>
+      <w:sz w:val="18"/>
+      <w:szCs w:val="18"/>
+    </w:rPr>
+  </w:style>
+  <w:style w:type="character" w:customStyle="1" w:styleId="TextedebullesCar">
+    <w:name w:val="Texte de bulles Car"/>
+    <w:basedOn w:val="Policepardfaut"/>
+    <w:link w:val="Textedebulles"/>
+    <w:uiPriority w:val="99"/>
+    <w:semiHidden/>
+    <w:rsid w:val="00C0550C"/>
+    <w:rPr>
+      <w:rFonts w:ascii="Segoe UI" w:hAnsi="Segoe UI" w:cs="Segoe UI"/>
+      <w:sz w:val="18"/>
+      <w:szCs w:val="18"/>
+    </w:rPr>
   </w:style>
 </w:styles>
 </file>
